--- a/The Lighthouse of Alexandria Pharos, Another Probable Complete Lightning Protection System.docx
+++ b/The Lighthouse of Alexandria Pharos, Another Probable Complete Lightning Protection System.docx
@@ -173,31 +173,7 @@
           <w:color w:themeColor="dark1" w:val="000000"/>
         </w:rPr>
         <w:tab/>
-        <w:t xml:space="preserve">Farol de Alexandria foi construído pelo Reino Ptolomaico entre 280 e 247 a.C e ficava na egípcia cidade de mesmo nome. </w:t>
-      </w:r>
-      <w:r>
-        <w:rPr>
-          <w:color w:themeColor="dark1" w:val="000000"/>
-        </w:rPr>
-        <w:t>A única das</w:t>
-      </w:r>
-      <w:r>
-        <w:rPr>
-          <w:color w:themeColor="dark1" w:val="000000"/>
-        </w:rPr>
-        <w:t xml:space="preserve"> sete maravilhas do mundo antigo </w:t>
-      </w:r>
-      <w:r>
-        <w:rPr>
-          <w:color w:themeColor="dark1" w:val="000000"/>
-        </w:rPr>
-        <w:t xml:space="preserve">com função prática, </w:t>
-      </w:r>
-      <w:r>
-        <w:rPr>
-          <w:color w:themeColor="dark1" w:val="000000"/>
-        </w:rPr>
-        <w:t>com altura estimada entre 120 e 137 metros e foi por muitos séculos, uma das estruturas mais altas no mundo. Danificado por três terremotos entre os anos de 956 e 1323, tornou-se uma ruína abandonada até que em 1480, deixou de existir.</w:t>
+        <w:t>Farol de Alexandria foi construído pelo Reino Ptolomaico entre 280 e 247 a.C e ficava na egípcia cidade de mesmo nome. A única das sete maravilhas do mundo antigo com função prática, com altura estimada entre 120 e 137 metros e foi por muitos séculos, uma das estruturas mais altas no mundo. Danificado por três terremotos entre os anos de 956 e 1323, tornou-se uma ruína abandonada até que em 1480, deixou de existir.</w:t>
       </w:r>
     </w:p>
     <w:p>
@@ -287,7 +263,7 @@
           <w:numId w:val="0"/>
         </w:numPr>
         <w:bidi w:val="0"/>
-        <w:ind w:hanging="357" w:start="357"/>
+        <w:ind w:hanging="357" w:left="357"/>
         <w:rPr/>
       </w:pPr>
       <w:r>
@@ -297,7 +273,7 @@
     </w:p>
     <w:p>
       <w:pPr>
-        <w:pStyle w:val="Textouser"/>
+        <w:pStyle w:val="Texto"/>
         <w:bidi w:val="0"/>
         <w:rPr>
           <w:lang w:val="pt-BR" w:eastAsia="pt-BR" w:bidi="ar-SA"/>
@@ -312,7 +288,7 @@
     </w:p>
     <w:p>
       <w:pPr>
-        <w:pStyle w:val="Textouser"/>
+        <w:pStyle w:val="Texto"/>
         <w:bidi w:val="0"/>
         <w:rPr>
           <w:lang w:val="pt-BR" w:eastAsia="pt-BR" w:bidi="ar-SA"/>
@@ -325,7 +301,7 @@
     </w:p>
     <w:p>
       <w:pPr>
-        <w:pStyle w:val="Textouser"/>
+        <w:pStyle w:val="Texto"/>
         <w:bidi w:val="0"/>
         <w:rPr>
           <w:lang w:val="pt-BR" w:eastAsia="pt-BR" w:bidi="ar-SA"/>
@@ -333,7 +309,49 @@
       </w:pPr>
       <w:r>
         <w:rPr/>
-        <w:t>O fárol fica localizada na ilha de Pharos, em Alexandria. A torre teria sido construída principalmente com blocos sólidos de calcário que foram calafetados com chumbo.</w:t>
+        <w:t>O farol fica localizada na ilha de Pharos, em Alexandria. A torre teria sido construída principalmente com blocos sólidos de calcário que foram calafetados com chumbo.</w:t>
+      </w:r>
+    </w:p>
+    <w:p>
+      <w:pPr>
+        <w:pStyle w:val="Texto"/>
+        <w:bidi w:val="0"/>
+        <w:ind w:hanging="0" w:left="0"/>
+        <w:rPr>
+          <w:lang w:val="pt-BR" w:eastAsia="pt-BR" w:bidi="ar-SA"/>
+        </w:rPr>
+      </w:pPr>
+      <w:r>
+        <w:rPr/>
+        <w:tab/>
+        <w:t>Nos cantos das varandas e terraços haviam seis estátuas de metal representando Tritão, o deus-mensageiro do mar na mitologia grega. Não é comum mas algumas vezes, Tritão é retratado portando um tridente, esse objeto erguido seria o mais próximo de um captador do tipo Franklin.</w:t>
+      </w:r>
+    </w:p>
+    <w:p>
+      <w:pPr>
+        <w:pStyle w:val="Texto"/>
+        <w:bidi w:val="0"/>
+        <w:rPr>
+          <w:lang w:val="pt-BR" w:eastAsia="pt-BR" w:bidi="ar-SA"/>
+        </w:rPr>
+      </w:pPr>
+      <w:r>
+        <w:rPr/>
+        <w:t>Além disso, o farol era lembrado pela estátua monumental que ficava na sua parte mais alta. Pesquisadores acreditam ser de Poseidom ou Zeus em sua forma de "Salvador" (Soter) . Zeus retratado com cetro e raio além de parecer imponente, teriam pontas que poderiam atrair raios, caso sejam estátuas de metal, assim como os Tritões, não seriam tão danificadas ao serem atingidas por uma descarga elétrica. O ideal mesmo seria uma estátua de Poseidon, já que esse ser mitológico porta um tridente, o que seria bem parecido a um captador do tipo Franklin</w:t>
+      </w:r>
+    </w:p>
+    <w:p>
+      <w:pPr>
+        <w:pStyle w:val="Texto"/>
+        <w:bidi w:val="0"/>
+        <w:rPr>
+          <w:lang w:val="pt-BR" w:eastAsia="pt-BR" w:bidi="ar-SA"/>
+        </w:rPr>
+      </w:pPr>
+      <w:r>
+        <w:rPr>
+          <w:lang w:val="pt-BR" w:eastAsia="pt-BR" w:bidi="ar-SA"/>
+        </w:rPr>
       </w:r>
     </w:p>
     <w:p>
@@ -480,14 +498,639 @@
           <w:sz w:val="24"/>
           <w:szCs w:val="28"/>
         </w:rPr>
+      </w:r>
+    </w:p>
+    <w:p>
+      <w:pPr>
+        <w:pStyle w:val="CEAVITITULODOARTIGO"/>
+        <w:tabs>
+          <w:tab w:val="clear" w:pos="709"/>
+          <w:tab w:val="left" w:pos="993" w:leader="none"/>
+        </w:tabs>
+        <w:bidi w:val="0"/>
+        <w:spacing w:before="0" w:after="240"/>
+        <w:rPr>
+          <w:rFonts w:cs="Arial"/>
+          <w:b w:val="false"/>
+          <w:sz w:val="24"/>
+          <w:szCs w:val="28"/>
+        </w:rPr>
+      </w:pPr>
+      <w:r>
+        <w:rPr>
+          <w:rFonts w:cs="Arial"/>
+          <w:b w:val="false"/>
+          <w:sz w:val="24"/>
+          <w:szCs w:val="28"/>
+        </w:rPr>
+      </w:r>
+    </w:p>
+    <w:p>
+      <w:pPr>
+        <w:pStyle w:val="CEAVITITULODOARTIGO"/>
+        <w:tabs>
+          <w:tab w:val="clear" w:pos="709"/>
+          <w:tab w:val="left" w:pos="993" w:leader="none"/>
+        </w:tabs>
+        <w:bidi w:val="0"/>
+        <w:spacing w:before="0" w:after="240"/>
+        <w:rPr>
+          <w:rFonts w:cs="Arial"/>
+          <w:b w:val="false"/>
+          <w:sz w:val="24"/>
+          <w:szCs w:val="28"/>
+        </w:rPr>
+      </w:pPr>
+      <w:r>
+        <w:rPr>
+          <w:rFonts w:cs="Arial"/>
+          <w:b w:val="false"/>
+          <w:sz w:val="24"/>
+          <w:szCs w:val="28"/>
+        </w:rPr>
+      </w:r>
+    </w:p>
+    <w:p>
+      <w:pPr>
+        <w:pStyle w:val="CEAVITITULODOARTIGO"/>
+        <w:tabs>
+          <w:tab w:val="clear" w:pos="709"/>
+          <w:tab w:val="left" w:pos="993" w:leader="none"/>
+        </w:tabs>
+        <w:bidi w:val="0"/>
+        <w:spacing w:before="0" w:after="240"/>
+        <w:rPr>
+          <w:rFonts w:cs="Arial"/>
+          <w:b w:val="false"/>
+          <w:sz w:val="24"/>
+          <w:szCs w:val="28"/>
+        </w:rPr>
+      </w:pPr>
+      <w:r>
+        <w:rPr>
+          <w:rFonts w:cs="Arial"/>
+          <w:b w:val="false"/>
+          <w:sz w:val="24"/>
+          <w:szCs w:val="28"/>
+        </w:rPr>
+      </w:r>
+    </w:p>
+    <w:p>
+      <w:pPr>
+        <w:pStyle w:val="CEAVITITULODOARTIGO"/>
+        <w:tabs>
+          <w:tab w:val="clear" w:pos="709"/>
+          <w:tab w:val="left" w:pos="993" w:leader="none"/>
+        </w:tabs>
+        <w:bidi w:val="0"/>
+        <w:spacing w:before="0" w:after="240"/>
+        <w:rPr>
+          <w:rFonts w:cs="Arial"/>
+          <w:b w:val="false"/>
+          <w:sz w:val="24"/>
+          <w:szCs w:val="28"/>
+        </w:rPr>
+      </w:pPr>
+      <w:r>
+        <w:rPr>
+          <w:rFonts w:cs="Arial"/>
+          <w:b w:val="false"/>
+          <w:sz w:val="24"/>
+          <w:szCs w:val="28"/>
+        </w:rPr>
+      </w:r>
+    </w:p>
+    <w:p>
+      <w:pPr>
+        <w:pStyle w:val="CEAVITITULODOARTIGO"/>
+        <w:tabs>
+          <w:tab w:val="clear" w:pos="709"/>
+          <w:tab w:val="left" w:pos="993" w:leader="none"/>
+        </w:tabs>
+        <w:bidi w:val="0"/>
+        <w:spacing w:before="0" w:after="240"/>
+        <w:rPr>
+          <w:rFonts w:cs="Arial"/>
+          <w:b w:val="false"/>
+          <w:sz w:val="24"/>
+          <w:szCs w:val="28"/>
+        </w:rPr>
+      </w:pPr>
+      <w:r>
+        <w:rPr>
+          <w:rFonts w:cs="Arial"/>
+          <w:b w:val="false"/>
+          <w:sz w:val="24"/>
+          <w:szCs w:val="28"/>
+        </w:rPr>
+      </w:r>
+    </w:p>
+    <w:p>
+      <w:pPr>
+        <w:pStyle w:val="CEAVITITULODOARTIGO"/>
+        <w:tabs>
+          <w:tab w:val="clear" w:pos="709"/>
+          <w:tab w:val="left" w:pos="993" w:leader="none"/>
+        </w:tabs>
+        <w:bidi w:val="0"/>
+        <w:spacing w:before="0" w:after="240"/>
+        <w:rPr>
+          <w:rFonts w:cs="Arial"/>
+          <w:b w:val="false"/>
+          <w:sz w:val="24"/>
+          <w:szCs w:val="28"/>
+        </w:rPr>
+      </w:pPr>
+      <w:r>
+        <w:rPr>
+          <w:rFonts w:cs="Arial"/>
+          <w:b w:val="false"/>
+          <w:sz w:val="24"/>
+          <w:szCs w:val="28"/>
+        </w:rPr>
+      </w:r>
+    </w:p>
+    <w:p>
+      <w:pPr>
+        <w:pStyle w:val="CEAVITITULODOARTIGO"/>
+        <w:tabs>
+          <w:tab w:val="clear" w:pos="709"/>
+          <w:tab w:val="left" w:pos="993" w:leader="none"/>
+        </w:tabs>
+        <w:bidi w:val="0"/>
+        <w:spacing w:before="0" w:after="240"/>
+        <w:rPr>
+          <w:rFonts w:cs="Arial"/>
+          <w:b w:val="false"/>
+          <w:sz w:val="24"/>
+          <w:szCs w:val="28"/>
+        </w:rPr>
+      </w:pPr>
+      <w:r>
+        <w:rPr>
+          <w:rFonts w:cs="Arial"/>
+          <w:b w:val="false"/>
+          <w:sz w:val="24"/>
+          <w:szCs w:val="28"/>
+        </w:rPr>
+      </w:r>
+    </w:p>
+    <w:p>
+      <w:pPr>
+        <w:pStyle w:val="CEAVITITULODOARTIGO"/>
+        <w:tabs>
+          <w:tab w:val="clear" w:pos="709"/>
+          <w:tab w:val="left" w:pos="993" w:leader="none"/>
+        </w:tabs>
+        <w:bidi w:val="0"/>
+        <w:spacing w:before="0" w:after="240"/>
+        <w:rPr>
+          <w:rFonts w:cs="Arial"/>
+          <w:b w:val="false"/>
+          <w:sz w:val="24"/>
+          <w:szCs w:val="28"/>
+        </w:rPr>
+      </w:pPr>
+      <w:r>
+        <w:rPr>
+          <w:rFonts w:cs="Arial"/>
+          <w:b w:val="false"/>
+          <w:sz w:val="24"/>
+          <w:szCs w:val="28"/>
+        </w:rPr>
+      </w:r>
+    </w:p>
+    <w:p>
+      <w:pPr>
+        <w:pStyle w:val="CEAVITITULODOARTIGO"/>
+        <w:tabs>
+          <w:tab w:val="clear" w:pos="709"/>
+          <w:tab w:val="left" w:pos="993" w:leader="none"/>
+        </w:tabs>
+        <w:bidi w:val="0"/>
+        <w:spacing w:before="0" w:after="240"/>
+        <w:rPr>
+          <w:rFonts w:cs="Arial"/>
+          <w:b w:val="false"/>
+          <w:sz w:val="24"/>
+          <w:szCs w:val="28"/>
+        </w:rPr>
+      </w:pPr>
+      <w:r>
+        <w:rPr>
+          <w:rFonts w:cs="Arial"/>
+          <w:b w:val="false"/>
+          <w:sz w:val="24"/>
+          <w:szCs w:val="28"/>
+        </w:rPr>
+      </w:r>
+    </w:p>
+    <w:p>
+      <w:pPr>
+        <w:pStyle w:val="CEAVITITULODOARTIGO"/>
+        <w:tabs>
+          <w:tab w:val="clear" w:pos="709"/>
+          <w:tab w:val="left" w:pos="993" w:leader="none"/>
+        </w:tabs>
+        <w:bidi w:val="0"/>
+        <w:spacing w:before="0" w:after="240"/>
+        <w:rPr>
+          <w:rFonts w:cs="Arial"/>
+          <w:b w:val="false"/>
+          <w:sz w:val="24"/>
+          <w:szCs w:val="28"/>
+        </w:rPr>
+      </w:pPr>
+      <w:r>
+        <w:rPr>
+          <w:rFonts w:cs="Arial"/>
+          <w:b w:val="false"/>
+          <w:sz w:val="24"/>
+          <w:szCs w:val="28"/>
+        </w:rPr>
+      </w:r>
+    </w:p>
+    <w:p>
+      <w:pPr>
+        <w:pStyle w:val="CEAVITITULODOARTIGO"/>
+        <w:tabs>
+          <w:tab w:val="clear" w:pos="709"/>
+          <w:tab w:val="left" w:pos="993" w:leader="none"/>
+        </w:tabs>
+        <w:bidi w:val="0"/>
+        <w:spacing w:before="0" w:after="240"/>
+        <w:rPr>
+          <w:rFonts w:cs="Arial"/>
+          <w:b w:val="false"/>
+          <w:sz w:val="24"/>
+          <w:szCs w:val="28"/>
+        </w:rPr>
+      </w:pPr>
+      <w:r>
+        <w:rPr>
+          <w:rFonts w:cs="Arial"/>
+          <w:b w:val="false"/>
+          <w:sz w:val="24"/>
+          <w:szCs w:val="28"/>
+        </w:rPr>
+      </w:r>
+    </w:p>
+    <w:p>
+      <w:pPr>
+        <w:pStyle w:val="CEAVITITULODOARTIGO"/>
+        <w:tabs>
+          <w:tab w:val="clear" w:pos="709"/>
+          <w:tab w:val="left" w:pos="993" w:leader="none"/>
+        </w:tabs>
+        <w:bidi w:val="0"/>
+        <w:spacing w:before="0" w:after="240"/>
+        <w:rPr>
+          <w:rFonts w:cs="Arial"/>
+          <w:b w:val="false"/>
+          <w:sz w:val="24"/>
+          <w:szCs w:val="28"/>
+        </w:rPr>
+      </w:pPr>
+      <w:r>
+        <w:rPr>
+          <w:rFonts w:cs="Arial"/>
+          <w:b w:val="false"/>
+          <w:sz w:val="24"/>
+          <w:szCs w:val="28"/>
+        </w:rPr>
+      </w:r>
+    </w:p>
+    <w:p>
+      <w:pPr>
+        <w:pStyle w:val="CEAVITITULODOARTIGO"/>
+        <w:tabs>
+          <w:tab w:val="clear" w:pos="709"/>
+          <w:tab w:val="left" w:pos="993" w:leader="none"/>
+        </w:tabs>
+        <w:bidi w:val="0"/>
+        <w:spacing w:before="0" w:after="240"/>
+        <w:rPr>
+          <w:rFonts w:cs="Arial"/>
+          <w:b w:val="false"/>
+          <w:sz w:val="24"/>
+          <w:szCs w:val="28"/>
+        </w:rPr>
+      </w:pPr>
+      <w:r>
+        <w:rPr>
+          <w:rFonts w:cs="Arial"/>
+          <w:b w:val="false"/>
+          <w:sz w:val="24"/>
+          <w:szCs w:val="28"/>
+        </w:rPr>
+      </w:r>
+    </w:p>
+    <w:p>
+      <w:pPr>
+        <w:pStyle w:val="CEAVITITULODOARTIGO"/>
+        <w:tabs>
+          <w:tab w:val="clear" w:pos="709"/>
+          <w:tab w:val="left" w:pos="993" w:leader="none"/>
+        </w:tabs>
+        <w:bidi w:val="0"/>
+        <w:spacing w:before="0" w:after="240"/>
+        <w:rPr>
+          <w:rFonts w:cs="Arial"/>
+          <w:b w:val="false"/>
+          <w:sz w:val="24"/>
+          <w:szCs w:val="28"/>
+        </w:rPr>
+      </w:pPr>
+      <w:r>
+        <w:rPr>
+          <w:rFonts w:cs="Arial"/>
+          <w:b w:val="false"/>
+          <w:sz w:val="24"/>
+          <w:szCs w:val="28"/>
+        </w:rPr>
+      </w:r>
+    </w:p>
+    <w:p>
+      <w:pPr>
+        <w:pStyle w:val="CEAVITITULODOARTIGO"/>
+        <w:tabs>
+          <w:tab w:val="clear" w:pos="709"/>
+          <w:tab w:val="left" w:pos="993" w:leader="none"/>
+        </w:tabs>
+        <w:bidi w:val="0"/>
+        <w:spacing w:before="0" w:after="240"/>
+        <w:rPr>
+          <w:rFonts w:cs="Arial"/>
+          <w:b w:val="false"/>
+          <w:sz w:val="24"/>
+          <w:szCs w:val="28"/>
+        </w:rPr>
+      </w:pPr>
+      <w:r>
+        <w:rPr>
+          <w:rFonts w:cs="Arial"/>
+          <w:b w:val="false"/>
+          <w:sz w:val="24"/>
+          <w:szCs w:val="28"/>
+        </w:rPr>
+      </w:r>
+    </w:p>
+    <w:p>
+      <w:pPr>
+        <w:pStyle w:val="CEAVITITULODOARTIGO"/>
+        <w:tabs>
+          <w:tab w:val="clear" w:pos="709"/>
+          <w:tab w:val="left" w:pos="993" w:leader="none"/>
+        </w:tabs>
+        <w:bidi w:val="0"/>
+        <w:spacing w:before="0" w:after="240"/>
+        <w:rPr>
+          <w:rFonts w:cs="Arial"/>
+          <w:b w:val="false"/>
+          <w:sz w:val="24"/>
+          <w:szCs w:val="28"/>
+        </w:rPr>
+      </w:pPr>
+      <w:r>
+        <w:rPr>
+          <w:rFonts w:cs="Arial"/>
+          <w:b w:val="false"/>
+          <w:sz w:val="24"/>
+          <w:szCs w:val="28"/>
+        </w:rPr>
+      </w:r>
+    </w:p>
+    <w:p>
+      <w:pPr>
+        <w:pStyle w:val="CEAVITITULODOARTIGO"/>
+        <w:tabs>
+          <w:tab w:val="clear" w:pos="709"/>
+          <w:tab w:val="left" w:pos="993" w:leader="none"/>
+        </w:tabs>
+        <w:bidi w:val="0"/>
+        <w:spacing w:before="0" w:after="240"/>
+        <w:rPr>
+          <w:rFonts w:cs="Arial"/>
+          <w:b w:val="false"/>
+          <w:sz w:val="24"/>
+          <w:szCs w:val="28"/>
+        </w:rPr>
+      </w:pPr>
+      <w:r>
+        <w:rPr>
+          <w:rFonts w:cs="Arial"/>
+          <w:b w:val="false"/>
+          <w:sz w:val="24"/>
+          <w:szCs w:val="28"/>
+        </w:rPr>
+      </w:r>
+    </w:p>
+    <w:p>
+      <w:pPr>
+        <w:pStyle w:val="CEAVITITULODOARTIGO"/>
+        <w:tabs>
+          <w:tab w:val="clear" w:pos="709"/>
+          <w:tab w:val="left" w:pos="993" w:leader="none"/>
+        </w:tabs>
+        <w:bidi w:val="0"/>
+        <w:spacing w:before="0" w:after="240"/>
+        <w:rPr>
+          <w:rFonts w:cs="Arial"/>
+          <w:b w:val="false"/>
+          <w:sz w:val="24"/>
+          <w:szCs w:val="28"/>
+        </w:rPr>
+      </w:pPr>
+      <w:r>
+        <w:rPr>
+          <w:rFonts w:cs="Arial"/>
+          <w:b w:val="false"/>
+          <w:sz w:val="24"/>
+          <w:szCs w:val="28"/>
+        </w:rPr>
+      </w:r>
+    </w:p>
+    <w:p>
+      <w:pPr>
+        <w:pStyle w:val="CEAVITITULODOARTIGO"/>
+        <w:tabs>
+          <w:tab w:val="clear" w:pos="709"/>
+          <w:tab w:val="left" w:pos="993" w:leader="none"/>
+        </w:tabs>
+        <w:bidi w:val="0"/>
+        <w:spacing w:before="0" w:after="240"/>
+        <w:rPr>
+          <w:rFonts w:cs="Arial"/>
+          <w:b w:val="false"/>
+          <w:sz w:val="24"/>
+          <w:szCs w:val="28"/>
+        </w:rPr>
+      </w:pPr>
+      <w:r>
+        <w:rPr>
+          <w:rFonts w:cs="Arial"/>
+          <w:b w:val="false"/>
+          <w:sz w:val="24"/>
+          <w:szCs w:val="28"/>
+        </w:rPr>
+      </w:r>
+    </w:p>
+    <w:p>
+      <w:pPr>
+        <w:pStyle w:val="CEAVITITULODOARTIGO"/>
+        <w:tabs>
+          <w:tab w:val="clear" w:pos="709"/>
+          <w:tab w:val="left" w:pos="993" w:leader="none"/>
+        </w:tabs>
+        <w:bidi w:val="0"/>
+        <w:spacing w:before="0" w:after="240"/>
+        <w:rPr>
+          <w:rFonts w:cs="Arial"/>
+          <w:b w:val="false"/>
+          <w:sz w:val="24"/>
+          <w:szCs w:val="28"/>
+        </w:rPr>
+      </w:pPr>
+      <w:r>
+        <w:rPr>
+          <w:rFonts w:cs="Arial"/>
+          <w:b w:val="false"/>
+          <w:sz w:val="24"/>
+          <w:szCs w:val="28"/>
+        </w:rPr>
+      </w:r>
+    </w:p>
+    <w:p>
+      <w:pPr>
+        <w:pStyle w:val="CEAVITITULODOARTIGO"/>
+        <w:tabs>
+          <w:tab w:val="clear" w:pos="709"/>
+          <w:tab w:val="left" w:pos="993" w:leader="none"/>
+        </w:tabs>
+        <w:bidi w:val="0"/>
+        <w:spacing w:before="0" w:after="240"/>
+        <w:rPr>
+          <w:rFonts w:cs="Arial"/>
+          <w:b w:val="false"/>
+          <w:sz w:val="24"/>
+          <w:szCs w:val="28"/>
+        </w:rPr>
+      </w:pPr>
+      <w:r>
+        <w:rPr>
+          <w:rFonts w:cs="Arial"/>
+          <w:b w:val="false"/>
+          <w:sz w:val="24"/>
+          <w:szCs w:val="28"/>
+        </w:rPr>
+      </w:r>
+    </w:p>
+    <w:p>
+      <w:pPr>
+        <w:pStyle w:val="CEAVITITULODOARTIGO"/>
+        <w:tabs>
+          <w:tab w:val="clear" w:pos="709"/>
+          <w:tab w:val="left" w:pos="993" w:leader="none"/>
+        </w:tabs>
+        <w:bidi w:val="0"/>
+        <w:spacing w:before="0" w:after="240"/>
+        <w:rPr>
+          <w:rFonts w:cs="Arial"/>
+          <w:b w:val="false"/>
+          <w:sz w:val="24"/>
+          <w:szCs w:val="28"/>
+        </w:rPr>
+      </w:pPr>
+      <w:r>
+        <w:rPr>
+          <w:rFonts w:cs="Arial"/>
+          <w:b w:val="false"/>
+          <w:sz w:val="24"/>
+          <w:szCs w:val="28"/>
+        </w:rPr>
+      </w:r>
+    </w:p>
+    <w:p>
+      <w:pPr>
+        <w:pStyle w:val="CEAVITITULODOARTIGO"/>
+        <w:tabs>
+          <w:tab w:val="clear" w:pos="709"/>
+          <w:tab w:val="left" w:pos="993" w:leader="none"/>
+        </w:tabs>
+        <w:bidi w:val="0"/>
+        <w:spacing w:before="0" w:after="240"/>
+        <w:rPr>
+          <w:rFonts w:cs="Arial"/>
+          <w:b w:val="false"/>
+          <w:sz w:val="24"/>
+          <w:szCs w:val="28"/>
+        </w:rPr>
+      </w:pPr>
+      <w:r>
+        <w:rPr>
+          <w:rFonts w:cs="Arial"/>
+          <w:b w:val="false"/>
+          <w:sz w:val="24"/>
+          <w:szCs w:val="28"/>
+        </w:rPr>
+      </w:r>
+    </w:p>
+    <w:p>
+      <w:pPr>
+        <w:pStyle w:val="CEAVITITULODOARTIGO"/>
+        <w:tabs>
+          <w:tab w:val="clear" w:pos="709"/>
+          <w:tab w:val="left" w:pos="993" w:leader="none"/>
+        </w:tabs>
+        <w:bidi w:val="0"/>
+        <w:spacing w:before="0" w:after="240"/>
+        <w:rPr>
+          <w:rFonts w:cs="Arial"/>
+          <w:b w:val="false"/>
+          <w:sz w:val="24"/>
+          <w:szCs w:val="28"/>
+        </w:rPr>
+      </w:pPr>
+      <w:r>
+        <w:rPr>
+          <w:rFonts w:cs="Arial"/>
+          <w:b w:val="false"/>
+          <w:sz w:val="24"/>
+          <w:szCs w:val="28"/>
+        </w:rPr>
+      </w:r>
+    </w:p>
+    <w:p>
+      <w:pPr>
+        <w:pStyle w:val="CEAVITITULODOARTIGO"/>
+        <w:tabs>
+          <w:tab w:val="clear" w:pos="709"/>
+          <w:tab w:val="left" w:pos="993" w:leader="none"/>
+        </w:tabs>
+        <w:bidi w:val="0"/>
+        <w:spacing w:before="0" w:after="240"/>
+        <w:rPr>
+          <w:rFonts w:cs="Arial"/>
+          <w:b w:val="false"/>
+          <w:sz w:val="24"/>
+          <w:szCs w:val="28"/>
+        </w:rPr>
+      </w:pPr>
+      <w:r>
+        <w:rPr>
+          <w:rFonts w:cs="Arial"/>
+          <w:b w:val="false"/>
+          <w:sz w:val="24"/>
+          <w:szCs w:val="28"/>
+        </w:rPr>
         <w:drawing>
           <wp:anchor distT="0" distB="0" distL="0" distR="0" simplePos="0" relativeHeight="2" behindDoc="0" locked="0" layoutInCell="0" allowOverlap="1">
             <wp:simplePos x="0" y="0"/>
             <wp:positionH relativeFrom="column">
-              <wp:align>center</wp:align>
+              <wp:posOffset>0</wp:posOffset>
             </wp:positionH>
             <wp:positionV relativeFrom="paragraph">
-              <wp:posOffset>635</wp:posOffset>
+              <wp:posOffset>-119380</wp:posOffset>
             </wp:positionV>
             <wp:extent cx="6120130" cy="3941445"/>
             <wp:effectExtent l="0" t="0" r="0" b="0"/>
@@ -528,6 +1171,108 @@
         </w:drawing>
       </w:r>
     </w:p>
+    <w:p>
+      <w:pPr>
+        <w:pStyle w:val="CEAVITITULODOARTIGO"/>
+        <w:tabs>
+          <w:tab w:val="clear" w:pos="709"/>
+          <w:tab w:val="left" w:pos="993" w:leader="none"/>
+        </w:tabs>
+        <w:bidi w:val="0"/>
+        <w:spacing w:before="0" w:after="240"/>
+        <w:rPr>
+          <w:rFonts w:cs="Arial"/>
+          <w:b w:val="false"/>
+          <w:sz w:val="24"/>
+          <w:szCs w:val="28"/>
+        </w:rPr>
+      </w:pPr>
+      <w:r>
+        <w:rPr>
+          <w:rFonts w:cs="Arial"/>
+          <w:b w:val="false"/>
+          <w:sz w:val="24"/>
+          <w:szCs w:val="28"/>
+        </w:rPr>
+      </w:r>
+    </w:p>
+    <w:p>
+      <w:pPr>
+        <w:pStyle w:val="CEAVITITULODOARTIGO"/>
+        <w:tabs>
+          <w:tab w:val="clear" w:pos="709"/>
+          <w:tab w:val="left" w:pos="993" w:leader="none"/>
+        </w:tabs>
+        <w:bidi w:val="0"/>
+        <w:spacing w:before="0" w:after="240"/>
+        <w:rPr>
+          <w:rFonts w:cs="Arial"/>
+          <w:b w:val="false"/>
+          <w:sz w:val="24"/>
+          <w:szCs w:val="28"/>
+        </w:rPr>
+      </w:pPr>
+      <w:r>
+        <w:rPr>
+          <w:rFonts w:cs="Arial"/>
+          <w:b w:val="false"/>
+          <w:sz w:val="24"/>
+          <w:szCs w:val="28"/>
+        </w:rPr>
+      </w:r>
+    </w:p>
+    <w:p>
+      <w:pPr>
+        <w:pStyle w:val="CEAVITITULODOARTIGO"/>
+        <w:tabs>
+          <w:tab w:val="clear" w:pos="709"/>
+          <w:tab w:val="left" w:pos="993" w:leader="none"/>
+        </w:tabs>
+        <w:bidi w:val="0"/>
+        <w:spacing w:before="0" w:after="240"/>
+        <w:rPr>
+          <w:rFonts w:cs="Arial"/>
+          <w:b w:val="false"/>
+          <w:sz w:val="24"/>
+          <w:szCs w:val="28"/>
+        </w:rPr>
+      </w:pPr>
+      <w:r>
+        <w:rPr>
+          <w:rFonts w:cs="Arial"/>
+          <w:b w:val="false"/>
+          <w:sz w:val="24"/>
+          <w:szCs w:val="28"/>
+        </w:rPr>
+        <w:t>Estátuas de Tritão</w:t>
+      </w:r>
+    </w:p>
+    <w:p>
+      <w:pPr>
+        <w:pStyle w:val="CEAVITITULODOARTIGO"/>
+        <w:tabs>
+          <w:tab w:val="clear" w:pos="709"/>
+          <w:tab w:val="left" w:pos="993" w:leader="none"/>
+        </w:tabs>
+        <w:bidi w:val="0"/>
+        <w:spacing w:before="0" w:after="240"/>
+        <w:rPr>
+          <w:rFonts w:cs="Arial"/>
+          <w:b w:val="false"/>
+          <w:sz w:val="24"/>
+          <w:szCs w:val="28"/>
+        </w:rPr>
+      </w:pPr>
+      <w:r>
+        <w:rPr>
+          <w:rFonts w:cs="Arial"/>
+          <w:b w:val="false"/>
+          <w:sz w:val="24"/>
+          <w:szCs w:val="28"/>
+        </w:rPr>
+        <w:t>https://www.nationalgeographic.fr/histoire/le-phare-alexandrie-a-brille-pendant-plus-de-mille-ans-avant-de-s-effondrer-merveille-du-monde-antique-nil-egypte#1</w:t>
+      </w:r>
+    </w:p>
     <w:sectPr>
       <w:type w:val="nextPage"/>
       <w:pgSz w:w="11906" w:h="16838"/>
@@ -548,12 +1293,12 @@
       <w:start w:val="1"/>
       <w:numFmt w:val="decimal"/>
       <w:lvlText w:val="%1"/>
-      <w:lvlJc w:val="start"/>
+      <w:lvlJc w:val="left"/>
       <w:pPr>
         <w:tabs>
           <w:tab w:val="num" w:pos="0"/>
         </w:tabs>
-        <w:ind w:start="360" w:hanging="360"/>
+        <w:ind w:left="360" w:hanging="360"/>
       </w:pPr>
       <w:rPr/>
     </w:lvl>
@@ -561,12 +1306,12 @@
       <w:start w:val="1"/>
       <w:numFmt w:val="decimal"/>
       <w:lvlText w:val="%1.%2."/>
-      <w:lvlJc w:val="start"/>
+      <w:lvlJc w:val="left"/>
       <w:pPr>
         <w:tabs>
           <w:tab w:val="num" w:pos="0"/>
         </w:tabs>
-        <w:ind w:start="792" w:hanging="432"/>
+        <w:ind w:left="792" w:hanging="432"/>
       </w:pPr>
       <w:rPr/>
     </w:lvl>
@@ -574,12 +1319,12 @@
       <w:start w:val="1"/>
       <w:numFmt w:val="decimal"/>
       <w:lvlText w:val="%1.%2.%3."/>
-      <w:lvlJc w:val="start"/>
+      <w:lvlJc w:val="left"/>
       <w:pPr>
         <w:tabs>
           <w:tab w:val="num" w:pos="0"/>
         </w:tabs>
-        <w:ind w:start="1224" w:hanging="504"/>
+        <w:ind w:left="1224" w:hanging="504"/>
       </w:pPr>
       <w:rPr/>
     </w:lvl>
@@ -587,12 +1332,12 @@
       <w:start w:val="1"/>
       <w:numFmt w:val="decimal"/>
       <w:lvlText w:val="%1.%2.%3.%4."/>
-      <w:lvlJc w:val="start"/>
+      <w:lvlJc w:val="left"/>
       <w:pPr>
         <w:tabs>
           <w:tab w:val="num" w:pos="0"/>
         </w:tabs>
-        <w:ind w:start="1728" w:hanging="648"/>
+        <w:ind w:left="1728" w:hanging="648"/>
       </w:pPr>
       <w:rPr/>
     </w:lvl>
@@ -600,12 +1345,12 @@
       <w:start w:val="1"/>
       <w:numFmt w:val="decimal"/>
       <w:lvlText w:val="%1.%2.%3.%4.%5."/>
-      <w:lvlJc w:val="start"/>
+      <w:lvlJc w:val="left"/>
       <w:pPr>
         <w:tabs>
           <w:tab w:val="num" w:pos="0"/>
         </w:tabs>
-        <w:ind w:start="2232" w:hanging="792"/>
+        <w:ind w:left="2232" w:hanging="792"/>
       </w:pPr>
       <w:rPr/>
     </w:lvl>
@@ -613,12 +1358,12 @@
       <w:start w:val="1"/>
       <w:numFmt w:val="decimal"/>
       <w:lvlText w:val="%1.%2.%3.%4.%5.%6."/>
-      <w:lvlJc w:val="start"/>
+      <w:lvlJc w:val="left"/>
       <w:pPr>
         <w:tabs>
           <w:tab w:val="num" w:pos="0"/>
         </w:tabs>
-        <w:ind w:start="2736" w:hanging="936"/>
+        <w:ind w:left="2736" w:hanging="936"/>
       </w:pPr>
       <w:rPr/>
     </w:lvl>
@@ -626,12 +1371,12 @@
       <w:start w:val="1"/>
       <w:numFmt w:val="decimal"/>
       <w:lvlText w:val="%1.%2.%3.%4.%5.%6.%7."/>
-      <w:lvlJc w:val="start"/>
+      <w:lvlJc w:val="left"/>
       <w:pPr>
         <w:tabs>
           <w:tab w:val="num" w:pos="0"/>
         </w:tabs>
-        <w:ind w:start="3240" w:hanging="1080"/>
+        <w:ind w:left="3240" w:hanging="1080"/>
       </w:pPr>
       <w:rPr/>
     </w:lvl>
@@ -639,12 +1384,12 @@
       <w:start w:val="1"/>
       <w:numFmt w:val="decimal"/>
       <w:lvlText w:val="%1.%2.%3.%4.%5.%6.%7.%8."/>
-      <w:lvlJc w:val="start"/>
+      <w:lvlJc w:val="left"/>
       <w:pPr>
         <w:tabs>
           <w:tab w:val="num" w:pos="0"/>
         </w:tabs>
-        <w:ind w:start="3744" w:hanging="1224"/>
+        <w:ind w:left="3744" w:hanging="1224"/>
       </w:pPr>
       <w:rPr/>
     </w:lvl>
@@ -652,12 +1397,12 @@
       <w:start w:val="1"/>
       <w:numFmt w:val="decimal"/>
       <w:lvlText w:val="%1.%2.%3.%4.%5.%6.%7.%8.%9."/>
-      <w:lvlJc w:val="start"/>
+      <w:lvlJc w:val="left"/>
       <w:pPr>
         <w:tabs>
           <w:tab w:val="num" w:pos="0"/>
         </w:tabs>
-        <w:ind w:start="4320" w:hanging="1440"/>
+        <w:ind w:left="4320" w:hanging="1440"/>
       </w:pPr>
       <w:rPr/>
     </w:lvl>
@@ -668,12 +1413,12 @@
       <w:numFmt w:val="none"/>
       <w:suff w:val="nothing"/>
       <w:lvlText w:val=""/>
-      <w:lvlJc w:val="start"/>
+      <w:lvlJc w:val="left"/>
       <w:pPr>
         <w:tabs>
           <w:tab w:val="num" w:pos="0"/>
         </w:tabs>
-        <w:ind w:start="0" w:hanging="0"/>
+        <w:ind w:left="0" w:hanging="0"/>
       </w:pPr>
     </w:lvl>
     <w:lvl w:ilvl="1">
@@ -681,12 +1426,12 @@
       <w:numFmt w:val="none"/>
       <w:suff w:val="nothing"/>
       <w:lvlText w:val=""/>
-      <w:lvlJc w:val="start"/>
+      <w:lvlJc w:val="left"/>
       <w:pPr>
         <w:tabs>
           <w:tab w:val="num" w:pos="0"/>
         </w:tabs>
-        <w:ind w:start="0" w:hanging="0"/>
+        <w:ind w:left="0" w:hanging="0"/>
       </w:pPr>
     </w:lvl>
     <w:lvl w:ilvl="2">
@@ -694,12 +1439,12 @@
       <w:numFmt w:val="none"/>
       <w:suff w:val="nothing"/>
       <w:lvlText w:val=""/>
-      <w:lvlJc w:val="start"/>
+      <w:lvlJc w:val="left"/>
       <w:pPr>
         <w:tabs>
           <w:tab w:val="num" w:pos="0"/>
         </w:tabs>
-        <w:ind w:start="0" w:hanging="0"/>
+        <w:ind w:left="0" w:hanging="0"/>
       </w:pPr>
     </w:lvl>
     <w:lvl w:ilvl="3">
@@ -707,12 +1452,12 @@
       <w:numFmt w:val="none"/>
       <w:suff w:val="nothing"/>
       <w:lvlText w:val=""/>
-      <w:lvlJc w:val="start"/>
+      <w:lvlJc w:val="left"/>
       <w:pPr>
         <w:tabs>
           <w:tab w:val="num" w:pos="0"/>
         </w:tabs>
-        <w:ind w:start="0" w:hanging="0"/>
+        <w:ind w:left="0" w:hanging="0"/>
       </w:pPr>
     </w:lvl>
     <w:lvl w:ilvl="4">
@@ -720,12 +1465,12 @@
       <w:numFmt w:val="none"/>
       <w:suff w:val="nothing"/>
       <w:lvlText w:val=""/>
-      <w:lvlJc w:val="start"/>
+      <w:lvlJc w:val="left"/>
       <w:pPr>
         <w:tabs>
           <w:tab w:val="num" w:pos="0"/>
         </w:tabs>
-        <w:ind w:start="0" w:hanging="0"/>
+        <w:ind w:left="0" w:hanging="0"/>
       </w:pPr>
     </w:lvl>
     <w:lvl w:ilvl="5">
@@ -733,12 +1478,12 @@
       <w:numFmt w:val="none"/>
       <w:suff w:val="nothing"/>
       <w:lvlText w:val=""/>
-      <w:lvlJc w:val="start"/>
+      <w:lvlJc w:val="left"/>
       <w:pPr>
         <w:tabs>
           <w:tab w:val="num" w:pos="0"/>
         </w:tabs>
-        <w:ind w:start="0" w:hanging="0"/>
+        <w:ind w:left="0" w:hanging="0"/>
       </w:pPr>
     </w:lvl>
     <w:lvl w:ilvl="6">
@@ -746,12 +1491,12 @@
       <w:numFmt w:val="none"/>
       <w:suff w:val="nothing"/>
       <w:lvlText w:val=""/>
-      <w:lvlJc w:val="start"/>
+      <w:lvlJc w:val="left"/>
       <w:pPr>
         <w:tabs>
           <w:tab w:val="num" w:pos="0"/>
         </w:tabs>
-        <w:ind w:start="0" w:hanging="0"/>
+        <w:ind w:left="0" w:hanging="0"/>
       </w:pPr>
     </w:lvl>
     <w:lvl w:ilvl="7">
@@ -759,12 +1504,12 @@
       <w:numFmt w:val="none"/>
       <w:suff w:val="nothing"/>
       <w:lvlText w:val=""/>
-      <w:lvlJc w:val="start"/>
+      <w:lvlJc w:val="left"/>
       <w:pPr>
         <w:tabs>
           <w:tab w:val="num" w:pos="0"/>
         </w:tabs>
-        <w:ind w:start="0" w:hanging="0"/>
+        <w:ind w:left="0" w:hanging="0"/>
       </w:pPr>
     </w:lvl>
     <w:lvl w:ilvl="8">
@@ -772,12 +1517,12 @@
       <w:numFmt w:val="none"/>
       <w:suff w:val="nothing"/>
       <w:lvlText w:val=""/>
-      <w:lvlJc w:val="start"/>
+      <w:lvlJc w:val="left"/>
       <w:pPr>
         <w:tabs>
           <w:tab w:val="num" w:pos="0"/>
         </w:tabs>
-        <w:ind w:start="0" w:hanging="0"/>
+        <w:ind w:left="0" w:hanging="0"/>
       </w:pPr>
     </w:lvl>
   </w:abstractNum>
@@ -816,7 +1561,7 @@
       <w:suppressAutoHyphens w:val="true"/>
       <w:bidi w:val="0"/>
       <w:spacing w:before="0" w:after="0"/>
-      <w:jc w:val="start"/>
+      <w:jc w:val="left"/>
     </w:pPr>
     <w:rPr>
       <w:rFonts w:ascii="Liberation Serif" w:hAnsi="Liberation Serif" w:eastAsia="NSimSun" w:cs="Arial"/>
@@ -827,11 +1572,17 @@
       <w:lang w:val="pt-BR" w:eastAsia="zh-CN" w:bidi="hi-IN"/>
     </w:rPr>
   </w:style>
+  <w:style w:type="character" w:styleId="Strong">
+    <w:name w:val="Strong"/>
+    <w:rPr>
+      <w:b/>
+      <w:bCs/>
+    </w:rPr>
+  </w:style>
   <w:style w:type="paragraph" w:styleId="Ttulo">
     <w:name w:val="Título"/>
     <w:basedOn w:val="Normal"/>
     <w:next w:val="BodyText"/>
-    <w:qFormat/>
     <w:pPr>
       <w:keepNext w:val="true"/>
       <w:spacing w:before="240" w:after="120"/>
@@ -877,7 +1628,6 @@
   <w:style w:type="paragraph" w:styleId="ndice">
     <w:name w:val="Índice"/>
     <w:basedOn w:val="Normal"/>
-    <w:qFormat/>
     <w:pPr>
       <w:suppressLineNumbers/>
     </w:pPr>
@@ -889,6 +1639,7 @@
     <w:name w:val="Título (user)"/>
     <w:basedOn w:val="Normal"/>
     <w:next w:val="BodyText"/>
+    <w:qFormat/>
     <w:pPr>
       <w:keepNext w:val="true"/>
       <w:spacing w:before="240" w:after="120"/>
@@ -902,6 +1653,7 @@
   <w:style w:type="paragraph" w:styleId="ndiceuser">
     <w:name w:val="Índice (user)"/>
     <w:basedOn w:val="Normal"/>
+    <w:qFormat/>
     <w:pPr>
       <w:suppressLineNumbers/>
     </w:pPr>
@@ -971,8 +1723,8 @@
     </w:pPr>
     <w:rPr/>
   </w:style>
-  <w:style w:type="paragraph" w:styleId="Textouser">
-    <w:name w:val="Texto (user)"/>
+  <w:style w:type="paragraph" w:styleId="Texto">
+    <w:name w:val="Texto"/>
     <w:basedOn w:val="CEAVIPRIMEIROPARAGRAFO"/>
     <w:qFormat/>
     <w:pPr>
@@ -1000,7 +1752,7 @@
         <w:tab w:val="left" w:pos="641" w:leader="none"/>
       </w:tabs>
       <w:spacing w:before="360" w:after="240"/>
-      <w:ind w:hanging="357" w:start="357"/>
+      <w:ind w:hanging="357" w:left="357"/>
       <w:jc w:val="both"/>
     </w:pPr>
     <w:rPr>

--- a/The Lighthouse of Alexandria Pharos, Another Probable Complete Lightning Protection System.docx
+++ b/The Lighthouse of Alexandria Pharos, Another Probable Complete Lightning Protection System.docx
@@ -309,7 +309,20 @@
       </w:pPr>
       <w:r>
         <w:rPr/>
-        <w:t>O farol fica localizada na ilha de Pharos, em Alexandria. A torre teria sido construída principalmente com blocos sólidos de calcário que foram calafetados com chumbo.</w:t>
+        <w:t>O farol ficava localizado na ilha de Pharos, em Alexandria. A torre teria sido construída principalmente com blocos sólidos de calcário que foram calafetados com chumbo.</w:t>
+      </w:r>
+    </w:p>
+    <w:p>
+      <w:pPr>
+        <w:pStyle w:val="Texto"/>
+        <w:bidi w:val="0"/>
+        <w:rPr>
+          <w:lang w:val="pt-BR" w:eastAsia="pt-BR" w:bidi="ar-SA"/>
+        </w:rPr>
+      </w:pPr>
+      <w:r>
+        <w:rPr/>
+        <w:t xml:space="preserve">Com isso temos a descida estrutural e talvez também o aterramento já que parte da </w:t>
       </w:r>
     </w:p>
     <w:p>
@@ -377,6 +390,190 @@
           <w:sz w:val="24"/>
           <w:szCs w:val="28"/>
         </w:rPr>
+      </w:r>
+    </w:p>
+    <w:p>
+      <w:pPr>
+        <w:pStyle w:val="CEAVITITULODESECAO"/>
+        <w:numPr>
+          <w:ilvl w:val="0"/>
+          <w:numId w:val="0"/>
+        </w:numPr>
+        <w:bidi w:val="0"/>
+        <w:ind w:hanging="357" w:left="357"/>
+        <w:rPr/>
+      </w:pPr>
+      <w:r>
+        <w:rPr/>
+        <w:t>Chumbo</w:t>
+      </w:r>
+    </w:p>
+    <w:p>
+      <w:pPr>
+        <w:pStyle w:val="Texto"/>
+        <w:bidi w:val="0"/>
+        <w:rPr>
+          <w:lang w:val="pt-BR" w:eastAsia="pt-BR" w:bidi="ar-SA"/>
+        </w:rPr>
+      </w:pPr>
+      <w:r>
+        <w:rPr/>
+        <w:t xml:space="preserve">O chumbo (do latim plumbum) é um </w:t>
+      </w:r>
+      <w:r>
+        <w:rPr/>
+        <w:t xml:space="preserve">metal </w:t>
+      </w:r>
+      <w:r>
+        <w:rPr/>
+        <w:t xml:space="preserve">que na tabela periódica possui </w:t>
+      </w:r>
+      <w:r>
+        <w:rPr/>
+        <w:t xml:space="preserve">símbolo Pb. Possui densidade 11340 kg/m3, é  macio e maleável e mau condutor de eletricidade já que possui condutividade elétrica de 4,81×10^6 m−1·Ω−1 S/m, para efeito de comparação, o cobre puro possuí </w:t>
+      </w:r>
+      <w:r>
+        <w:rPr>
+          <w:rFonts w:ascii="sans-serif" w:hAnsi="sans-serif"/>
+          <w:b w:val="false"/>
+          <w:i w:val="false"/>
+          <w:caps w:val="false"/>
+          <w:smallCaps w:val="false"/>
+          <w:color w:val="202122"/>
+          <w:spacing w:val="0"/>
+          <w:sz w:val="24"/>
+          <w:shd w:fill="FFFFFF" w:val="clear"/>
+        </w:rPr>
+        <w:t>6,17</w:t>
+      </w:r>
+      <w:r>
+        <w:rPr/>
+        <w:t xml:space="preserve"> </w:t>
+      </w:r>
+      <w:r>
+        <w:rPr/>
+        <w:t>x 10^</w:t>
+      </w:r>
+      <w:r>
+        <w:rPr/>
+        <w:t xml:space="preserve">7, quase 13 vezes mais condutivo. A sua condutividade térmica é de 35,3 W/(m·K), novamente bem mais baixa que o cobre que é de 413 W/m-K. Além disso o chumbo possui </w:t>
+      </w:r>
+      <w:r>
+        <w:rPr/>
+        <w:t>alta resistên</w:t>
+      </w:r>
+      <w:r>
+        <w:rPr/>
+        <w:t>cia</w:t>
+      </w:r>
+      <w:r>
+        <w:rPr/>
+        <w:t xml:space="preserve"> à corrosão </w:t>
+      </w:r>
+      <w:r>
+        <w:rPr/>
+        <w:t>já que há</w:t>
+      </w:r>
+      <w:r>
+        <w:rPr/>
+        <w:t xml:space="preserve"> </w:t>
+      </w:r>
+      <w:r>
+        <w:rPr/>
+        <w:t xml:space="preserve">a </w:t>
+      </w:r>
+      <w:r>
+        <w:rPr/>
+        <w:t xml:space="preserve">formação de uma camada protetora de óxido, carbonato ou sulfato </w:t>
+      </w:r>
+      <w:r>
+        <w:rPr/>
+        <w:t>na superfície</w:t>
+      </w:r>
+      <w:r>
+        <w:rPr/>
+        <w:t xml:space="preserve">, que </w:t>
+      </w:r>
+      <w:r>
+        <w:rPr/>
+        <w:t>funciona</w:t>
+      </w:r>
+      <w:r>
+        <w:rPr/>
+        <w:t xml:space="preserve"> como barreira, retardando ou impedindo reações adicionais com o oxigênio e</w:t>
+      </w:r>
+      <w:r>
+        <w:rPr/>
+        <w:t xml:space="preserve"> outras substâncias corrosivas.</w:t>
+      </w:r>
+    </w:p>
+    <w:p>
+      <w:pPr>
+        <w:pStyle w:val="Texto"/>
+        <w:numPr>
+          <w:ilvl w:val="0"/>
+          <w:numId w:val="0"/>
+        </w:numPr>
+        <w:bidi w:val="0"/>
+        <w:ind w:hanging="0" w:left="720"/>
+        <w:rPr>
+          <w:lang w:val="pt-BR" w:eastAsia="pt-BR" w:bidi="ar-SA"/>
+        </w:rPr>
+      </w:pPr>
+      <w:r>
+        <w:rPr/>
+        <w:t>Para a</w:t>
+      </w:r>
+      <w:r>
+        <w:rPr/>
+        <w:t xml:space="preserve">mbientes Marinhos, </w:t>
+      </w:r>
+      <w:r>
+        <w:rPr/>
+        <w:t>a</w:t>
+      </w:r>
+      <w:r>
+        <w:rPr/>
+        <w:t xml:space="preserve"> </w:t>
+      </w:r>
+      <w:r>
+        <w:rPr/>
+        <w:t xml:space="preserve">formação da </w:t>
+      </w:r>
+      <w:r>
+        <w:rPr/>
+        <w:t>camada de sulfato e cloreto de chumbo prote</w:t>
+      </w:r>
+      <w:r>
+        <w:rPr/>
+        <w:t>ge</w:t>
+      </w:r>
+      <w:r>
+        <w:rPr/>
+        <w:t xml:space="preserve"> </w:t>
+      </w:r>
+      <w:r>
+        <w:rPr/>
+        <w:t>o material de corrosão, e uma prova disso é a sua utilização</w:t>
+      </w:r>
+      <w:r>
+        <w:rPr/>
+        <w:t xml:space="preserve"> como revestimento de cabos submarinos.</w:t>
+      </w:r>
+    </w:p>
+    <w:p>
+      <w:pPr>
+        <w:pStyle w:val="CEAVITITULODESECAO"/>
+        <w:numPr>
+          <w:ilvl w:val="0"/>
+          <w:numId w:val="0"/>
+        </w:numPr>
+        <w:bidi w:val="0"/>
+        <w:ind w:hanging="357" w:left="357"/>
+        <w:rPr/>
+      </w:pPr>
+      <w:r>
+        <w:rPr/>
       </w:r>
     </w:p>
     <w:p>
@@ -1219,6 +1416,58 @@
           <w:sz w:val="24"/>
           <w:szCs w:val="28"/>
         </w:rPr>
+        <w:t>Chumbo ambiente Marinho</w:t>
+      </w:r>
+    </w:p>
+    <w:p>
+      <w:pPr>
+        <w:pStyle w:val="CEAVITITULODOARTIGO"/>
+        <w:tabs>
+          <w:tab w:val="clear" w:pos="709"/>
+          <w:tab w:val="left" w:pos="993" w:leader="none"/>
+        </w:tabs>
+        <w:bidi w:val="0"/>
+        <w:spacing w:before="0" w:after="240"/>
+        <w:rPr>
+          <w:rFonts w:cs="Arial"/>
+          <w:b w:val="false"/>
+          <w:sz w:val="24"/>
+          <w:szCs w:val="28"/>
+        </w:rPr>
+      </w:pPr>
+      <w:r>
+        <w:rPr>
+          <w:rFonts w:cs="Arial"/>
+          <w:b w:val="false"/>
+          <w:sz w:val="24"/>
+          <w:szCs w:val="28"/>
+        </w:rPr>
+        <w:t>https://www.taylorfrancis.com/chapters/mono/10.1201/9781351259910-16/corrosion-resistance-lead-david-talbot-james-talbot?context=ubx&amp;refId=20b0a003-861f-4743-abef-725c898de394</w:t>
+      </w:r>
+    </w:p>
+    <w:p>
+      <w:pPr>
+        <w:pStyle w:val="CEAVITITULODOARTIGO"/>
+        <w:tabs>
+          <w:tab w:val="clear" w:pos="709"/>
+          <w:tab w:val="left" w:pos="993" w:leader="none"/>
+        </w:tabs>
+        <w:bidi w:val="0"/>
+        <w:spacing w:before="0" w:after="240"/>
+        <w:rPr>
+          <w:rFonts w:cs="Arial"/>
+          <w:b w:val="false"/>
+          <w:sz w:val="24"/>
+          <w:szCs w:val="28"/>
+        </w:rPr>
+      </w:pPr>
+      <w:r>
+        <w:rPr>
+          <w:rFonts w:cs="Arial"/>
+          <w:b w:val="false"/>
+          <w:sz w:val="24"/>
+          <w:szCs w:val="28"/>
+        </w:rPr>
       </w:r>
     </w:p>
     <w:p>
@@ -1410,6 +1659,125 @@
   <w:abstractNum w:abstractNumId="2">
     <w:lvl w:ilvl="0">
       <w:start w:val="1"/>
+      <w:numFmt w:val="decimal"/>
+      <w:lvlText w:val="%1."/>
+      <w:lvlJc w:val="left"/>
+      <w:pPr>
+        <w:tabs>
+          <w:tab w:val="num" w:pos="720"/>
+        </w:tabs>
+        <w:ind w:left="720" w:hanging="360"/>
+      </w:pPr>
+      <w:rPr/>
+    </w:lvl>
+    <w:lvl w:ilvl="1">
+      <w:start w:val="1"/>
+      <w:numFmt w:val="decimal"/>
+      <w:lvlText w:val="%2."/>
+      <w:lvlJc w:val="left"/>
+      <w:pPr>
+        <w:tabs>
+          <w:tab w:val="num" w:pos="1080"/>
+        </w:tabs>
+        <w:ind w:left="1080" w:hanging="360"/>
+      </w:pPr>
+      <w:rPr/>
+    </w:lvl>
+    <w:lvl w:ilvl="2">
+      <w:start w:val="1"/>
+      <w:numFmt w:val="decimal"/>
+      <w:lvlText w:val="%3."/>
+      <w:lvlJc w:val="left"/>
+      <w:pPr>
+        <w:tabs>
+          <w:tab w:val="num" w:pos="1440"/>
+        </w:tabs>
+        <w:ind w:left="1440" w:hanging="360"/>
+      </w:pPr>
+      <w:rPr/>
+    </w:lvl>
+    <w:lvl w:ilvl="3">
+      <w:start w:val="1"/>
+      <w:numFmt w:val="decimal"/>
+      <w:lvlText w:val="%4."/>
+      <w:lvlJc w:val="left"/>
+      <w:pPr>
+        <w:tabs>
+          <w:tab w:val="num" w:pos="1800"/>
+        </w:tabs>
+        <w:ind w:left="1800" w:hanging="360"/>
+      </w:pPr>
+      <w:rPr/>
+    </w:lvl>
+    <w:lvl w:ilvl="4">
+      <w:start w:val="1"/>
+      <w:numFmt w:val="decimal"/>
+      <w:lvlText w:val="%5."/>
+      <w:lvlJc w:val="left"/>
+      <w:pPr>
+        <w:tabs>
+          <w:tab w:val="num" w:pos="2160"/>
+        </w:tabs>
+        <w:ind w:left="2160" w:hanging="360"/>
+      </w:pPr>
+      <w:rPr/>
+    </w:lvl>
+    <w:lvl w:ilvl="5">
+      <w:start w:val="1"/>
+      <w:numFmt w:val="decimal"/>
+      <w:lvlText w:val="%6."/>
+      <w:lvlJc w:val="left"/>
+      <w:pPr>
+        <w:tabs>
+          <w:tab w:val="num" w:pos="2520"/>
+        </w:tabs>
+        <w:ind w:left="2520" w:hanging="360"/>
+      </w:pPr>
+      <w:rPr/>
+    </w:lvl>
+    <w:lvl w:ilvl="6">
+      <w:start w:val="1"/>
+      <w:numFmt w:val="decimal"/>
+      <w:lvlText w:val="%7."/>
+      <w:lvlJc w:val="left"/>
+      <w:pPr>
+        <w:tabs>
+          <w:tab w:val="num" w:pos="2880"/>
+        </w:tabs>
+        <w:ind w:left="2880" w:hanging="360"/>
+      </w:pPr>
+      <w:rPr/>
+    </w:lvl>
+    <w:lvl w:ilvl="7">
+      <w:start w:val="1"/>
+      <w:numFmt w:val="decimal"/>
+      <w:lvlText w:val="%8."/>
+      <w:lvlJc w:val="left"/>
+      <w:pPr>
+        <w:tabs>
+          <w:tab w:val="num" w:pos="3240"/>
+        </w:tabs>
+        <w:ind w:left="3240" w:hanging="360"/>
+      </w:pPr>
+      <w:rPr/>
+    </w:lvl>
+    <w:lvl w:ilvl="8">
+      <w:start w:val="1"/>
+      <w:numFmt w:val="decimal"/>
+      <w:lvlText w:val="%9."/>
+      <w:lvlJc w:val="left"/>
+      <w:pPr>
+        <w:tabs>
+          <w:tab w:val="num" w:pos="3600"/>
+        </w:tabs>
+        <w:ind w:left="3600" w:hanging="360"/>
+      </w:pPr>
+      <w:rPr/>
+    </w:lvl>
+  </w:abstractNum>
+  <w:abstractNum w:abstractNumId="3">
+    <w:lvl w:ilvl="0">
+      <w:start w:val="1"/>
       <w:numFmt w:val="none"/>
       <w:suff w:val="nothing"/>
       <w:lvlText w:val=""/>
@@ -1531,6 +1899,9 @@
   </w:num>
   <w:num w:numId="2">
     <w:abstractNumId w:val="2"/>
+  </w:num>
+  <w:num w:numId="3">
+    <w:abstractNumId w:val="3"/>
   </w:num>
 </w:numbering>
 </file>
@@ -1578,6 +1949,17 @@
       <w:b/>
       <w:bCs/>
     </w:rPr>
+  </w:style>
+  <w:style w:type="character" w:styleId="Hyperlink">
+    <w:name w:val="Hyperlink"/>
+    <w:rPr>
+      <w:color w:val="000080"/>
+      <w:u w:val="single"/>
+    </w:rPr>
+  </w:style>
+  <w:style w:type="character" w:styleId="Smbolosdenumerao">
+    <w:name w:val="Símbolos de numeração"/>
+    <w:rPr/>
   </w:style>
   <w:style w:type="paragraph" w:styleId="Ttulo">
     <w:name w:val="Título"/>

--- a/The Lighthouse of Alexandria Pharos, Another Probable Complete Lightning Protection System.docx
+++ b/The Lighthouse of Alexandria Pharos, Another Probable Complete Lightning Protection System.docx
@@ -273,7 +273,7 @@
     </w:p>
     <w:p>
       <w:pPr>
-        <w:pStyle w:val="Texto"/>
+        <w:pStyle w:val="Textouser"/>
         <w:bidi w:val="0"/>
         <w:rPr>
           <w:lang w:val="pt-BR" w:eastAsia="pt-BR" w:bidi="ar-SA"/>
@@ -288,7 +288,7 @@
     </w:p>
     <w:p>
       <w:pPr>
-        <w:pStyle w:val="Texto"/>
+        <w:pStyle w:val="Textouser"/>
         <w:bidi w:val="0"/>
         <w:rPr>
           <w:lang w:val="pt-BR" w:eastAsia="pt-BR" w:bidi="ar-SA"/>
@@ -301,7 +301,7 @@
     </w:p>
     <w:p>
       <w:pPr>
-        <w:pStyle w:val="Texto"/>
+        <w:pStyle w:val="Textouser"/>
         <w:bidi w:val="0"/>
         <w:rPr>
           <w:lang w:val="pt-BR" w:eastAsia="pt-BR" w:bidi="ar-SA"/>
@@ -309,12 +309,20 @@
       </w:pPr>
       <w:r>
         <w:rPr/>
-        <w:t>O farol ficava localizado na ilha de Pharos, em Alexandria. A torre teria sido construída principalmente com blocos sólidos de calcário que foram calafetados com chumbo.</w:t>
-      </w:r>
-    </w:p>
-    <w:p>
-      <w:pPr>
-        <w:pStyle w:val="Texto"/>
+        <w:t xml:space="preserve">O farol ficava localizado na ilha de Pharos, em Alexandria. A torre teria sido construída principalmente com blocos sólidos, </w:t>
+      </w:r>
+      <w:r>
+        <w:rPr/>
+        <w:t>provavelmente</w:t>
+      </w:r>
+      <w:r>
+        <w:rPr/>
+        <w:t xml:space="preserve"> de calcário, que foram calafetados com chumbo.</w:t>
+      </w:r>
+    </w:p>
+    <w:p>
+      <w:pPr>
+        <w:pStyle w:val="Textouser"/>
         <w:bidi w:val="0"/>
         <w:rPr>
           <w:lang w:val="pt-BR" w:eastAsia="pt-BR" w:bidi="ar-SA"/>
@@ -327,7 +335,7 @@
     </w:p>
     <w:p>
       <w:pPr>
-        <w:pStyle w:val="Texto"/>
+        <w:pStyle w:val="Textouser"/>
         <w:bidi w:val="0"/>
         <w:ind w:hanging="0" w:left="0"/>
         <w:rPr>
@@ -342,7 +350,7 @@
     </w:p>
     <w:p>
       <w:pPr>
-        <w:pStyle w:val="Texto"/>
+        <w:pStyle w:val="Textouser"/>
         <w:bidi w:val="0"/>
         <w:rPr>
           <w:lang w:val="pt-BR" w:eastAsia="pt-BR" w:bidi="ar-SA"/>
@@ -355,7 +363,7 @@
     </w:p>
     <w:p>
       <w:pPr>
-        <w:pStyle w:val="Texto"/>
+        <w:pStyle w:val="Textouser"/>
         <w:bidi w:val="0"/>
         <w:rPr>
           <w:lang w:val="pt-BR" w:eastAsia="pt-BR" w:bidi="ar-SA"/>
@@ -410,7 +418,7 @@
     </w:p>
     <w:p>
       <w:pPr>
-        <w:pStyle w:val="Texto"/>
+        <w:pStyle w:val="Textouser"/>
         <w:bidi w:val="0"/>
         <w:rPr>
           <w:lang w:val="pt-BR" w:eastAsia="pt-BR" w:bidi="ar-SA"/>
@@ -418,19 +426,7 @@
       </w:pPr>
       <w:r>
         <w:rPr/>
-        <w:t xml:space="preserve">O chumbo (do latim plumbum) é um </w:t>
-      </w:r>
-      <w:r>
-        <w:rPr/>
-        <w:t xml:space="preserve">metal </w:t>
-      </w:r>
-      <w:r>
-        <w:rPr/>
-        <w:t xml:space="preserve">que na tabela periódica possui </w:t>
-      </w:r>
-      <w:r>
-        <w:rPr/>
-        <w:t xml:space="preserve">símbolo Pb. Possui densidade 11340 kg/m3, é  macio e maleável e mau condutor de eletricidade já que possui condutividade elétrica de 4,81×10^6 m−1·Ω−1 S/m, para efeito de comparação, o cobre puro possuí </w:t>
+        <w:t xml:space="preserve">O chumbo (do latim plumbum) é um metal que na tabela periódica possui símbolo Pb. Possui densidade 11340 kg/m3, é  macio e maleável e mau condutor de eletricidade já que possui condutividade elétrica de 4,81×10^6 m−1·Ω−1 S/m, para efeito de comparação, o cobre puro possuí </w:t>
       </w:r>
       <w:r>
         <w:rPr>
@@ -448,68 +444,12 @@
       </w:r>
       <w:r>
         <w:rPr/>
-        <w:t xml:space="preserve"> </w:t>
-      </w:r>
-      <w:r>
-        <w:rPr/>
-        <w:t>x 10^</w:t>
-      </w:r>
-      <w:r>
-        <w:rPr/>
-        <w:t xml:space="preserve">7, quase 13 vezes mais condutivo. A sua condutividade térmica é de 35,3 W/(m·K), novamente bem mais baixa que o cobre que é de 413 W/m-K. Além disso o chumbo possui </w:t>
-      </w:r>
-      <w:r>
-        <w:rPr/>
-        <w:t>alta resistên</w:t>
-      </w:r>
-      <w:r>
-        <w:rPr/>
-        <w:t>cia</w:t>
-      </w:r>
-      <w:r>
-        <w:rPr/>
-        <w:t xml:space="preserve"> à corrosão </w:t>
-      </w:r>
-      <w:r>
-        <w:rPr/>
-        <w:t>já que há</w:t>
-      </w:r>
-      <w:r>
-        <w:rPr/>
-        <w:t xml:space="preserve"> </w:t>
-      </w:r>
-      <w:r>
-        <w:rPr/>
-        <w:t xml:space="preserve">a </w:t>
-      </w:r>
-      <w:r>
-        <w:rPr/>
-        <w:t xml:space="preserve">formação de uma camada protetora de óxido, carbonato ou sulfato </w:t>
-      </w:r>
-      <w:r>
-        <w:rPr/>
-        <w:t>na superfície</w:t>
-      </w:r>
-      <w:r>
-        <w:rPr/>
-        <w:t xml:space="preserve">, que </w:t>
-      </w:r>
-      <w:r>
-        <w:rPr/>
-        <w:t>funciona</w:t>
-      </w:r>
-      <w:r>
-        <w:rPr/>
-        <w:t xml:space="preserve"> como barreira, retardando ou impedindo reações adicionais com o oxigênio e</w:t>
-      </w:r>
-      <w:r>
-        <w:rPr/>
-        <w:t xml:space="preserve"> outras substâncias corrosivas.</w:t>
-      </w:r>
-    </w:p>
-    <w:p>
-      <w:pPr>
-        <w:pStyle w:val="Texto"/>
+        <w:t xml:space="preserve"> x 10^7, quase 13 vezes mais condutivo. A sua condutividade térmica é de 35,3 W/(m·K), novamente bem mais baixa que o cobre que é de 413 W/m-K. Além disso o chumbo possui alta resistência à corrosão já que há a formação de uma camada protetora de óxido, carbonato ou sulfato na superfície, que funciona como barreira, retardando ou impedindo reações adicionais com o oxigênio e outras substâncias corrosivas.Para ambientes Marinhos, a formação da camada de sulfato e cloreto de chumbo protege o material de corrosão, e uma prova disso é a sua utilização como revestimento de cabos submarinos. </w:t>
+      </w:r>
+    </w:p>
+    <w:p>
+      <w:pPr>
+        <w:pStyle w:val="Textouser"/>
         <w:numPr>
           <w:ilvl w:val="0"/>
           <w:numId w:val="0"/>
@@ -521,44 +461,22 @@
         </w:rPr>
       </w:pPr>
       <w:r>
-        <w:rPr/>
-        <w:t>Para a</w:t>
-      </w:r>
-      <w:r>
-        <w:rPr/>
-        <w:t xml:space="preserve">mbientes Marinhos, </w:t>
-      </w:r>
-      <w:r>
-        <w:rPr/>
-        <w:t>a</w:t>
-      </w:r>
-      <w:r>
-        <w:rPr/>
-        <w:t xml:space="preserve"> </w:t>
-      </w:r>
-      <w:r>
-        <w:rPr/>
-        <w:t xml:space="preserve">formação da </w:t>
-      </w:r>
-      <w:r>
-        <w:rPr/>
-        <w:t>camada de sulfato e cloreto de chumbo prote</w:t>
-      </w:r>
-      <w:r>
-        <w:rPr/>
-        <w:t>ge</w:t>
-      </w:r>
-      <w:r>
-        <w:rPr/>
-        <w:t xml:space="preserve"> </w:t>
-      </w:r>
-      <w:r>
-        <w:rPr/>
-        <w:t>o material de corrosão, e uma prova disso é a sua utilização</w:t>
-      </w:r>
-      <w:r>
-        <w:rPr/>
-        <w:t xml:space="preserve"> como revestimento de cabos submarinos.</w:t>
+        <w:rPr>
+          <w:lang w:val="pt-BR" w:eastAsia="pt-BR" w:bidi="ar-SA"/>
+        </w:rPr>
+        <w:t xml:space="preserve">Com todas essas características, percebe-se que o chumbo é ideal para a utilização no Pharos já que adiciona maior resistência a terremotos à estrutura, permite guiar qualquer descarga para o solo ou as águas, dependendo da configuração da sua base, </w:t>
+      </w:r>
+      <w:r>
+        <w:rPr>
+          <w:lang w:val="pt-BR" w:eastAsia="pt-BR" w:bidi="ar-SA"/>
+        </w:rPr>
+        <w:t xml:space="preserve">além de resistir as ondas, melhor que os materiais disponíveis na época. Todavia, o chumbo pode se fundir ao receber uma descarga atmosférica, resultando em danos a edificação, isso explica as estátuas de bronze no topo da edificação e </w:t>
+      </w:r>
+      <w:r>
+        <w:rPr>
+          <w:lang w:val="pt-BR" w:eastAsia="pt-BR" w:bidi="ar-SA"/>
+        </w:rPr>
+        <w:t>nas laterais dos terraços, elas seriam os captadores e o bronze contido entre os blocos seria a descida natural.</w:t>
       </w:r>
     </w:p>
     <w:p>
@@ -1659,125 +1577,6 @@
   <w:abstractNum w:abstractNumId="2">
     <w:lvl w:ilvl="0">
       <w:start w:val="1"/>
-      <w:numFmt w:val="decimal"/>
-      <w:lvlText w:val="%1."/>
-      <w:lvlJc w:val="left"/>
-      <w:pPr>
-        <w:tabs>
-          <w:tab w:val="num" w:pos="720"/>
-        </w:tabs>
-        <w:ind w:left="720" w:hanging="360"/>
-      </w:pPr>
-      <w:rPr/>
-    </w:lvl>
-    <w:lvl w:ilvl="1">
-      <w:start w:val="1"/>
-      <w:numFmt w:val="decimal"/>
-      <w:lvlText w:val="%2."/>
-      <w:lvlJc w:val="left"/>
-      <w:pPr>
-        <w:tabs>
-          <w:tab w:val="num" w:pos="1080"/>
-        </w:tabs>
-        <w:ind w:left="1080" w:hanging="360"/>
-      </w:pPr>
-      <w:rPr/>
-    </w:lvl>
-    <w:lvl w:ilvl="2">
-      <w:start w:val="1"/>
-      <w:numFmt w:val="decimal"/>
-      <w:lvlText w:val="%3."/>
-      <w:lvlJc w:val="left"/>
-      <w:pPr>
-        <w:tabs>
-          <w:tab w:val="num" w:pos="1440"/>
-        </w:tabs>
-        <w:ind w:left="1440" w:hanging="360"/>
-      </w:pPr>
-      <w:rPr/>
-    </w:lvl>
-    <w:lvl w:ilvl="3">
-      <w:start w:val="1"/>
-      <w:numFmt w:val="decimal"/>
-      <w:lvlText w:val="%4."/>
-      <w:lvlJc w:val="left"/>
-      <w:pPr>
-        <w:tabs>
-          <w:tab w:val="num" w:pos="1800"/>
-        </w:tabs>
-        <w:ind w:left="1800" w:hanging="360"/>
-      </w:pPr>
-      <w:rPr/>
-    </w:lvl>
-    <w:lvl w:ilvl="4">
-      <w:start w:val="1"/>
-      <w:numFmt w:val="decimal"/>
-      <w:lvlText w:val="%5."/>
-      <w:lvlJc w:val="left"/>
-      <w:pPr>
-        <w:tabs>
-          <w:tab w:val="num" w:pos="2160"/>
-        </w:tabs>
-        <w:ind w:left="2160" w:hanging="360"/>
-      </w:pPr>
-      <w:rPr/>
-    </w:lvl>
-    <w:lvl w:ilvl="5">
-      <w:start w:val="1"/>
-      <w:numFmt w:val="decimal"/>
-      <w:lvlText w:val="%6."/>
-      <w:lvlJc w:val="left"/>
-      <w:pPr>
-        <w:tabs>
-          <w:tab w:val="num" w:pos="2520"/>
-        </w:tabs>
-        <w:ind w:left="2520" w:hanging="360"/>
-      </w:pPr>
-      <w:rPr/>
-    </w:lvl>
-    <w:lvl w:ilvl="6">
-      <w:start w:val="1"/>
-      <w:numFmt w:val="decimal"/>
-      <w:lvlText w:val="%7."/>
-      <w:lvlJc w:val="left"/>
-      <w:pPr>
-        <w:tabs>
-          <w:tab w:val="num" w:pos="2880"/>
-        </w:tabs>
-        <w:ind w:left="2880" w:hanging="360"/>
-      </w:pPr>
-      <w:rPr/>
-    </w:lvl>
-    <w:lvl w:ilvl="7">
-      <w:start w:val="1"/>
-      <w:numFmt w:val="decimal"/>
-      <w:lvlText w:val="%8."/>
-      <w:lvlJc w:val="left"/>
-      <w:pPr>
-        <w:tabs>
-          <w:tab w:val="num" w:pos="3240"/>
-        </w:tabs>
-        <w:ind w:left="3240" w:hanging="360"/>
-      </w:pPr>
-      <w:rPr/>
-    </w:lvl>
-    <w:lvl w:ilvl="8">
-      <w:start w:val="1"/>
-      <w:numFmt w:val="decimal"/>
-      <w:lvlText w:val="%9."/>
-      <w:lvlJc w:val="left"/>
-      <w:pPr>
-        <w:tabs>
-          <w:tab w:val="num" w:pos="3600"/>
-        </w:tabs>
-        <w:ind w:left="3600" w:hanging="360"/>
-      </w:pPr>
-      <w:rPr/>
-    </w:lvl>
-  </w:abstractNum>
-  <w:abstractNum w:abstractNumId="3">
-    <w:lvl w:ilvl="0">
-      <w:start w:val="1"/>
       <w:numFmt w:val="none"/>
       <w:suff w:val="nothing"/>
       <w:lvlText w:val=""/>
@@ -1899,9 +1698,6 @@
   </w:num>
   <w:num w:numId="2">
     <w:abstractNumId w:val="2"/>
-  </w:num>
-  <w:num w:numId="3">
-    <w:abstractNumId w:val="3"/>
   </w:num>
 </w:numbering>
 </file>
@@ -1957,14 +1753,15 @@
       <w:u w:val="single"/>
     </w:rPr>
   </w:style>
-  <w:style w:type="character" w:styleId="Smbolosdenumerao">
-    <w:name w:val="Símbolos de numeração"/>
+  <w:style w:type="character" w:styleId="Smbolosdenumeraouser">
+    <w:name w:val="Símbolos de numeração (user)"/>
     <w:rPr/>
   </w:style>
   <w:style w:type="paragraph" w:styleId="Ttulo">
     <w:name w:val="Título"/>
     <w:basedOn w:val="Normal"/>
     <w:next w:val="BodyText"/>
+    <w:qFormat/>
     <w:pPr>
       <w:keepNext w:val="true"/>
       <w:spacing w:before="240" w:after="120"/>
@@ -2010,6 +1807,7 @@
   <w:style w:type="paragraph" w:styleId="ndice">
     <w:name w:val="Índice"/>
     <w:basedOn w:val="Normal"/>
+    <w:qFormat/>
     <w:pPr>
       <w:suppressLineNumbers/>
     </w:pPr>
@@ -2021,7 +1819,6 @@
     <w:name w:val="Título (user)"/>
     <w:basedOn w:val="Normal"/>
     <w:next w:val="BodyText"/>
-    <w:qFormat/>
     <w:pPr>
       <w:keepNext w:val="true"/>
       <w:spacing w:before="240" w:after="120"/>
@@ -2035,7 +1832,6 @@
   <w:style w:type="paragraph" w:styleId="ndiceuser">
     <w:name w:val="Índice (user)"/>
     <w:basedOn w:val="Normal"/>
-    <w:qFormat/>
     <w:pPr>
       <w:suppressLineNumbers/>
     </w:pPr>
@@ -2105,8 +1901,8 @@
     </w:pPr>
     <w:rPr/>
   </w:style>
-  <w:style w:type="paragraph" w:styleId="Texto">
-    <w:name w:val="Texto"/>
+  <w:style w:type="paragraph" w:styleId="Textouser">
+    <w:name w:val="Texto (user)"/>
     <w:basedOn w:val="CEAVIPRIMEIROPARAGRAFO"/>
     <w:qFormat/>
     <w:pPr>

--- a/The Lighthouse of Alexandria Pharos, Another Probable Complete Lightning Protection System.docx
+++ b/The Lighthouse of Alexandria Pharos, Another Probable Complete Lightning Protection System.docx
@@ -273,7 +273,7 @@
     </w:p>
     <w:p>
       <w:pPr>
-        <w:pStyle w:val="Textouser"/>
+        <w:pStyle w:val="Texto"/>
         <w:bidi w:val="0"/>
         <w:rPr>
           <w:lang w:val="pt-BR" w:eastAsia="pt-BR" w:bidi="ar-SA"/>
@@ -288,7 +288,7 @@
     </w:p>
     <w:p>
       <w:pPr>
-        <w:pStyle w:val="Textouser"/>
+        <w:pStyle w:val="Texto"/>
         <w:bidi w:val="0"/>
         <w:rPr>
           <w:lang w:val="pt-BR" w:eastAsia="pt-BR" w:bidi="ar-SA"/>
@@ -301,7 +301,7 @@
     </w:p>
     <w:p>
       <w:pPr>
-        <w:pStyle w:val="Textouser"/>
+        <w:pStyle w:val="Texto"/>
         <w:bidi w:val="0"/>
         <w:rPr>
           <w:lang w:val="pt-BR" w:eastAsia="pt-BR" w:bidi="ar-SA"/>
@@ -313,29 +313,47 @@
       </w:r>
       <w:r>
         <w:rPr/>
-        <w:t>provavelmente</w:t>
-      </w:r>
-      <w:r>
-        <w:rPr/>
-        <w:t xml:space="preserve"> de calcário, que foram calafetados com chumbo.</w:t>
-      </w:r>
-    </w:p>
-    <w:p>
-      <w:pPr>
-        <w:pStyle w:val="Textouser"/>
-        <w:bidi w:val="0"/>
-        <w:rPr>
-          <w:lang w:val="pt-BR" w:eastAsia="pt-BR" w:bidi="ar-SA"/>
-        </w:rPr>
-      </w:pPr>
-      <w:r>
-        <w:rPr/>
+        <w:t xml:space="preserve">segundo </w:t>
+      </w:r>
+      <w:r>
+        <w:rPr/>
+        <w:t xml:space="preserve">Estrabão, historiador, geógrafo e filósofo grego, o farol era feito de pedra branca provavelmente de calcário, que foram calafetados com chumbo, </w:t>
+      </w:r>
+      <w:r>
+        <w:rPr/>
+        <w:t>sua função era u</w:t>
+      </w:r>
+      <w:r>
+        <w:rPr/>
+        <w:t xml:space="preserve">nir os blocos de pedra. O </w:t>
+      </w:r>
+      <w:r>
+        <w:rPr/>
+        <w:t xml:space="preserve">processo consistia em despejar o </w:t>
+      </w:r>
+      <w:r>
+        <w:rPr/>
+        <w:t>chumbo derretido entre as juntas dos blocos de pedra, funcionando como uma argamassa metálica extremamente resistente que consolidava toda a estrutura.</w:t>
+      </w:r>
+    </w:p>
+    <w:p>
+      <w:pPr>
+        <w:pStyle w:val="Texto"/>
+        <w:bidi w:val="0"/>
+        <w:ind w:hanging="0" w:left="0"/>
+        <w:rPr>
+          <w:lang w:val="pt-BR" w:eastAsia="pt-BR" w:bidi="ar-SA"/>
+        </w:rPr>
+      </w:pPr>
+      <w:r>
+        <w:rPr/>
+        <w:tab/>
         <w:t xml:space="preserve">Com isso temos a descida estrutural e talvez também o aterramento já que parte da </w:t>
       </w:r>
     </w:p>
     <w:p>
       <w:pPr>
-        <w:pStyle w:val="Textouser"/>
+        <w:pStyle w:val="Texto"/>
         <w:bidi w:val="0"/>
         <w:ind w:hanging="0" w:left="0"/>
         <w:rPr>
@@ -350,20 +368,52 @@
     </w:p>
     <w:p>
       <w:pPr>
-        <w:pStyle w:val="Textouser"/>
-        <w:bidi w:val="0"/>
-        <w:rPr>
-          <w:lang w:val="pt-BR" w:eastAsia="pt-BR" w:bidi="ar-SA"/>
-        </w:rPr>
-      </w:pPr>
-      <w:r>
-        <w:rPr/>
-        <w:t>Além disso, o farol era lembrado pela estátua monumental que ficava na sua parte mais alta. Pesquisadores acreditam ser de Poseidom ou Zeus em sua forma de "Salvador" (Soter) . Zeus retratado com cetro e raio além de parecer imponente, teriam pontas que poderiam atrair raios, caso sejam estátuas de metal, assim como os Tritões, não seriam tão danificadas ao serem atingidas por uma descarga elétrica. O ideal mesmo seria uma estátua de Poseidon, já que esse ser mitológico porta um tridente, o que seria bem parecido a um captador do tipo Franklin</w:t>
-      </w:r>
-    </w:p>
-    <w:p>
-      <w:pPr>
-        <w:pStyle w:val="Textouser"/>
+        <w:pStyle w:val="Texto"/>
+        <w:bidi w:val="0"/>
+        <w:rPr>
+          <w:lang w:val="pt-BR" w:eastAsia="pt-BR" w:bidi="ar-SA"/>
+        </w:rPr>
+      </w:pPr>
+      <w:r>
+        <w:rPr/>
+        <w:t xml:space="preserve">Além disso, o farol era lembrado pela estátua monumental que ficava na sua parte mais alta. Pesquisadores acreditam ser de Poseidom ou Zeus em sua forma de "Salvador" (Soter) . Zeus retratado com cetro e raio além de parecer imponente, teriam pontas que poderiam atrair raios, caso sejam estátuas de metal, assim como os Tritões, não seriam tão danificadas ao serem atingidas por uma descarga elétrica. </w:t>
+      </w:r>
+      <w:r>
+        <w:rPr/>
+        <w:t>Caso a</w:t>
+      </w:r>
+      <w:r>
+        <w:rPr/>
+        <w:t xml:space="preserve"> estátua </w:t>
+      </w:r>
+      <w:r>
+        <w:rPr/>
+        <w:t xml:space="preserve">seja </w:t>
+      </w:r>
+      <w:r>
+        <w:rPr/>
+        <w:t xml:space="preserve">de Poseidon, </w:t>
+      </w:r>
+      <w:r>
+        <w:rPr/>
+        <w:t>o</w:t>
+      </w:r>
+      <w:r>
+        <w:rPr/>
+        <w:t xml:space="preserve"> ser mitológico </w:t>
+      </w:r>
+      <w:r>
+        <w:rPr/>
+        <w:t xml:space="preserve">seria retratado com </w:t>
+      </w:r>
+      <w:r>
+        <w:rPr/>
+        <w:t>um tridente, o que seria bem parecido a um captador do tipo Franklin</w:t>
+      </w:r>
+    </w:p>
+    <w:p>
+      <w:pPr>
+        <w:pStyle w:val="Texto"/>
         <w:bidi w:val="0"/>
         <w:rPr>
           <w:lang w:val="pt-BR" w:eastAsia="pt-BR" w:bidi="ar-SA"/>
@@ -418,7 +468,7 @@
     </w:p>
     <w:p>
       <w:pPr>
-        <w:pStyle w:val="Textouser"/>
+        <w:pStyle w:val="Texto"/>
         <w:bidi w:val="0"/>
         <w:rPr>
           <w:lang w:val="pt-BR" w:eastAsia="pt-BR" w:bidi="ar-SA"/>
@@ -444,12 +494,12 @@
       </w:r>
       <w:r>
         <w:rPr/>
-        <w:t xml:space="preserve"> x 10^7, quase 13 vezes mais condutivo. A sua condutividade térmica é de 35,3 W/(m·K), novamente bem mais baixa que o cobre que é de 413 W/m-K. Além disso o chumbo possui alta resistência à corrosão já que há a formação de uma camada protetora de óxido, carbonato ou sulfato na superfície, que funciona como barreira, retardando ou impedindo reações adicionais com o oxigênio e outras substâncias corrosivas.Para ambientes Marinhos, a formação da camada de sulfato e cloreto de chumbo protege o material de corrosão, e uma prova disso é a sua utilização como revestimento de cabos submarinos. </w:t>
-      </w:r>
-    </w:p>
-    <w:p>
-      <w:pPr>
-        <w:pStyle w:val="Textouser"/>
+        <w:t xml:space="preserve"> x 10^7, quase 13 vezes mais condutivo. A sua condutividade térmica é de 35,3 W/(m·K), novamente bem mais baixa que o cobre que é de 413 W/m-K. Além disso o chumbo possui alta resistência à corrosão já que há a formação de uma camada protetora de óxido, carbonato ou sulfato na superfície, que funciona como barreira, retardando ou impedindo reações adicionais com o oxigênio e outras substâncias corrosivas. Para ambientes Marinhos, a formação da camada de sulfato e cloreto de chumbo protege o material de corrosão, e uma prova disso é a sua utilização como revestimento de cabos submarinos. </w:t>
+      </w:r>
+    </w:p>
+    <w:p>
+      <w:pPr>
+        <w:pStyle w:val="Texto"/>
         <w:numPr>
           <w:ilvl w:val="0"/>
           <w:numId w:val="0"/>
@@ -464,19 +514,38 @@
         <w:rPr>
           <w:lang w:val="pt-BR" w:eastAsia="pt-BR" w:bidi="ar-SA"/>
         </w:rPr>
-        <w:t xml:space="preserve">Com todas essas características, percebe-se que o chumbo é ideal para a utilização no Pharos já que adiciona maior resistência a terremotos à estrutura, permite guiar qualquer descarga para o solo ou as águas, dependendo da configuração da sua base, </w:t>
-      </w:r>
-      <w:r>
-        <w:rPr>
-          <w:lang w:val="pt-BR" w:eastAsia="pt-BR" w:bidi="ar-SA"/>
-        </w:rPr>
-        <w:t xml:space="preserve">além de resistir as ondas, melhor que os materiais disponíveis na época. Todavia, o chumbo pode se fundir ao receber uma descarga atmosférica, resultando em danos a edificação, isso explica as estátuas de bronze no topo da edificação e </w:t>
-      </w:r>
-      <w:r>
-        <w:rPr>
-          <w:lang w:val="pt-BR" w:eastAsia="pt-BR" w:bidi="ar-SA"/>
-        </w:rPr>
-        <w:t>nas laterais dos terraços, elas seriam os captadores e o bronze contido entre os blocos seria a descida natural.</w:t>
+        <w:t xml:space="preserve">Com todas essas características, percebe-se que o chumbo é ideal para a utilização no Pharos já que adiciona maior resistência a terremotos à estrutura, permite guiar qualquer descarga para o solo ou as águas, dependendo da configuração da sua base, além de resistir as ondas, melhor que os materiais disponíveis na época. Todavia, o chumbo pode se fundir ao receber uma descarga atmosférica, resultando em danos a edificação, isso explica as estátuas de bronze no topo da edificação e nas laterais dos terraços, elas seriam os captadores e o </w:t>
+      </w:r>
+      <w:r>
+        <w:rPr>
+          <w:lang w:val="pt-BR" w:eastAsia="pt-BR" w:bidi="ar-SA"/>
+        </w:rPr>
+        <w:t>chumbo</w:t>
+      </w:r>
+      <w:r>
+        <w:rPr>
+          <w:lang w:val="pt-BR" w:eastAsia="pt-BR" w:bidi="ar-SA"/>
+        </w:rPr>
+        <w:t xml:space="preserve"> contido entre os blocos seria a descida natural.</w:t>
+      </w:r>
+    </w:p>
+    <w:p>
+      <w:pPr>
+        <w:pStyle w:val="Texto"/>
+        <w:numPr>
+          <w:ilvl w:val="0"/>
+          <w:numId w:val="0"/>
+        </w:numPr>
+        <w:bidi w:val="0"/>
+        <w:ind w:hanging="0" w:left="720"/>
+        <w:rPr>
+          <w:lang w:val="pt-BR" w:eastAsia="pt-BR" w:bidi="ar-SA"/>
+        </w:rPr>
+      </w:pPr>
+      <w:r>
+        <w:rPr>
+          <w:lang w:val="pt-BR" w:eastAsia="pt-BR" w:bidi="ar-SA"/>
+        </w:rPr>
       </w:r>
     </w:p>
     <w:p>
@@ -492,33 +561,232 @@
       </w:pPr>
       <w:r>
         <w:rPr/>
-      </w:r>
-    </w:p>
-    <w:p>
-      <w:pPr>
-        <w:pStyle w:val="CEAVITITULODOARTIGO"/>
-        <w:tabs>
-          <w:tab w:val="clear" w:pos="709"/>
-          <w:tab w:val="left" w:pos="993" w:leader="none"/>
-        </w:tabs>
-        <w:bidi w:val="0"/>
-        <w:spacing w:before="0" w:after="240"/>
-        <w:rPr>
-          <w:rFonts w:cs="Arial"/>
-          <w:b w:val="false"/>
-          <w:sz w:val="24"/>
-          <w:szCs w:val="28"/>
-        </w:rPr>
-      </w:pPr>
-      <w:r>
-        <w:rPr>
-          <w:rFonts w:cs="Arial"/>
-          <w:b w:val="false"/>
-          <w:sz w:val="24"/>
-          <w:szCs w:val="28"/>
-        </w:rPr>
+        <w:t>Evidências Arqueológicas</w:t>
+      </w:r>
+    </w:p>
+    <w:p>
+      <w:pPr>
+        <w:pStyle w:val="Texto"/>
+        <w:bidi w:val="0"/>
+        <w:rPr>
+          <w:lang w:val="pt-BR" w:eastAsia="pt-BR" w:bidi="ar-SA"/>
+        </w:rPr>
+      </w:pPr>
+      <w:r>
+        <w:rPr/>
+        <w:t xml:space="preserve">O site do CEAlex (Centre d'Études Alexandrines) apresenta </w:t>
+      </w:r>
+      <w:r>
+        <w:rPr/>
+        <w:t>resumidamente</w:t>
+      </w:r>
+      <w:r>
+        <w:rPr/>
+        <w:t xml:space="preserve"> </w:t>
+      </w:r>
+      <w:r>
+        <w:rPr/>
+        <w:t xml:space="preserve">o resultado </w:t>
+      </w:r>
+      <w:r>
+        <w:rPr/>
+        <w:t xml:space="preserve">das escavações subaquáticas no sítio do Farol de Alexandria, um projeto </w:t>
+      </w:r>
+      <w:r>
+        <w:rPr/>
+        <w:t xml:space="preserve">que é </w:t>
+      </w:r>
+      <w:r>
+        <w:rPr/>
+        <w:t xml:space="preserve">liderado por Isabelle Hairy. </w:t>
+      </w:r>
+      <w:r>
+        <w:rPr/>
+        <w:t>Parte dos destroços</w:t>
+      </w:r>
+      <w:r>
+        <w:rPr/>
+        <w:t xml:space="preserve"> </w:t>
+      </w:r>
+      <w:r>
+        <w:rPr/>
+        <w:t xml:space="preserve">do </w:t>
+      </w:r>
+      <w:r>
+        <w:rPr/>
+        <w:t xml:space="preserve">antigo Pharos </w:t>
+      </w:r>
+      <w:r>
+        <w:rPr/>
+        <w:t>ou farol de Alexandria</w:t>
+      </w:r>
+      <w:r>
+        <w:rPr/>
+        <w:t>, está submerso no Mediterrâneo, na ponta leste da península de Pharos, onde hoje se ergue a fortaleza de Qaitbay,</w:t>
+      </w:r>
+      <w:r>
+        <w:rPr/>
+        <w:t xml:space="preserve"> essa cujos blocos de construção se originaram dos restos do fárol.</w:t>
+      </w:r>
+    </w:p>
+    <w:p>
+      <w:pPr>
+        <w:pStyle w:val="Texto"/>
+        <w:numPr>
+          <w:ilvl w:val="0"/>
+          <w:numId w:val="0"/>
+        </w:numPr>
+        <w:bidi w:val="0"/>
+        <w:ind w:hanging="0" w:left="0"/>
+        <w:rPr>
+          <w:lang w:val="pt-BR" w:eastAsia="pt-BR" w:bidi="ar-SA"/>
+        </w:rPr>
+      </w:pPr>
+      <w:r>
+        <w:rPr>
+          <w:lang w:val="pt-BR" w:eastAsia="pt-BR" w:bidi="ar-SA"/>
+        </w:rPr>
+        <w:tab/>
+        <w:t xml:space="preserve">O sítio arqueológico cobre quase 1,6 hectares e </w:t>
+      </w:r>
+      <w:r>
+        <w:rPr>
+          <w:lang w:val="pt-BR" w:eastAsia="pt-BR" w:bidi="ar-SA"/>
+        </w:rPr>
+        <w:t>o</w:t>
+      </w:r>
+      <w:r>
+        <w:rPr>
+          <w:lang w:val="pt-BR" w:eastAsia="pt-BR" w:bidi="ar-SA"/>
+        </w:rPr>
+        <w:t xml:space="preserve"> local </w:t>
+      </w:r>
+      <w:r>
+        <w:rPr>
+          <w:lang w:val="pt-BR" w:eastAsia="pt-BR" w:bidi="ar-SA"/>
+        </w:rPr>
+        <w:t>se encontra</w:t>
+      </w:r>
+      <w:r>
+        <w:rPr>
+          <w:lang w:val="pt-BR" w:eastAsia="pt-BR" w:bidi="ar-SA"/>
+        </w:rPr>
+        <w:t xml:space="preserve"> blocos arquitetônicos, fragmentos e estatuária em pedra dura (granito, quartzito, granodiorito, grauvaca, mármore, calcário), </w:t>
+      </w:r>
+      <w:r>
+        <w:rPr>
+          <w:lang w:val="pt-BR" w:eastAsia="pt-BR" w:bidi="ar-SA"/>
+        </w:rPr>
+        <w:t>e também</w:t>
+      </w:r>
+      <w:r>
+        <w:rPr>
+          <w:lang w:val="pt-BR" w:eastAsia="pt-BR" w:bidi="ar-SA"/>
+        </w:rPr>
+        <w:t xml:space="preserve"> elementos de conexão de chumbo, ferro e bronze usados nas antigas construções.</w:t>
+      </w:r>
+    </w:p>
+    <w:p>
+      <w:pPr>
+        <w:pStyle w:val="Texto"/>
+        <w:numPr>
+          <w:ilvl w:val="0"/>
+          <w:numId w:val="0"/>
+        </w:numPr>
+        <w:bidi w:val="0"/>
+        <w:ind w:hanging="0" w:left="0"/>
+        <w:rPr>
+          <w:lang w:val="pt-BR" w:eastAsia="pt-BR" w:bidi="ar-SA"/>
+        </w:rPr>
+      </w:pPr>
+      <w:r>
+        <w:rPr>
+          <w:lang w:val="pt-BR" w:eastAsia="pt-BR" w:bidi="ar-SA"/>
+        </w:rPr>
+      </w:r>
+    </w:p>
+    <w:p>
+      <w:pPr>
+        <w:pStyle w:val="CEAVITITULODESECAO"/>
+        <w:numPr>
+          <w:ilvl w:val="0"/>
+          <w:numId w:val="0"/>
+        </w:numPr>
+        <w:bidi w:val="0"/>
+        <w:ind w:hanging="357" w:left="357"/>
+        <w:rPr/>
+      </w:pPr>
+      <w:r>
+        <w:rPr/>
+        <w:t>Análise do SPDA usando Método da esfera rolante</w:t>
+      </w:r>
+    </w:p>
+    <w:p>
+      <w:pPr>
+        <w:pStyle w:val="Texto"/>
+        <w:bidi w:val="0"/>
+        <w:rPr>
+          <w:lang w:val="pt-BR" w:eastAsia="pt-BR" w:bidi="ar-SA"/>
+        </w:rPr>
+      </w:pPr>
+      <w:r>
+        <w:rPr/>
+        <w:t xml:space="preserve"> </w:t>
+      </w:r>
+    </w:p>
+    <w:p>
+      <w:pPr>
+        <w:pStyle w:val="Texto"/>
+        <w:numPr>
+          <w:ilvl w:val="0"/>
+          <w:numId w:val="0"/>
+        </w:numPr>
+        <w:bidi w:val="0"/>
+        <w:ind w:hanging="0" w:left="0"/>
+        <w:rPr>
+          <w:lang w:val="pt-BR" w:eastAsia="pt-BR" w:bidi="ar-SA"/>
+        </w:rPr>
+      </w:pPr>
+      <w:r>
+        <w:rPr>
+          <w:lang w:val="pt-BR" w:eastAsia="pt-BR" w:bidi="ar-SA"/>
+        </w:rPr>
+      </w:r>
+    </w:p>
+    <w:p>
+      <w:pPr>
+        <w:pStyle w:val="Texto"/>
+        <w:numPr>
+          <w:ilvl w:val="0"/>
+          <w:numId w:val="0"/>
+        </w:numPr>
+        <w:bidi w:val="0"/>
+        <w:ind w:hanging="0" w:left="720"/>
+        <w:rPr>
+          <w:lang w:val="pt-BR" w:eastAsia="pt-BR" w:bidi="ar-SA"/>
+        </w:rPr>
+      </w:pPr>
+      <w:r>
+        <w:rPr>
+          <w:lang w:val="pt-BR" w:eastAsia="pt-BR" w:bidi="ar-SA"/>
+        </w:rPr>
+      </w:r>
+    </w:p>
+    <w:p>
+      <w:pPr>
+        <w:pStyle w:val="CEAVITITULODESECAO"/>
+        <w:numPr>
+          <w:ilvl w:val="0"/>
+          <w:numId w:val="0"/>
+        </w:numPr>
+        <w:bidi w:val="0"/>
+        <w:ind w:hanging="357" w:left="357"/>
+        <w:rPr/>
+      </w:pPr>
+      <w:r>
+        <w:rPr/>
         <w:drawing>
-          <wp:anchor distT="0" distB="0" distL="0" distR="0" simplePos="0" relativeHeight="3" behindDoc="0" locked="0" layoutInCell="0" allowOverlap="1">
+          <wp:anchor distT="0" distB="0" distL="0" distR="0" simplePos="0" relativeHeight="4" behindDoc="0" locked="0" layoutInCell="0" allowOverlap="1">
             <wp:simplePos x="0" y="0"/>
             <wp:positionH relativeFrom="column">
               <wp:align>center</wp:align>
@@ -526,10 +794,10 @@
             <wp:positionV relativeFrom="paragraph">
               <wp:posOffset>635</wp:posOffset>
             </wp:positionV>
-            <wp:extent cx="6120130" cy="5555615"/>
+            <wp:extent cx="5128260" cy="2546985"/>
             <wp:effectExtent l="0" t="0" r="0" b="0"/>
             <wp:wrapSquare wrapText="largest"/>
-            <wp:docPr id="1" name="Figura2"/>
+            <wp:docPr id="1" name="Figura3"/>
             <wp:cNvGraphicFramePr>
               <a:graphicFrameLocks xmlns:a="http://schemas.openxmlformats.org/drawingml/2006/main" noChangeAspect="1"/>
             </wp:cNvGraphicFramePr>
@@ -537,13 +805,412 @@
               <a:graphicData uri="http://schemas.openxmlformats.org/drawingml/2006/picture">
                 <pic:pic xmlns:pic="http://schemas.openxmlformats.org/drawingml/2006/picture">
                   <pic:nvPicPr>
-                    <pic:cNvPr id="1" name="Figura2"/>
+                    <pic:cNvPr id="1" name="Figura3"/>
                     <pic:cNvPicPr>
                       <a:picLocks noChangeAspect="1" noChangeArrowheads="1"/>
                     </pic:cNvPicPr>
                   </pic:nvPicPr>
                   <pic:blipFill>
                     <a:blip r:embed="rId2"/>
+                    <a:stretch>
+                      <a:fillRect/>
+                    </a:stretch>
+                  </pic:blipFill>
+                  <pic:spPr bwMode="auto">
+                    <a:xfrm>
+                      <a:off x="0" y="0"/>
+                      <a:ext cx="5128260" cy="2546985"/>
+                    </a:xfrm>
+                    <a:prstGeom prst="rect">
+                      <a:avLst/>
+                    </a:prstGeom>
+                    <a:noFill/>
+                  </pic:spPr>
+                </pic:pic>
+              </a:graphicData>
+            </a:graphic>
+          </wp:anchor>
+        </w:drawing>
+      </w:r>
+    </w:p>
+    <w:p>
+      <w:pPr>
+        <w:pStyle w:val="CEAVITITULODESECAO"/>
+        <w:numPr>
+          <w:ilvl w:val="0"/>
+          <w:numId w:val="0"/>
+        </w:numPr>
+        <w:bidi w:val="0"/>
+        <w:ind w:hanging="357" w:left="357"/>
+        <w:rPr/>
+      </w:pPr>
+      <w:r>
+        <w:rPr/>
+      </w:r>
+    </w:p>
+    <w:p>
+      <w:pPr>
+        <w:pStyle w:val="CEAVITITULODESECAO"/>
+        <w:numPr>
+          <w:ilvl w:val="0"/>
+          <w:numId w:val="0"/>
+        </w:numPr>
+        <w:bidi w:val="0"/>
+        <w:ind w:hanging="357" w:left="357"/>
+        <w:rPr/>
+      </w:pPr>
+      <w:r>
+        <w:rPr/>
+      </w:r>
+    </w:p>
+    <w:p>
+      <w:pPr>
+        <w:pStyle w:val="CEAVITITULODOARTIGO"/>
+        <w:tabs>
+          <w:tab w:val="clear" w:pos="709"/>
+          <w:tab w:val="left" w:pos="993" w:leader="none"/>
+        </w:tabs>
+        <w:bidi w:val="0"/>
+        <w:spacing w:before="0" w:after="240"/>
+        <w:rPr>
+          <w:rFonts w:cs="Arial"/>
+          <w:b w:val="false"/>
+          <w:sz w:val="24"/>
+          <w:szCs w:val="28"/>
+        </w:rPr>
+      </w:pPr>
+      <w:r>
+        <w:rPr>
+          <w:rFonts w:cs="Arial"/>
+          <w:b w:val="false"/>
+          <w:sz w:val="24"/>
+          <w:szCs w:val="28"/>
+        </w:rPr>
+      </w:r>
+    </w:p>
+    <w:p>
+      <w:pPr>
+        <w:pStyle w:val="CEAVITITULODOARTIGO"/>
+        <w:tabs>
+          <w:tab w:val="clear" w:pos="709"/>
+          <w:tab w:val="left" w:pos="993" w:leader="none"/>
+        </w:tabs>
+        <w:bidi w:val="0"/>
+        <w:spacing w:before="0" w:after="240"/>
+        <w:rPr>
+          <w:rFonts w:cs="Arial"/>
+          <w:b w:val="false"/>
+          <w:sz w:val="24"/>
+          <w:szCs w:val="28"/>
+        </w:rPr>
+      </w:pPr>
+      <w:r>
+        <w:rPr>
+          <w:rFonts w:cs="Arial"/>
+          <w:b w:val="false"/>
+          <w:sz w:val="24"/>
+          <w:szCs w:val="28"/>
+        </w:rPr>
+      </w:r>
+    </w:p>
+    <w:p>
+      <w:pPr>
+        <w:pStyle w:val="CEAVITITULODOARTIGO"/>
+        <w:tabs>
+          <w:tab w:val="clear" w:pos="709"/>
+          <w:tab w:val="left" w:pos="993" w:leader="none"/>
+        </w:tabs>
+        <w:bidi w:val="0"/>
+        <w:spacing w:before="0" w:after="240"/>
+        <w:rPr>
+          <w:rFonts w:cs="Arial"/>
+          <w:b w:val="false"/>
+          <w:sz w:val="24"/>
+          <w:szCs w:val="28"/>
+        </w:rPr>
+      </w:pPr>
+      <w:r>
+        <w:rPr>
+          <w:rFonts w:cs="Arial"/>
+          <w:b w:val="false"/>
+          <w:sz w:val="24"/>
+          <w:szCs w:val="28"/>
+        </w:rPr>
+      </w:r>
+    </w:p>
+    <w:p>
+      <w:pPr>
+        <w:pStyle w:val="CEAVITITULODOARTIGO"/>
+        <w:tabs>
+          <w:tab w:val="clear" w:pos="709"/>
+          <w:tab w:val="left" w:pos="993" w:leader="none"/>
+        </w:tabs>
+        <w:bidi w:val="0"/>
+        <w:spacing w:before="0" w:after="240"/>
+        <w:rPr>
+          <w:rFonts w:cs="Arial"/>
+          <w:b w:val="false"/>
+          <w:sz w:val="24"/>
+          <w:szCs w:val="28"/>
+        </w:rPr>
+      </w:pPr>
+      <w:r>
+        <w:rPr>
+          <w:rFonts w:cs="Arial"/>
+          <w:b w:val="false"/>
+          <w:sz w:val="24"/>
+          <w:szCs w:val="28"/>
+        </w:rPr>
+      </w:r>
+    </w:p>
+    <w:p>
+      <w:pPr>
+        <w:pStyle w:val="CEAVITITULODOARTIGO"/>
+        <w:tabs>
+          <w:tab w:val="clear" w:pos="709"/>
+          <w:tab w:val="left" w:pos="993" w:leader="none"/>
+        </w:tabs>
+        <w:bidi w:val="0"/>
+        <w:spacing w:before="0" w:after="240"/>
+        <w:rPr>
+          <w:rFonts w:cs="Arial"/>
+          <w:b w:val="false"/>
+          <w:sz w:val="24"/>
+          <w:szCs w:val="28"/>
+        </w:rPr>
+      </w:pPr>
+      <w:r>
+        <w:rPr>
+          <w:rFonts w:cs="Arial"/>
+          <w:b w:val="false"/>
+          <w:sz w:val="24"/>
+          <w:szCs w:val="28"/>
+        </w:rPr>
+        <w:t>moedas cunhadas em Alexandria no século II d.C. (1: reverso de uma moeda de Antonino Pio e 2: reverso de uma moeda de Cômodo )</w:t>
+      </w:r>
+    </w:p>
+    <w:p>
+      <w:pPr>
+        <w:pStyle w:val="CEAVITITULODOARTIGO"/>
+        <w:tabs>
+          <w:tab w:val="clear" w:pos="709"/>
+          <w:tab w:val="left" w:pos="993" w:leader="none"/>
+        </w:tabs>
+        <w:bidi w:val="0"/>
+        <w:spacing w:before="0" w:after="240"/>
+        <w:rPr>
+          <w:rFonts w:cs="Arial"/>
+          <w:b w:val="false"/>
+          <w:sz w:val="24"/>
+          <w:szCs w:val="28"/>
+        </w:rPr>
+      </w:pPr>
+      <w:r>
+        <w:rPr>
+          <w:rFonts w:cs="Arial"/>
+          <w:b w:val="false"/>
+          <w:sz w:val="24"/>
+          <w:szCs w:val="28"/>
+        </w:rPr>
+      </w:r>
+    </w:p>
+    <w:p>
+      <w:pPr>
+        <w:pStyle w:val="CEAVITITULODOARTIGO"/>
+        <w:tabs>
+          <w:tab w:val="clear" w:pos="709"/>
+          <w:tab w:val="left" w:pos="993" w:leader="none"/>
+        </w:tabs>
+        <w:bidi w:val="0"/>
+        <w:spacing w:before="0" w:after="240"/>
+        <w:rPr>
+          <w:rFonts w:cs="Arial"/>
+          <w:b w:val="false"/>
+          <w:sz w:val="24"/>
+          <w:szCs w:val="28"/>
+        </w:rPr>
+      </w:pPr>
+      <w:r>
+        <w:rPr>
+          <w:rFonts w:cs="Arial"/>
+          <w:b w:val="false"/>
+          <w:sz w:val="24"/>
+          <w:szCs w:val="28"/>
+        </w:rPr>
+      </w:r>
+    </w:p>
+    <w:p>
+      <w:pPr>
+        <w:pStyle w:val="CEAVITITULODOARTIGO"/>
+        <w:tabs>
+          <w:tab w:val="clear" w:pos="709"/>
+          <w:tab w:val="left" w:pos="993" w:leader="none"/>
+        </w:tabs>
+        <w:bidi w:val="0"/>
+        <w:spacing w:before="0" w:after="240"/>
+        <w:rPr>
+          <w:rFonts w:cs="Arial"/>
+          <w:b w:val="false"/>
+          <w:sz w:val="24"/>
+          <w:szCs w:val="28"/>
+        </w:rPr>
+      </w:pPr>
+      <w:r>
+        <w:rPr>
+          <w:rFonts w:cs="Arial"/>
+          <w:b w:val="false"/>
+          <w:sz w:val="24"/>
+          <w:szCs w:val="28"/>
+        </w:rPr>
+        <w:drawing>
+          <wp:anchor distT="0" distB="0" distL="0" distR="0" simplePos="0" relativeHeight="5" behindDoc="0" locked="0" layoutInCell="0" allowOverlap="1">
+            <wp:simplePos x="0" y="0"/>
+            <wp:positionH relativeFrom="column">
+              <wp:posOffset>0</wp:posOffset>
+            </wp:positionH>
+            <wp:positionV relativeFrom="paragraph">
+              <wp:posOffset>-144780</wp:posOffset>
+            </wp:positionV>
+            <wp:extent cx="6120130" cy="3063875"/>
+            <wp:effectExtent l="0" t="0" r="0" b="0"/>
+            <wp:wrapSquare wrapText="largest"/>
+            <wp:docPr id="2" name="Figura4"/>
+            <wp:cNvGraphicFramePr>
+              <a:graphicFrameLocks xmlns:a="http://schemas.openxmlformats.org/drawingml/2006/main" noChangeAspect="1"/>
+            </wp:cNvGraphicFramePr>
+            <a:graphic xmlns:a="http://schemas.openxmlformats.org/drawingml/2006/main">
+              <a:graphicData uri="http://schemas.openxmlformats.org/drawingml/2006/picture">
+                <pic:pic xmlns:pic="http://schemas.openxmlformats.org/drawingml/2006/picture">
+                  <pic:nvPicPr>
+                    <pic:cNvPr id="2" name="Figura4"/>
+                    <pic:cNvPicPr>
+                      <a:picLocks noChangeAspect="1" noChangeArrowheads="1"/>
+                    </pic:cNvPicPr>
+                  </pic:nvPicPr>
+                  <pic:blipFill>
+                    <a:blip r:embed="rId3"/>
+                    <a:stretch>
+                      <a:fillRect/>
+                    </a:stretch>
+                  </pic:blipFill>
+                  <pic:spPr bwMode="auto">
+                    <a:xfrm>
+                      <a:off x="0" y="0"/>
+                      <a:ext cx="6120130" cy="3063875"/>
+                    </a:xfrm>
+                    <a:prstGeom prst="rect">
+                      <a:avLst/>
+                    </a:prstGeom>
+                    <a:noFill/>
+                  </pic:spPr>
+                </pic:pic>
+              </a:graphicData>
+            </a:graphic>
+          </wp:anchor>
+        </w:drawing>
+      </w:r>
+    </w:p>
+    <w:p>
+      <w:pPr>
+        <w:pStyle w:val="CEAVITITULODOARTIGO"/>
+        <w:tabs>
+          <w:tab w:val="clear" w:pos="709"/>
+          <w:tab w:val="left" w:pos="993" w:leader="none"/>
+        </w:tabs>
+        <w:bidi w:val="0"/>
+        <w:spacing w:before="0" w:after="240"/>
+        <w:rPr>
+          <w:rFonts w:cs="Arial"/>
+          <w:b w:val="false"/>
+          <w:sz w:val="24"/>
+          <w:szCs w:val="28"/>
+        </w:rPr>
+      </w:pPr>
+      <w:r>
+        <w:rPr>
+          <w:rFonts w:cs="Arial"/>
+          <w:b w:val="false"/>
+          <w:sz w:val="24"/>
+          <w:szCs w:val="28"/>
+        </w:rPr>
+        <w:t>Ísis e o farol de Alexandria em uma moeda de Adriano.</w:t>
+      </w:r>
+    </w:p>
+    <w:p>
+      <w:pPr>
+        <w:pStyle w:val="CEAVITITULODOARTIGO"/>
+        <w:tabs>
+          <w:tab w:val="clear" w:pos="709"/>
+          <w:tab w:val="left" w:pos="993" w:leader="none"/>
+        </w:tabs>
+        <w:bidi w:val="0"/>
+        <w:spacing w:before="0" w:after="240"/>
+        <w:rPr>
+          <w:rFonts w:cs="Arial"/>
+          <w:b w:val="false"/>
+          <w:sz w:val="24"/>
+          <w:szCs w:val="28"/>
+        </w:rPr>
+      </w:pPr>
+      <w:r>
+        <w:rPr>
+          <w:rFonts w:cs="Arial"/>
+          <w:b w:val="false"/>
+          <w:sz w:val="24"/>
+          <w:szCs w:val="28"/>
+        </w:rPr>
+      </w:r>
+    </w:p>
+    <w:p>
+      <w:pPr>
+        <w:pStyle w:val="CEAVITITULODOARTIGO"/>
+        <w:tabs>
+          <w:tab w:val="clear" w:pos="709"/>
+          <w:tab w:val="left" w:pos="993" w:leader="none"/>
+        </w:tabs>
+        <w:bidi w:val="0"/>
+        <w:spacing w:before="0" w:after="240"/>
+        <w:rPr>
+          <w:rFonts w:cs="Arial"/>
+          <w:b w:val="false"/>
+          <w:sz w:val="24"/>
+          <w:szCs w:val="28"/>
+        </w:rPr>
+      </w:pPr>
+      <w:r>
+        <w:rPr>
+          <w:rFonts w:cs="Arial"/>
+          <w:b w:val="false"/>
+          <w:sz w:val="24"/>
+          <w:szCs w:val="28"/>
+        </w:rPr>
+        <w:drawing>
+          <wp:anchor distT="0" distB="0" distL="0" distR="0" simplePos="0" relativeHeight="3" behindDoc="0" locked="0" layoutInCell="0" allowOverlap="1">
+            <wp:simplePos x="0" y="0"/>
+            <wp:positionH relativeFrom="column">
+              <wp:posOffset>-38100</wp:posOffset>
+            </wp:positionH>
+            <wp:positionV relativeFrom="paragraph">
+              <wp:posOffset>158750</wp:posOffset>
+            </wp:positionV>
+            <wp:extent cx="6120130" cy="5555615"/>
+            <wp:effectExtent l="0" t="0" r="0" b="0"/>
+            <wp:wrapSquare wrapText="largest"/>
+            <wp:docPr id="3" name="Figura2"/>
+            <wp:cNvGraphicFramePr>
+              <a:graphicFrameLocks xmlns:a="http://schemas.openxmlformats.org/drawingml/2006/main" noChangeAspect="1"/>
+            </wp:cNvGraphicFramePr>
+            <a:graphic xmlns:a="http://schemas.openxmlformats.org/drawingml/2006/main">
+              <a:graphicData uri="http://schemas.openxmlformats.org/drawingml/2006/picture">
+                <pic:pic xmlns:pic="http://schemas.openxmlformats.org/drawingml/2006/picture">
+                  <pic:nvPicPr>
+                    <pic:cNvPr id="3" name="Figura2"/>
+                    <pic:cNvPicPr>
+                      <a:picLocks noChangeAspect="1" noChangeArrowheads="1"/>
+                    </pic:cNvPicPr>
+                  </pic:nvPicPr>
+                  <pic:blipFill>
+                    <a:blip r:embed="rId4"/>
                     <a:stretch>
                       <a:fillRect/>
                     </a:stretch>
@@ -1088,156 +1755,6 @@
           <w:sz w:val="24"/>
           <w:szCs w:val="28"/>
         </w:rPr>
-      </w:r>
-    </w:p>
-    <w:p>
-      <w:pPr>
-        <w:pStyle w:val="CEAVITITULODOARTIGO"/>
-        <w:tabs>
-          <w:tab w:val="clear" w:pos="709"/>
-          <w:tab w:val="left" w:pos="993" w:leader="none"/>
-        </w:tabs>
-        <w:bidi w:val="0"/>
-        <w:spacing w:before="0" w:after="240"/>
-        <w:rPr>
-          <w:rFonts w:cs="Arial"/>
-          <w:b w:val="false"/>
-          <w:sz w:val="24"/>
-          <w:szCs w:val="28"/>
-        </w:rPr>
-      </w:pPr>
-      <w:r>
-        <w:rPr>
-          <w:rFonts w:cs="Arial"/>
-          <w:b w:val="false"/>
-          <w:sz w:val="24"/>
-          <w:szCs w:val="28"/>
-        </w:rPr>
-      </w:r>
-    </w:p>
-    <w:p>
-      <w:pPr>
-        <w:pStyle w:val="CEAVITITULODOARTIGO"/>
-        <w:tabs>
-          <w:tab w:val="clear" w:pos="709"/>
-          <w:tab w:val="left" w:pos="993" w:leader="none"/>
-        </w:tabs>
-        <w:bidi w:val="0"/>
-        <w:spacing w:before="0" w:after="240"/>
-        <w:rPr>
-          <w:rFonts w:cs="Arial"/>
-          <w:b w:val="false"/>
-          <w:sz w:val="24"/>
-          <w:szCs w:val="28"/>
-        </w:rPr>
-      </w:pPr>
-      <w:r>
-        <w:rPr>
-          <w:rFonts w:cs="Arial"/>
-          <w:b w:val="false"/>
-          <w:sz w:val="24"/>
-          <w:szCs w:val="28"/>
-        </w:rPr>
-      </w:r>
-    </w:p>
-    <w:p>
-      <w:pPr>
-        <w:pStyle w:val="CEAVITITULODOARTIGO"/>
-        <w:tabs>
-          <w:tab w:val="clear" w:pos="709"/>
-          <w:tab w:val="left" w:pos="993" w:leader="none"/>
-        </w:tabs>
-        <w:bidi w:val="0"/>
-        <w:spacing w:before="0" w:after="240"/>
-        <w:rPr>
-          <w:rFonts w:cs="Arial"/>
-          <w:b w:val="false"/>
-          <w:sz w:val="24"/>
-          <w:szCs w:val="28"/>
-        </w:rPr>
-      </w:pPr>
-      <w:r>
-        <w:rPr>
-          <w:rFonts w:cs="Arial"/>
-          <w:b w:val="false"/>
-          <w:sz w:val="24"/>
-          <w:szCs w:val="28"/>
-        </w:rPr>
-      </w:r>
-    </w:p>
-    <w:p>
-      <w:pPr>
-        <w:pStyle w:val="CEAVITITULODOARTIGO"/>
-        <w:tabs>
-          <w:tab w:val="clear" w:pos="709"/>
-          <w:tab w:val="left" w:pos="993" w:leader="none"/>
-        </w:tabs>
-        <w:bidi w:val="0"/>
-        <w:spacing w:before="0" w:after="240"/>
-        <w:rPr>
-          <w:rFonts w:cs="Arial"/>
-          <w:b w:val="false"/>
-          <w:sz w:val="24"/>
-          <w:szCs w:val="28"/>
-        </w:rPr>
-      </w:pPr>
-      <w:r>
-        <w:rPr>
-          <w:rFonts w:cs="Arial"/>
-          <w:b w:val="false"/>
-          <w:sz w:val="24"/>
-          <w:szCs w:val="28"/>
-        </w:rPr>
-      </w:r>
-    </w:p>
-    <w:p>
-      <w:pPr>
-        <w:pStyle w:val="CEAVITITULODOARTIGO"/>
-        <w:tabs>
-          <w:tab w:val="clear" w:pos="709"/>
-          <w:tab w:val="left" w:pos="993" w:leader="none"/>
-        </w:tabs>
-        <w:bidi w:val="0"/>
-        <w:spacing w:before="0" w:after="240"/>
-        <w:rPr>
-          <w:rFonts w:cs="Arial"/>
-          <w:b w:val="false"/>
-          <w:sz w:val="24"/>
-          <w:szCs w:val="28"/>
-        </w:rPr>
-      </w:pPr>
-      <w:r>
-        <w:rPr>
-          <w:rFonts w:cs="Arial"/>
-          <w:b w:val="false"/>
-          <w:sz w:val="24"/>
-          <w:szCs w:val="28"/>
-        </w:rPr>
-      </w:r>
-    </w:p>
-    <w:p>
-      <w:pPr>
-        <w:pStyle w:val="CEAVITITULODOARTIGO"/>
-        <w:tabs>
-          <w:tab w:val="clear" w:pos="709"/>
-          <w:tab w:val="left" w:pos="993" w:leader="none"/>
-        </w:tabs>
-        <w:bidi w:val="0"/>
-        <w:spacing w:before="0" w:after="240"/>
-        <w:rPr>
-          <w:rFonts w:cs="Arial"/>
-          <w:b w:val="false"/>
-          <w:sz w:val="24"/>
-          <w:szCs w:val="28"/>
-        </w:rPr>
-      </w:pPr>
-      <w:r>
-        <w:rPr>
-          <w:rFonts w:cs="Arial"/>
-          <w:b w:val="false"/>
-          <w:sz w:val="24"/>
-          <w:szCs w:val="28"/>
-        </w:rPr>
         <w:drawing>
           <wp:anchor distT="0" distB="0" distL="0" distR="0" simplePos="0" relativeHeight="2" behindDoc="0" locked="0" layoutInCell="0" allowOverlap="1">
             <wp:simplePos x="0" y="0"/>
@@ -1250,7 +1767,7 @@
             <wp:extent cx="6120130" cy="3941445"/>
             <wp:effectExtent l="0" t="0" r="0" b="0"/>
             <wp:wrapSquare wrapText="largest"/>
-            <wp:docPr id="2" name="Figura1"/>
+            <wp:docPr id="4" name="Figura1"/>
             <wp:cNvGraphicFramePr>
               <a:graphicFrameLocks xmlns:a="http://schemas.openxmlformats.org/drawingml/2006/main" noChangeAspect="1"/>
             </wp:cNvGraphicFramePr>
@@ -1258,13 +1775,13 @@
               <a:graphicData uri="http://schemas.openxmlformats.org/drawingml/2006/picture">
                 <pic:pic xmlns:pic="http://schemas.openxmlformats.org/drawingml/2006/picture">
                   <pic:nvPicPr>
-                    <pic:cNvPr id="2" name="Figura1"/>
+                    <pic:cNvPr id="4" name="Figura1"/>
                     <pic:cNvPicPr>
                       <a:picLocks noChangeAspect="1" noChangeArrowheads="1"/>
                     </pic:cNvPicPr>
                   </pic:nvPicPr>
                   <pic:blipFill>
-                    <a:blip r:embed="rId3"/>
+                    <a:blip r:embed="rId5"/>
                     <a:stretch>
                       <a:fillRect/>
                     </a:stretch>
@@ -1431,13 +1948,124 @@
         </w:rPr>
       </w:pPr>
       <w:r>
-        <w:rPr>
+        <w:fldChar w:fldCharType="begin"/>
+      </w:r>
+      <w:r>
+        <w:rPr>
+          <w:rStyle w:val="Hyperlink"/>
+          <w:rFonts w:cs="Arial"/>
+          <w:b w:val="false"/>
+          <w:sz w:val="24"/>
+          <w:szCs w:val="28"/>
+        </w:rPr>
+        <w:instrText xml:space="preserve"> HYPERLINK "https://www.nationalgeographic.fr/histoire/le-phare-alexandrie-a-brille-pendant-plus-de-mille-ans-avant-de-s-effondrer-merveille-du-monde-antique-nil-egypte" \l "1"</w:instrText>
+      </w:r>
+      <w:r>
+        <w:rPr>
+          <w:rStyle w:val="Hyperlink"/>
+          <w:rFonts w:cs="Arial"/>
+          <w:b w:val="false"/>
+          <w:sz w:val="24"/>
+          <w:szCs w:val="28"/>
+        </w:rPr>
+        <w:fldChar w:fldCharType="separate"/>
+      </w:r>
+      <w:r>
+        <w:rPr>
+          <w:rStyle w:val="Hyperlink"/>
           <w:rFonts w:cs="Arial"/>
           <w:b w:val="false"/>
           <w:sz w:val="24"/>
           <w:szCs w:val="28"/>
         </w:rPr>
         <w:t>https://www.nationalgeographic.fr/histoire/le-phare-alexandrie-a-brille-pendant-plus-de-mille-ans-avant-de-s-effondrer-merveille-du-monde-antique-nil-egypte#1</w:t>
+      </w:r>
+      <w:r>
+        <w:rPr>
+          <w:rStyle w:val="Hyperlink"/>
+          <w:rFonts w:cs="Arial"/>
+          <w:b w:val="false"/>
+          <w:sz w:val="24"/>
+          <w:szCs w:val="28"/>
+        </w:rPr>
+        <w:fldChar w:fldCharType="end"/>
+      </w:r>
+    </w:p>
+    <w:p>
+      <w:pPr>
+        <w:pStyle w:val="CEAVITITULODOARTIGO"/>
+        <w:tabs>
+          <w:tab w:val="clear" w:pos="709"/>
+          <w:tab w:val="left" w:pos="993" w:leader="none"/>
+        </w:tabs>
+        <w:bidi w:val="0"/>
+        <w:spacing w:before="0" w:after="240"/>
+        <w:rPr>
+          <w:rFonts w:cs="Arial"/>
+          <w:b w:val="false"/>
+          <w:sz w:val="24"/>
+          <w:szCs w:val="28"/>
+        </w:rPr>
+      </w:pPr>
+      <w:r>
+        <w:rPr>
+          <w:rFonts w:cs="Arial"/>
+          <w:b w:val="false"/>
+          <w:sz w:val="24"/>
+          <w:szCs w:val="28"/>
+        </w:rPr>
+      </w:r>
+    </w:p>
+    <w:p>
+      <w:pPr>
+        <w:pStyle w:val="CEAVITITULODOARTIGO"/>
+        <w:tabs>
+          <w:tab w:val="clear" w:pos="709"/>
+          <w:tab w:val="left" w:pos="993" w:leader="none"/>
+        </w:tabs>
+        <w:bidi w:val="0"/>
+        <w:spacing w:before="0" w:after="240"/>
+        <w:rPr>
+          <w:rFonts w:cs="Arial"/>
+          <w:b w:val="false"/>
+          <w:sz w:val="24"/>
+          <w:szCs w:val="28"/>
+        </w:rPr>
+      </w:pPr>
+      <w:r>
+        <w:rPr>
+          <w:rFonts w:cs="Arial"/>
+          <w:b w:val="false"/>
+          <w:sz w:val="24"/>
+          <w:szCs w:val="28"/>
+        </w:rPr>
+        <w:t>Evidências Arqueologicas</w:t>
+      </w:r>
+    </w:p>
+    <w:p>
+      <w:pPr>
+        <w:pStyle w:val="CEAVITITULODOARTIGO"/>
+        <w:tabs>
+          <w:tab w:val="clear" w:pos="709"/>
+          <w:tab w:val="left" w:pos="993" w:leader="none"/>
+        </w:tabs>
+        <w:bidi w:val="0"/>
+        <w:spacing w:before="0" w:after="240"/>
+        <w:rPr>
+          <w:rFonts w:cs="Arial"/>
+          <w:b w:val="false"/>
+          <w:sz w:val="24"/>
+          <w:szCs w:val="28"/>
+        </w:rPr>
+      </w:pPr>
+      <w:r>
+        <w:rPr>
+          <w:rFonts w:cs="Arial"/>
+          <w:b w:val="false"/>
+          <w:sz w:val="24"/>
+          <w:szCs w:val="28"/>
+        </w:rPr>
+        <w:t>https://www.cealex.org/research/current-operations/lighthouse-of-alexandria/#0</w:t>
       </w:r>
     </w:p>
     <w:sectPr>
@@ -1753,15 +2381,20 @@
       <w:u w:val="single"/>
     </w:rPr>
   </w:style>
-  <w:style w:type="character" w:styleId="Smbolosdenumeraouser">
-    <w:name w:val="Símbolos de numeração (user)"/>
+  <w:style w:type="character" w:styleId="Smbolosdenumerao">
+    <w:name w:val="Símbolos de numeração"/>
     <w:rPr/>
+  </w:style>
+  <w:style w:type="character" w:styleId="Marcadores">
+    <w:name w:val="Marcadores"/>
+    <w:rPr>
+      <w:rFonts w:ascii="OpenSymbol" w:hAnsi="OpenSymbol" w:eastAsia="OpenSymbol" w:cs="OpenSymbol"/>
+    </w:rPr>
   </w:style>
   <w:style w:type="paragraph" w:styleId="Ttulo">
     <w:name w:val="Título"/>
     <w:basedOn w:val="Normal"/>
     <w:next w:val="BodyText"/>
-    <w:qFormat/>
     <w:pPr>
       <w:keepNext w:val="true"/>
       <w:spacing w:before="240" w:after="120"/>
@@ -1807,7 +2440,6 @@
   <w:style w:type="paragraph" w:styleId="ndice">
     <w:name w:val="Índice"/>
     <w:basedOn w:val="Normal"/>
-    <w:qFormat/>
     <w:pPr>
       <w:suppressLineNumbers/>
     </w:pPr>
@@ -1819,6 +2451,7 @@
     <w:name w:val="Título (user)"/>
     <w:basedOn w:val="Normal"/>
     <w:next w:val="BodyText"/>
+    <w:qFormat/>
     <w:pPr>
       <w:keepNext w:val="true"/>
       <w:spacing w:before="240" w:after="120"/>
@@ -1832,6 +2465,7 @@
   <w:style w:type="paragraph" w:styleId="ndiceuser">
     <w:name w:val="Índice (user)"/>
     <w:basedOn w:val="Normal"/>
+    <w:qFormat/>
     <w:pPr>
       <w:suppressLineNumbers/>
     </w:pPr>
@@ -1901,8 +2535,8 @@
     </w:pPr>
     <w:rPr/>
   </w:style>
-  <w:style w:type="paragraph" w:styleId="Textouser">
-    <w:name w:val="Texto (user)"/>
+  <w:style w:type="paragraph" w:styleId="Texto">
+    <w:name w:val="Texto"/>
     <w:basedOn w:val="CEAVIPRIMEIROPARAGRAFO"/>
     <w:qFormat/>
     <w:pPr>

--- a/The Lighthouse of Alexandria Pharos, Another Probable Complete Lightning Protection System.docx
+++ b/The Lighthouse of Alexandria Pharos, Another Probable Complete Lightning Protection System.docx
@@ -273,7 +273,7 @@
     </w:p>
     <w:p>
       <w:pPr>
-        <w:pStyle w:val="Texto"/>
+        <w:pStyle w:val="Textouser"/>
         <w:bidi w:val="0"/>
         <w:rPr>
           <w:lang w:val="pt-BR" w:eastAsia="pt-BR" w:bidi="ar-SA"/>
@@ -288,7 +288,7 @@
     </w:p>
     <w:p>
       <w:pPr>
-        <w:pStyle w:val="Texto"/>
+        <w:pStyle w:val="Textouser"/>
         <w:bidi w:val="0"/>
         <w:rPr>
           <w:lang w:val="pt-BR" w:eastAsia="pt-BR" w:bidi="ar-SA"/>
@@ -301,7 +301,7 @@
     </w:p>
     <w:p>
       <w:pPr>
-        <w:pStyle w:val="Texto"/>
+        <w:pStyle w:val="Textouser"/>
         <w:bidi w:val="0"/>
         <w:rPr>
           <w:lang w:val="pt-BR" w:eastAsia="pt-BR" w:bidi="ar-SA"/>
@@ -309,51 +309,12 @@
       </w:pPr>
       <w:r>
         <w:rPr/>
-        <w:t xml:space="preserve">O farol ficava localizado na ilha de Pharos, em Alexandria. A torre teria sido construída principalmente com blocos sólidos, </w:t>
-      </w:r>
-      <w:r>
-        <w:rPr/>
-        <w:t xml:space="preserve">segundo </w:t>
-      </w:r>
-      <w:r>
-        <w:rPr/>
-        <w:t xml:space="preserve">Estrabão, historiador, geógrafo e filósofo grego, o farol era feito de pedra branca provavelmente de calcário, que foram calafetados com chumbo, </w:t>
-      </w:r>
-      <w:r>
-        <w:rPr/>
-        <w:t>sua função era u</w:t>
-      </w:r>
-      <w:r>
-        <w:rPr/>
-        <w:t xml:space="preserve">nir os blocos de pedra. O </w:t>
-      </w:r>
-      <w:r>
-        <w:rPr/>
-        <w:t xml:space="preserve">processo consistia em despejar o </w:t>
-      </w:r>
-      <w:r>
-        <w:rPr/>
-        <w:t>chumbo derretido entre as juntas dos blocos de pedra, funcionando como uma argamassa metálica extremamente resistente que consolidava toda a estrutura.</w:t>
-      </w:r>
-    </w:p>
-    <w:p>
-      <w:pPr>
-        <w:pStyle w:val="Texto"/>
-        <w:bidi w:val="0"/>
-        <w:ind w:hanging="0" w:left="0"/>
-        <w:rPr>
-          <w:lang w:val="pt-BR" w:eastAsia="pt-BR" w:bidi="ar-SA"/>
-        </w:rPr>
-      </w:pPr>
-      <w:r>
-        <w:rPr/>
-        <w:tab/>
-        <w:t xml:space="preserve">Com isso temos a descida estrutural e talvez também o aterramento já que parte da </w:t>
-      </w:r>
-    </w:p>
-    <w:p>
-      <w:pPr>
-        <w:pStyle w:val="Texto"/>
+        <w:t xml:space="preserve">O farol ficava localizado na ilha de Pharos, em Alexandria. A torre teria sido construída principalmente com blocos sólidos, segundo Estrabão, historiador, geógrafo e filósofo grego, o farol era feito de pedra branca provavelmente de calcário, que foram calafetados com chumbo, sua função era unir os blocos de pedra. O processo consistia em despejar o chumbo derretido entre as juntas dos blocos de pedra, funcionando como uma argamassa metálica extremamente resistente que consolidava toda a estrutura. </w:t>
+      </w:r>
+    </w:p>
+    <w:p>
+      <w:pPr>
+        <w:pStyle w:val="Textouser"/>
         <w:bidi w:val="0"/>
         <w:ind w:hanging="0" w:left="0"/>
         <w:rPr>
@@ -368,7 +329,7 @@
     </w:p>
     <w:p>
       <w:pPr>
-        <w:pStyle w:val="Texto"/>
+        <w:pStyle w:val="Textouser"/>
         <w:bidi w:val="0"/>
         <w:rPr>
           <w:lang w:val="pt-BR" w:eastAsia="pt-BR" w:bidi="ar-SA"/>
@@ -376,44 +337,12 @@
       </w:pPr>
       <w:r>
         <w:rPr/>
-        <w:t xml:space="preserve">Além disso, o farol era lembrado pela estátua monumental que ficava na sua parte mais alta. Pesquisadores acreditam ser de Poseidom ou Zeus em sua forma de "Salvador" (Soter) . Zeus retratado com cetro e raio além de parecer imponente, teriam pontas que poderiam atrair raios, caso sejam estátuas de metal, assim como os Tritões, não seriam tão danificadas ao serem atingidas por uma descarga elétrica. </w:t>
-      </w:r>
-      <w:r>
-        <w:rPr/>
-        <w:t>Caso a</w:t>
-      </w:r>
-      <w:r>
-        <w:rPr/>
-        <w:t xml:space="preserve"> estátua </w:t>
-      </w:r>
-      <w:r>
-        <w:rPr/>
-        <w:t xml:space="preserve">seja </w:t>
-      </w:r>
-      <w:r>
-        <w:rPr/>
-        <w:t xml:space="preserve">de Poseidon, </w:t>
-      </w:r>
-      <w:r>
-        <w:rPr/>
-        <w:t>o</w:t>
-      </w:r>
-      <w:r>
-        <w:rPr/>
-        <w:t xml:space="preserve"> ser mitológico </w:t>
-      </w:r>
-      <w:r>
-        <w:rPr/>
-        <w:t xml:space="preserve">seria retratado com </w:t>
-      </w:r>
-      <w:r>
-        <w:rPr/>
-        <w:t>um tridente, o que seria bem parecido a um captador do tipo Franklin</w:t>
-      </w:r>
-    </w:p>
-    <w:p>
-      <w:pPr>
-        <w:pStyle w:val="Texto"/>
+        <w:t>Além disso, o farol era lembrado pela estátua monumental que ficava na sua parte mais alta. Pesquisadores acreditam ser de Poseidom ou Zeus em sua forma de "Salvador" (Soter) . Zeus retratado com cetro e raio além de parecer imponente, teriam pontas que poderiam atrair raios, caso sejam estátuas de metal, assim como os Tritões, não seriam tão danificadas ao serem atingidas por uma descarga elétrica. Caso a estátua seja de Poseidon, o ser mitológico seria retratado com um tridente, o que seria bem parecido a um captador do tipo Franklin</w:t>
+      </w:r>
+    </w:p>
+    <w:p>
+      <w:pPr>
+        <w:pStyle w:val="Textouser"/>
         <w:bidi w:val="0"/>
         <w:rPr>
           <w:lang w:val="pt-BR" w:eastAsia="pt-BR" w:bidi="ar-SA"/>
@@ -468,7 +397,7 @@
     </w:p>
     <w:p>
       <w:pPr>
-        <w:pStyle w:val="Texto"/>
+        <w:pStyle w:val="Textouser"/>
         <w:bidi w:val="0"/>
         <w:rPr>
           <w:lang w:val="pt-BR" w:eastAsia="pt-BR" w:bidi="ar-SA"/>
@@ -499,7 +428,7 @@
     </w:p>
     <w:p>
       <w:pPr>
-        <w:pStyle w:val="Texto"/>
+        <w:pStyle w:val="Textouser"/>
         <w:numPr>
           <w:ilvl w:val="0"/>
           <w:numId w:val="0"/>
@@ -514,24 +443,12 @@
         <w:rPr>
           <w:lang w:val="pt-BR" w:eastAsia="pt-BR" w:bidi="ar-SA"/>
         </w:rPr>
-        <w:t xml:space="preserve">Com todas essas características, percebe-se que o chumbo é ideal para a utilização no Pharos já que adiciona maior resistência a terremotos à estrutura, permite guiar qualquer descarga para o solo ou as águas, dependendo da configuração da sua base, além de resistir as ondas, melhor que os materiais disponíveis na época. Todavia, o chumbo pode se fundir ao receber uma descarga atmosférica, resultando em danos a edificação, isso explica as estátuas de bronze no topo da edificação e nas laterais dos terraços, elas seriam os captadores e o </w:t>
-      </w:r>
-      <w:r>
-        <w:rPr>
-          <w:lang w:val="pt-BR" w:eastAsia="pt-BR" w:bidi="ar-SA"/>
-        </w:rPr>
-        <w:t>chumbo</w:t>
-      </w:r>
-      <w:r>
-        <w:rPr>
-          <w:lang w:val="pt-BR" w:eastAsia="pt-BR" w:bidi="ar-SA"/>
-        </w:rPr>
-        <w:t xml:space="preserve"> contido entre os blocos seria a descida natural.</w:t>
-      </w:r>
-    </w:p>
-    <w:p>
-      <w:pPr>
-        <w:pStyle w:val="Texto"/>
+        <w:t>Com todas essas características, percebe-se que o chumbo é ideal para a utilização no Pharos já que adiciona maior resistência a terremotos à estrutura, permite guiar qualquer descarga para o solo ou as águas, dependendo da configuração da sua base, além de resistir as ondas, melhor que os materiais disponíveis na época. Todavia, o chumbo pode se fundir ao receber uma descarga atmosférica, resultando em danos a edificação, isso explica as estátuas de bronze no topo da edificação e nas laterais dos terraços, elas seriam os captadores e o chumbo contido entre os blocos seria a descida natural.</w:t>
+      </w:r>
+    </w:p>
+    <w:p>
+      <w:pPr>
+        <w:pStyle w:val="Textouser"/>
         <w:numPr>
           <w:ilvl w:val="0"/>
           <w:numId w:val="0"/>
@@ -566,7 +483,7 @@
     </w:p>
     <w:p>
       <w:pPr>
-        <w:pStyle w:val="Texto"/>
+        <w:pStyle w:val="Textouser"/>
         <w:bidi w:val="0"/>
         <w:rPr>
           <w:lang w:val="pt-BR" w:eastAsia="pt-BR" w:bidi="ar-SA"/>
@@ -574,64 +491,12 @@
       </w:pPr>
       <w:r>
         <w:rPr/>
-        <w:t xml:space="preserve">O site do CEAlex (Centre d'Études Alexandrines) apresenta </w:t>
-      </w:r>
-      <w:r>
-        <w:rPr/>
-        <w:t>resumidamente</w:t>
-      </w:r>
-      <w:r>
-        <w:rPr/>
-        <w:t xml:space="preserve"> </w:t>
-      </w:r>
-      <w:r>
-        <w:rPr/>
-        <w:t xml:space="preserve">o resultado </w:t>
-      </w:r>
-      <w:r>
-        <w:rPr/>
-        <w:t xml:space="preserve">das escavações subaquáticas no sítio do Farol de Alexandria, um projeto </w:t>
-      </w:r>
-      <w:r>
-        <w:rPr/>
-        <w:t xml:space="preserve">que é </w:t>
-      </w:r>
-      <w:r>
-        <w:rPr/>
-        <w:t xml:space="preserve">liderado por Isabelle Hairy. </w:t>
-      </w:r>
-      <w:r>
-        <w:rPr/>
-        <w:t>Parte dos destroços</w:t>
-      </w:r>
-      <w:r>
-        <w:rPr/>
-        <w:t xml:space="preserve"> </w:t>
-      </w:r>
-      <w:r>
-        <w:rPr/>
-        <w:t xml:space="preserve">do </w:t>
-      </w:r>
-      <w:r>
-        <w:rPr/>
-        <w:t xml:space="preserve">antigo Pharos </w:t>
-      </w:r>
-      <w:r>
-        <w:rPr/>
-        <w:t>ou farol de Alexandria</w:t>
-      </w:r>
-      <w:r>
-        <w:rPr/>
-        <w:t>, está submerso no Mediterrâneo, na ponta leste da península de Pharos, onde hoje se ergue a fortaleza de Qaitbay,</w:t>
-      </w:r>
-      <w:r>
-        <w:rPr/>
-        <w:t xml:space="preserve"> essa cujos blocos de construção se originaram dos restos do fárol.</w:t>
-      </w:r>
-    </w:p>
-    <w:p>
-      <w:pPr>
-        <w:pStyle w:val="Texto"/>
+        <w:t>O site do CEAlex (Centre d'Études Alexandrines) apresenta resumidamente o resultado das escavações subaquáticas no sítio do Farol de Alexandria, um projeto que é liderado por Isabelle Hairy. Parte dos destroços do antigo Pharos ou farol de Alexandria, está submerso no Mediterrâneo, na ponta leste da península de Pharos, onde hoje se ergue a fortaleza de Qaitbay, essa cujos blocos de construção se originaram dos restos do fárol.</w:t>
+      </w:r>
+    </w:p>
+    <w:p>
+      <w:pPr>
+        <w:pStyle w:val="Textouser"/>
         <w:numPr>
           <w:ilvl w:val="0"/>
           <w:numId w:val="0"/>
@@ -647,48 +512,12 @@
           <w:lang w:val="pt-BR" w:eastAsia="pt-BR" w:bidi="ar-SA"/>
         </w:rPr>
         <w:tab/>
-        <w:t xml:space="preserve">O sítio arqueológico cobre quase 1,6 hectares e </w:t>
-      </w:r>
-      <w:r>
-        <w:rPr>
-          <w:lang w:val="pt-BR" w:eastAsia="pt-BR" w:bidi="ar-SA"/>
-        </w:rPr>
-        <w:t>o</w:t>
-      </w:r>
-      <w:r>
-        <w:rPr>
-          <w:lang w:val="pt-BR" w:eastAsia="pt-BR" w:bidi="ar-SA"/>
-        </w:rPr>
-        <w:t xml:space="preserve"> local </w:t>
-      </w:r>
-      <w:r>
-        <w:rPr>
-          <w:lang w:val="pt-BR" w:eastAsia="pt-BR" w:bidi="ar-SA"/>
-        </w:rPr>
-        <w:t>se encontra</w:t>
-      </w:r>
-      <w:r>
-        <w:rPr>
-          <w:lang w:val="pt-BR" w:eastAsia="pt-BR" w:bidi="ar-SA"/>
-        </w:rPr>
-        <w:t xml:space="preserve"> blocos arquitetônicos, fragmentos e estatuária em pedra dura (granito, quartzito, granodiorito, grauvaca, mármore, calcário), </w:t>
-      </w:r>
-      <w:r>
-        <w:rPr>
-          <w:lang w:val="pt-BR" w:eastAsia="pt-BR" w:bidi="ar-SA"/>
-        </w:rPr>
-        <w:t>e também</w:t>
-      </w:r>
-      <w:r>
-        <w:rPr>
-          <w:lang w:val="pt-BR" w:eastAsia="pt-BR" w:bidi="ar-SA"/>
-        </w:rPr>
-        <w:t xml:space="preserve"> elementos de conexão de chumbo, ferro e bronze usados nas antigas construções.</w:t>
-      </w:r>
-    </w:p>
-    <w:p>
-      <w:pPr>
-        <w:pStyle w:val="Texto"/>
+        <w:t>O sítio arqueológico cobre quase 1,6 hectares e o local se encontra blocos arquitetônicos, fragmentos e estatuária em pedra dura (granito, quartzito, granodiorito, grauvaca, mármore, calcário), e também elementos de conexão de chumbo, ferro e bronze usados nas antigas construções.</w:t>
+      </w:r>
+    </w:p>
+    <w:p>
+      <w:pPr>
+        <w:pStyle w:val="Textouser"/>
         <w:numPr>
           <w:ilvl w:val="0"/>
           <w:numId w:val="0"/>
@@ -723,20 +552,70 @@
     </w:p>
     <w:p>
       <w:pPr>
-        <w:pStyle w:val="Texto"/>
-        <w:bidi w:val="0"/>
-        <w:rPr>
-          <w:lang w:val="pt-BR" w:eastAsia="pt-BR" w:bidi="ar-SA"/>
-        </w:rPr>
-      </w:pPr>
-      <w:r>
-        <w:rPr/>
-        <w:t xml:space="preserve"> </w:t>
-      </w:r>
-    </w:p>
-    <w:p>
-      <w:pPr>
-        <w:pStyle w:val="Texto"/>
+        <w:pStyle w:val="Textouser"/>
+        <w:bidi w:val="0"/>
+        <w:rPr>
+          <w:lang w:val="pt-BR" w:eastAsia="pt-BR" w:bidi="ar-SA"/>
+        </w:rPr>
+      </w:pPr>
+      <w:r>
+        <w:rPr>
+          <w:lang w:val="pt-BR" w:eastAsia="pt-BR" w:bidi="ar-SA"/>
+        </w:rPr>
+        <w:t xml:space="preserve">Nessa análise utilizei a representação do fárol de Alexandria do século XIII ou IX uma vez que ela é a mais documentada e que se tem melhor as dimensões. Classifiquei o SPDA utilizado de acordo com a NBR5419:2015 em L4 já que a única perda importante é a de valores econômicos, uma vez que a perda de trabalhadores para os antigos egípcios não deveria ser tanto problema, não apresenta perda de serviço público e nem mesmo patrimônio cultural. Portanto a classe do SPDA é a IV e o raio da esfera utilizado é de 60m. Para a secção inferior, </w:t>
+      </w:r>
+      <w:r>
+        <w:rPr>
+          <w:lang w:val="pt-BR" w:eastAsia="pt-BR" w:bidi="ar-SA"/>
+        </w:rPr>
+        <w:t>é possível utilizar o método do Ângulo de Proteção ou método de Franklin</w:t>
+      </w:r>
+    </w:p>
+    <w:p>
+      <w:pPr>
+        <w:pStyle w:val="Textouser"/>
+        <w:bidi w:val="0"/>
+        <w:rPr>
+          <w:lang w:val="pt-BR" w:eastAsia="pt-BR" w:bidi="ar-SA"/>
+        </w:rPr>
+      </w:pPr>
+      <w:r>
+        <w:rPr>
+          <w:lang w:val="pt-BR" w:eastAsia="pt-BR" w:bidi="ar-SA"/>
+        </w:rPr>
+      </w:r>
+    </w:p>
+    <w:p>
+      <w:pPr>
+        <w:pStyle w:val="Textouser"/>
+        <w:bidi w:val="0"/>
+        <w:rPr>
+          <w:lang w:val="pt-BR" w:eastAsia="pt-BR" w:bidi="ar-SA"/>
+        </w:rPr>
+      </w:pPr>
+      <w:r>
+        <w:rPr>
+          <w:lang w:val="pt-BR" w:eastAsia="pt-BR" w:bidi="ar-SA"/>
+        </w:rPr>
+      </w:r>
+    </w:p>
+    <w:p>
+      <w:pPr>
+        <w:pStyle w:val="Textouser"/>
+        <w:bidi w:val="0"/>
+        <w:rPr>
+          <w:lang w:val="pt-BR" w:eastAsia="pt-BR" w:bidi="ar-SA"/>
+        </w:rPr>
+      </w:pPr>
+      <w:r>
+        <w:rPr>
+          <w:lang w:val="pt-BR" w:eastAsia="pt-BR" w:bidi="ar-SA"/>
+        </w:rPr>
+      </w:r>
+    </w:p>
+    <w:p>
+      <w:pPr>
+        <w:pStyle w:val="Textouser"/>
         <w:numPr>
           <w:ilvl w:val="0"/>
           <w:numId w:val="0"/>
@@ -755,13 +634,340 @@
     </w:p>
     <w:p>
       <w:pPr>
-        <w:pStyle w:val="Texto"/>
+        <w:pStyle w:val="CEAVITITULODESECAO"/>
         <w:numPr>
           <w:ilvl w:val="0"/>
           <w:numId w:val="0"/>
         </w:numPr>
         <w:bidi w:val="0"/>
-        <w:ind w:hanging="0" w:left="720"/>
+        <w:ind w:hanging="357" w:left="357"/>
+        <w:rPr/>
+      </w:pPr>
+      <w:r>
+        <w:rPr/>
+        <w:t>Análise d</w:t>
+      </w:r>
+      <w:r>
+        <w:rPr/>
+        <w:t xml:space="preserve">a parte inferior da base usando Método do </w:t>
+      </w:r>
+      <w:r>
+        <w:rPr>
+          <w:lang w:val="pt-BR" w:eastAsia="pt-BR" w:bidi="ar-SA"/>
+        </w:rPr>
+        <w:t>Ângulo de Proteção ou método de Franklin</w:t>
+      </w:r>
+    </w:p>
+    <w:p>
+      <w:pPr>
+        <w:pStyle w:val="Textouser"/>
+        <w:bidi w:val="0"/>
+        <w:rPr>
+          <w:lang w:val="pt-BR" w:eastAsia="pt-BR" w:bidi="ar-SA"/>
+        </w:rPr>
+      </w:pPr>
+      <w:r>
+        <w:rPr/>
+        <w:drawing>
+          <wp:anchor distT="0" distB="0" distL="0" distR="0" simplePos="0" relativeHeight="6" behindDoc="0" locked="0" layoutInCell="0" allowOverlap="1">
+            <wp:simplePos x="0" y="0"/>
+            <wp:positionH relativeFrom="column">
+              <wp:align>center</wp:align>
+            </wp:positionH>
+            <wp:positionV relativeFrom="paragraph">
+              <wp:posOffset>635</wp:posOffset>
+            </wp:positionV>
+            <wp:extent cx="6076950" cy="4562475"/>
+            <wp:effectExtent l="0" t="0" r="0" b="0"/>
+            <wp:wrapSquare wrapText="largest"/>
+            <wp:docPr id="1" name="Figura5"/>
+            <wp:cNvGraphicFramePr>
+              <a:graphicFrameLocks xmlns:a="http://schemas.openxmlformats.org/drawingml/2006/main" noChangeAspect="1"/>
+            </wp:cNvGraphicFramePr>
+            <a:graphic xmlns:a="http://schemas.openxmlformats.org/drawingml/2006/main">
+              <a:graphicData uri="http://schemas.openxmlformats.org/drawingml/2006/picture">
+                <pic:pic xmlns:pic="http://schemas.openxmlformats.org/drawingml/2006/picture">
+                  <pic:nvPicPr>
+                    <pic:cNvPr id="1" name="Figura5"/>
+                    <pic:cNvPicPr>
+                      <a:picLocks noChangeAspect="1" noChangeArrowheads="1"/>
+                    </pic:cNvPicPr>
+                  </pic:nvPicPr>
+                  <pic:blipFill>
+                    <a:blip r:embed="rId2"/>
+                    <a:stretch>
+                      <a:fillRect/>
+                    </a:stretch>
+                  </pic:blipFill>
+                  <pic:spPr bwMode="auto">
+                    <a:xfrm>
+                      <a:off x="0" y="0"/>
+                      <a:ext cx="6076950" cy="4562475"/>
+                    </a:xfrm>
+                    <a:prstGeom prst="rect">
+                      <a:avLst/>
+                    </a:prstGeom>
+                    <a:noFill/>
+                  </pic:spPr>
+                </pic:pic>
+              </a:graphicData>
+            </a:graphic>
+          </wp:anchor>
+        </w:drawing>
+      </w:r>
+    </w:p>
+    <w:p>
+      <w:pPr>
+        <w:pStyle w:val="Textouser"/>
+        <w:bidi w:val="0"/>
+        <w:rPr>
+          <w:lang w:val="pt-BR" w:eastAsia="pt-BR" w:bidi="ar-SA"/>
+        </w:rPr>
+      </w:pPr>
+      <w:r>
+        <w:rPr/>
+      </w:r>
+    </w:p>
+    <w:p>
+      <w:pPr>
+        <w:pStyle w:val="Textouser"/>
+        <w:bidi w:val="0"/>
+        <w:rPr>
+          <w:lang w:val="pt-BR" w:eastAsia="pt-BR" w:bidi="ar-SA"/>
+        </w:rPr>
+      </w:pPr>
+      <w:r>
+        <w:rPr/>
+        <w:t>Para um SPDA classe IV e altura de 60m, o ângulo de proteção em relação a normal de acordo com a tabela da NBR5419/2005 é de 25º, como o ângulo de proteção das laterais da edificação é menor que 25º,</w:t>
+      </w:r>
+    </w:p>
+    <w:p>
+      <w:pPr>
+        <w:pStyle w:val="Textouser"/>
+        <w:bidi w:val="0"/>
+        <w:rPr>
+          <w:lang w:val="pt-BR" w:eastAsia="pt-BR" w:bidi="ar-SA"/>
+        </w:rPr>
+      </w:pPr>
+      <w:r>
+        <w:rPr/>
+      </w:r>
+    </w:p>
+    <w:p>
+      <w:pPr>
+        <w:pStyle w:val="Textouser"/>
+        <w:bidi w:val="0"/>
+        <w:rPr>
+          <w:lang w:val="pt-BR" w:eastAsia="pt-BR" w:bidi="ar-SA"/>
+        </w:rPr>
+      </w:pPr>
+      <w:r>
+        <w:rPr/>
+      </w:r>
+    </w:p>
+    <w:p>
+      <w:pPr>
+        <w:pStyle w:val="Textouser"/>
+        <w:numPr>
+          <w:ilvl w:val="0"/>
+          <w:numId w:val="0"/>
+        </w:numPr>
+        <w:bidi w:val="0"/>
+        <w:ind w:hanging="0" w:left="0"/>
+        <w:rPr>
+          <w:lang w:val="pt-BR" w:eastAsia="pt-BR" w:bidi="ar-SA"/>
+        </w:rPr>
+      </w:pPr>
+      <w:r>
+        <w:rPr>
+          <w:lang w:val="pt-BR" w:eastAsia="pt-BR" w:bidi="ar-SA"/>
+        </w:rPr>
+      </w:r>
+    </w:p>
+    <w:p>
+      <w:pPr>
+        <w:pStyle w:val="Textouser"/>
+        <w:numPr>
+          <w:ilvl w:val="0"/>
+          <w:numId w:val="0"/>
+        </w:numPr>
+        <w:bidi w:val="0"/>
+        <w:ind w:hanging="0" w:left="0"/>
+        <w:rPr>
+          <w:lang w:val="pt-BR" w:eastAsia="pt-BR" w:bidi="ar-SA"/>
+        </w:rPr>
+      </w:pPr>
+      <w:r>
+        <w:rPr>
+          <w:lang w:val="pt-BR" w:eastAsia="pt-BR" w:bidi="ar-SA"/>
+        </w:rPr>
+      </w:r>
+    </w:p>
+    <w:p>
+      <w:pPr>
+        <w:pStyle w:val="CEAVITITULODESECAO"/>
+        <w:numPr>
+          <w:ilvl w:val="0"/>
+          <w:numId w:val="0"/>
+        </w:numPr>
+        <w:bidi w:val="0"/>
+        <w:ind w:hanging="357" w:left="357"/>
+        <w:rPr/>
+      </w:pPr>
+      <w:r>
+        <w:rPr/>
+        <w:t>Aterramento elétrico</w:t>
+      </w:r>
+    </w:p>
+    <w:p>
+      <w:pPr>
+        <w:pStyle w:val="Textouser"/>
+        <w:bidi w:val="0"/>
+        <w:rPr>
+          <w:lang w:val="pt-BR" w:eastAsia="pt-BR" w:bidi="ar-SA"/>
+        </w:rPr>
+      </w:pPr>
+      <w:r>
+        <w:rPr>
+          <w:lang w:val="pt-BR" w:eastAsia="pt-BR" w:bidi="ar-SA"/>
+        </w:rPr>
+        <w:t>Sim, o aterramento do SPDA (Sistema de Proteção contra Descargas Atmosféricas) pode utilizar as ferragens da edificação, desde que sejam atendidos os requisitos de continuidade elétrica e as condições de instalação previstas nas normas técnicas. Na verdade, as normas brasileiras (NBR 5410 e NBR 5419) recomendam o uso das armaduras de aço das fundações como aterramento natural, por ser um método mais seguro e econômico .</w:t>
+      </w:r>
+    </w:p>
+    <w:p>
+      <w:pPr>
+        <w:pStyle w:val="Textouser"/>
+        <w:bidi w:val="0"/>
+        <w:rPr>
+          <w:lang w:val="pt-BR" w:eastAsia="pt-BR" w:bidi="ar-SA"/>
+        </w:rPr>
+      </w:pPr>
+      <w:r>
+        <w:rPr>
+          <w:lang w:val="pt-BR" w:eastAsia="pt-BR" w:bidi="ar-SA"/>
+        </w:rPr>
+        <w:t>Para que as ferragens da edificação possam ser utilizadas como eletrodo de aterramento do SPDA, é imprescindível garantir a continuidade elétrica de todo o sistema . Isso exige cuidados específicos:</w:t>
+      </w:r>
+    </w:p>
+    <w:p>
+      <w:pPr>
+        <w:pStyle w:val="Textouser"/>
+        <w:bidi w:val="0"/>
+        <w:rPr>
+          <w:lang w:val="pt-BR" w:eastAsia="pt-BR" w:bidi="ar-SA"/>
+        </w:rPr>
+      </w:pPr>
+      <w:r>
+        <w:rPr>
+          <w:lang w:val="pt-BR" w:eastAsia="pt-BR" w:bidi="ar-SA"/>
+        </w:rPr>
+      </w:r>
+    </w:p>
+    <w:p>
+      <w:pPr>
+        <w:pStyle w:val="Textouser"/>
+        <w:bidi w:val="0"/>
+        <w:rPr>
+          <w:lang w:val="pt-BR" w:eastAsia="pt-BR" w:bidi="ar-SA"/>
+        </w:rPr>
+      </w:pPr>
+      <w:r>
+        <w:rPr>
+          <w:lang w:val="pt-BR" w:eastAsia="pt-BR" w:bidi="ar-SA"/>
+        </w:rPr>
+        <w:t>Interconexão das Armaduras: As armaduras de aço das estacas, blocos de fundação e vigas baldrames devem ser firmemente amarradas com arame recozido em cerca de 50% de seus cruzamentos ou soldadas .</w:t>
+      </w:r>
+    </w:p>
+    <w:p>
+      <w:pPr>
+        <w:pStyle w:val="Textouser"/>
+        <w:bidi w:val="0"/>
+        <w:rPr>
+          <w:lang w:val="pt-BR" w:eastAsia="pt-BR" w:bidi="ar-SA"/>
+        </w:rPr>
+      </w:pPr>
+      <w:r>
+        <w:rPr>
+          <w:lang w:val="pt-BR" w:eastAsia="pt-BR" w:bidi="ar-SA"/>
+        </w:rPr>
+      </w:r>
+    </w:p>
+    <w:p>
+      <w:pPr>
+        <w:pStyle w:val="Textouser"/>
+        <w:bidi w:val="0"/>
+        <w:rPr>
+          <w:lang w:val="pt-BR" w:eastAsia="pt-BR" w:bidi="ar-SA"/>
+        </w:rPr>
+      </w:pPr>
+      <w:r>
+        <w:rPr>
+          <w:lang w:val="pt-BR" w:eastAsia="pt-BR" w:bidi="ar-SA"/>
+        </w:rPr>
+        <w:t>Sobreposição de Barras: As barras horizontais devem ser sobrepostas por no mínimo 20 vezes o seu diâmetro, e firmemente amarradas ou soldadas .</w:t>
+      </w:r>
+    </w:p>
+    <w:p>
+      <w:pPr>
+        <w:pStyle w:val="Textouser"/>
+        <w:bidi w:val="0"/>
+        <w:rPr>
+          <w:lang w:val="pt-BR" w:eastAsia="pt-BR" w:bidi="ar-SA"/>
+        </w:rPr>
+      </w:pPr>
+      <w:r>
+        <w:rPr>
+          <w:lang w:val="pt-BR" w:eastAsia="pt-BR" w:bidi="ar-SA"/>
+        </w:rPr>
+      </w:r>
+    </w:p>
+    <w:p>
+      <w:pPr>
+        <w:pStyle w:val="Textouser"/>
+        <w:bidi w:val="0"/>
+        <w:rPr>
+          <w:lang w:val="pt-BR" w:eastAsia="pt-BR" w:bidi="ar-SA"/>
+        </w:rPr>
+      </w:pPr>
+      <w:r>
+        <w:rPr>
+          <w:lang w:val="pt-BR" w:eastAsia="pt-BR" w:bidi="ar-SA"/>
+        </w:rPr>
+        <w:t>Conexão com Pilares: As armaduras das fundações devem ser interligadas com as armaduras dos pilares (usados como descidas naturais), assegurando a continuidade elétrica</w:t>
+      </w:r>
+    </w:p>
+    <w:p>
+      <w:pPr>
+        <w:pStyle w:val="Textouser"/>
+        <w:bidi w:val="0"/>
+        <w:rPr>
+          <w:lang w:val="pt-BR" w:eastAsia="pt-BR" w:bidi="ar-SA"/>
+        </w:rPr>
+      </w:pPr>
+      <w:r>
+        <w:rPr>
+          <w:lang w:val="pt-BR" w:eastAsia="pt-BR" w:bidi="ar-SA"/>
+        </w:rPr>
+      </w:r>
+    </w:p>
+    <w:p>
+      <w:pPr>
+        <w:pStyle w:val="Textouser"/>
+        <w:bidi w:val="0"/>
+        <w:rPr>
+          <w:lang w:val="pt-BR" w:eastAsia="pt-BR" w:bidi="ar-SA"/>
+        </w:rPr>
+      </w:pPr>
+      <w:r>
+        <w:rPr>
+          <w:lang w:val="pt-BR" w:eastAsia="pt-BR" w:bidi="ar-SA"/>
+        </w:rPr>
+      </w:r>
+    </w:p>
+    <w:p>
+      <w:pPr>
+        <w:pStyle w:val="Textouser"/>
+        <w:bidi w:val="0"/>
         <w:rPr>
           <w:lang w:val="pt-BR" w:eastAsia="pt-BR" w:bidi="ar-SA"/>
         </w:rPr>
@@ -797,7 +1003,7 @@
             <wp:extent cx="5128260" cy="2546985"/>
             <wp:effectExtent l="0" t="0" r="0" b="0"/>
             <wp:wrapSquare wrapText="largest"/>
-            <wp:docPr id="1" name="Figura3"/>
+            <wp:docPr id="2" name="Figura3"/>
             <wp:cNvGraphicFramePr>
               <a:graphicFrameLocks xmlns:a="http://schemas.openxmlformats.org/drawingml/2006/main" noChangeAspect="1"/>
             </wp:cNvGraphicFramePr>
@@ -805,13 +1011,13 @@
               <a:graphicData uri="http://schemas.openxmlformats.org/drawingml/2006/picture">
                 <pic:pic xmlns:pic="http://schemas.openxmlformats.org/drawingml/2006/picture">
                   <pic:nvPicPr>
-                    <pic:cNvPr id="1" name="Figura3"/>
+                    <pic:cNvPr id="2" name="Figura3"/>
                     <pic:cNvPicPr>
                       <a:picLocks noChangeAspect="1" noChangeArrowheads="1"/>
                     </pic:cNvPicPr>
                   </pic:nvPicPr>
                   <pic:blipFill>
-                    <a:blip r:embed="rId2"/>
+                    <a:blip r:embed="rId3"/>
                     <a:stretch>
                       <a:fillRect/>
                     </a:stretch>
@@ -1074,7 +1280,7 @@
             <wp:extent cx="6120130" cy="3063875"/>
             <wp:effectExtent l="0" t="0" r="0" b="0"/>
             <wp:wrapSquare wrapText="largest"/>
-            <wp:docPr id="2" name="Figura4"/>
+            <wp:docPr id="3" name="Figura4"/>
             <wp:cNvGraphicFramePr>
               <a:graphicFrameLocks xmlns:a="http://schemas.openxmlformats.org/drawingml/2006/main" noChangeAspect="1"/>
             </wp:cNvGraphicFramePr>
@@ -1082,13 +1288,13 @@
               <a:graphicData uri="http://schemas.openxmlformats.org/drawingml/2006/picture">
                 <pic:pic xmlns:pic="http://schemas.openxmlformats.org/drawingml/2006/picture">
                   <pic:nvPicPr>
-                    <pic:cNvPr id="2" name="Figura4"/>
+                    <pic:cNvPr id="3" name="Figura4"/>
                     <pic:cNvPicPr>
                       <a:picLocks noChangeAspect="1" noChangeArrowheads="1"/>
                     </pic:cNvPicPr>
                   </pic:nvPicPr>
                   <pic:blipFill>
-                    <a:blip r:embed="rId3"/>
+                    <a:blip r:embed="rId4"/>
                     <a:stretch>
                       <a:fillRect/>
                     </a:stretch>
@@ -1196,7 +1402,7 @@
             <wp:extent cx="6120130" cy="5555615"/>
             <wp:effectExtent l="0" t="0" r="0" b="0"/>
             <wp:wrapSquare wrapText="largest"/>
-            <wp:docPr id="3" name="Figura2"/>
+            <wp:docPr id="4" name="Figura2"/>
             <wp:cNvGraphicFramePr>
               <a:graphicFrameLocks xmlns:a="http://schemas.openxmlformats.org/drawingml/2006/main" noChangeAspect="1"/>
             </wp:cNvGraphicFramePr>
@@ -1204,13 +1410,13 @@
               <a:graphicData uri="http://schemas.openxmlformats.org/drawingml/2006/picture">
                 <pic:pic xmlns:pic="http://schemas.openxmlformats.org/drawingml/2006/picture">
                   <pic:nvPicPr>
-                    <pic:cNvPr id="3" name="Figura2"/>
+                    <pic:cNvPr id="4" name="Figura2"/>
                     <pic:cNvPicPr>
                       <a:picLocks noChangeAspect="1" noChangeArrowheads="1"/>
                     </pic:cNvPicPr>
                   </pic:nvPicPr>
                   <pic:blipFill>
-                    <a:blip r:embed="rId4"/>
+                    <a:blip r:embed="rId5"/>
                     <a:stretch>
                       <a:fillRect/>
                     </a:stretch>
@@ -1767,7 +1973,7 @@
             <wp:extent cx="6120130" cy="3941445"/>
             <wp:effectExtent l="0" t="0" r="0" b="0"/>
             <wp:wrapSquare wrapText="largest"/>
-            <wp:docPr id="4" name="Figura1"/>
+            <wp:docPr id="5" name="Figura1"/>
             <wp:cNvGraphicFramePr>
               <a:graphicFrameLocks xmlns:a="http://schemas.openxmlformats.org/drawingml/2006/main" noChangeAspect="1"/>
             </wp:cNvGraphicFramePr>
@@ -1775,13 +1981,13 @@
               <a:graphicData uri="http://schemas.openxmlformats.org/drawingml/2006/picture">
                 <pic:pic xmlns:pic="http://schemas.openxmlformats.org/drawingml/2006/picture">
                   <pic:nvPicPr>
-                    <pic:cNvPr id="4" name="Figura1"/>
+                    <pic:cNvPr id="5" name="Figura1"/>
                     <pic:cNvPicPr>
                       <a:picLocks noChangeAspect="1" noChangeArrowheads="1"/>
                     </pic:cNvPicPr>
                   </pic:nvPicPr>
                   <pic:blipFill>
-                    <a:blip r:embed="rId5"/>
+                    <a:blip r:embed="rId6"/>
                     <a:stretch>
                       <a:fillRect/>
                     </a:stretch>
@@ -2059,13 +2265,204 @@
         </w:rPr>
       </w:pPr>
       <w:r>
-        <w:rPr>
+        <w:fldChar w:fldCharType="begin"/>
+      </w:r>
+      <w:r>
+        <w:rPr>
+          <w:rStyle w:val="Hyperlink"/>
+          <w:rFonts w:cs="Arial"/>
+          <w:b w:val="false"/>
+          <w:sz w:val="24"/>
+          <w:szCs w:val="28"/>
+        </w:rPr>
+        <w:instrText xml:space="preserve"> HYPERLINK "https://www.cealex.org/research/current-operations/lighthouse-of-alexandria/" \l "0"</w:instrText>
+      </w:r>
+      <w:r>
+        <w:rPr>
+          <w:rStyle w:val="Hyperlink"/>
+          <w:rFonts w:cs="Arial"/>
+          <w:b w:val="false"/>
+          <w:sz w:val="24"/>
+          <w:szCs w:val="28"/>
+        </w:rPr>
+        <w:fldChar w:fldCharType="separate"/>
+      </w:r>
+      <w:r>
+        <w:rPr>
+          <w:rStyle w:val="Hyperlink"/>
           <w:rFonts w:cs="Arial"/>
           <w:b w:val="false"/>
           <w:sz w:val="24"/>
           <w:szCs w:val="28"/>
         </w:rPr>
         <w:t>https://www.cealex.org/research/current-operations/lighthouse-of-alexandria/#0</w:t>
+      </w:r>
+      <w:r>
+        <w:rPr>
+          <w:rStyle w:val="Hyperlink"/>
+          <w:rFonts w:cs="Arial"/>
+          <w:b w:val="false"/>
+          <w:sz w:val="24"/>
+          <w:szCs w:val="28"/>
+        </w:rPr>
+        <w:fldChar w:fldCharType="end"/>
+      </w:r>
+    </w:p>
+    <w:p>
+      <w:pPr>
+        <w:pStyle w:val="CEAVITITULODOARTIGO"/>
+        <w:tabs>
+          <w:tab w:val="clear" w:pos="709"/>
+          <w:tab w:val="left" w:pos="993" w:leader="none"/>
+        </w:tabs>
+        <w:bidi w:val="0"/>
+        <w:spacing w:before="0" w:after="240"/>
+        <w:rPr>
+          <w:rFonts w:cs="Arial"/>
+          <w:b w:val="false"/>
+          <w:sz w:val="24"/>
+          <w:szCs w:val="28"/>
+        </w:rPr>
+      </w:pPr>
+      <w:r>
+        <w:rPr>
+          <w:rFonts w:cs="Arial"/>
+          <w:b w:val="false"/>
+          <w:sz w:val="24"/>
+          <w:szCs w:val="28"/>
+        </w:rPr>
+      </w:r>
+    </w:p>
+    <w:p>
+      <w:pPr>
+        <w:pStyle w:val="CEAVITITULODOARTIGO"/>
+        <w:tabs>
+          <w:tab w:val="clear" w:pos="709"/>
+          <w:tab w:val="left" w:pos="993" w:leader="none"/>
+        </w:tabs>
+        <w:bidi w:val="0"/>
+        <w:spacing w:before="0" w:after="240"/>
+        <w:rPr>
+          <w:rFonts w:cs="Arial"/>
+          <w:b w:val="false"/>
+          <w:sz w:val="24"/>
+          <w:szCs w:val="28"/>
+        </w:rPr>
+      </w:pPr>
+      <w:r>
+        <w:rPr>
+          <w:rFonts w:cs="Arial"/>
+          <w:b w:val="false"/>
+          <w:sz w:val="24"/>
+          <w:szCs w:val="28"/>
+        </w:rPr>
+        <w:t xml:space="preserve">Simulação computacional da estrutura a terremotos por eng.Adel Abdelnaby </w:t>
+      </w:r>
+    </w:p>
+    <w:p>
+      <w:pPr>
+        <w:pStyle w:val="CEAVITITULODOARTIGO"/>
+        <w:tabs>
+          <w:tab w:val="clear" w:pos="709"/>
+          <w:tab w:val="left" w:pos="993" w:leader="none"/>
+        </w:tabs>
+        <w:bidi w:val="0"/>
+        <w:spacing w:before="0" w:after="240"/>
+        <w:rPr>
+          <w:rFonts w:cs="Arial"/>
+          <w:b w:val="false"/>
+          <w:sz w:val="24"/>
+          <w:szCs w:val="28"/>
+        </w:rPr>
+      </w:pPr>
+      <w:hyperlink r:id="rId7">
+        <w:r>
+          <w:rPr>
+            <w:rStyle w:val="Hyperlink"/>
+            <w:rFonts w:cs="Arial"/>
+            <w:b w:val="false"/>
+            <w:sz w:val="24"/>
+            <w:szCs w:val="28"/>
+          </w:rPr>
+          <w:t>https://www.researchgate.net/publication/257520187_Integrity_assessment_of_the_Pharos_of_Alexandria_during_the_AD_1303_earthquake</w:t>
+        </w:r>
+      </w:hyperlink>
+    </w:p>
+    <w:p>
+      <w:pPr>
+        <w:pStyle w:val="CEAVITITULODOARTIGO"/>
+        <w:tabs>
+          <w:tab w:val="clear" w:pos="709"/>
+          <w:tab w:val="left" w:pos="993" w:leader="none"/>
+        </w:tabs>
+        <w:bidi w:val="0"/>
+        <w:spacing w:before="0" w:after="240"/>
+        <w:rPr>
+          <w:rFonts w:cs="Arial"/>
+          <w:b w:val="false"/>
+          <w:sz w:val="24"/>
+          <w:szCs w:val="28"/>
+        </w:rPr>
+      </w:pPr>
+      <w:r>
+        <w:rPr>
+          <w:rFonts w:cs="Arial"/>
+          <w:b w:val="false"/>
+          <w:sz w:val="24"/>
+          <w:szCs w:val="28"/>
+        </w:rPr>
+      </w:r>
+    </w:p>
+    <w:p>
+      <w:pPr>
+        <w:pStyle w:val="CEAVITITULODOARTIGO"/>
+        <w:tabs>
+          <w:tab w:val="clear" w:pos="709"/>
+          <w:tab w:val="left" w:pos="993" w:leader="none"/>
+        </w:tabs>
+        <w:bidi w:val="0"/>
+        <w:spacing w:before="0" w:after="240"/>
+        <w:rPr>
+          <w:rFonts w:cs="Arial"/>
+          <w:b w:val="false"/>
+          <w:sz w:val="24"/>
+          <w:szCs w:val="28"/>
+        </w:rPr>
+      </w:pPr>
+      <w:r>
+        <w:rPr>
+          <w:rFonts w:cs="Arial"/>
+          <w:b w:val="false"/>
+          <w:sz w:val="24"/>
+          <w:szCs w:val="28"/>
+        </w:rPr>
+        <w:t>Resistência de blocos de granito calafetados com chumbo para terremotos por eng.Adel Abdelnaby</w:t>
+      </w:r>
+    </w:p>
+    <w:p>
+      <w:pPr>
+        <w:pStyle w:val="CEAVITITULODOARTIGO"/>
+        <w:tabs>
+          <w:tab w:val="clear" w:pos="709"/>
+          <w:tab w:val="left" w:pos="993" w:leader="none"/>
+        </w:tabs>
+        <w:bidi w:val="0"/>
+        <w:spacing w:before="0" w:after="240"/>
+        <w:rPr>
+          <w:rFonts w:cs="Arial"/>
+          <w:b w:val="false"/>
+          <w:sz w:val="24"/>
+          <w:szCs w:val="28"/>
+        </w:rPr>
+      </w:pPr>
+      <w:r>
+        <w:rPr>
+          <w:rFonts w:cs="Arial"/>
+          <w:b w:val="false"/>
+          <w:sz w:val="24"/>
+          <w:szCs w:val="28"/>
+        </w:rPr>
+        <w:t>O episódio é Season 5, Episode 4 — “Curse of the Seventh Wonder”, lançado em 2019</w:t>
       </w:r>
     </w:p>
     <w:sectPr>
@@ -2381,12 +2778,12 @@
       <w:u w:val="single"/>
     </w:rPr>
   </w:style>
-  <w:style w:type="character" w:styleId="Smbolosdenumerao">
-    <w:name w:val="Símbolos de numeração"/>
+  <w:style w:type="character" w:styleId="Smbolosdenumeraouser">
+    <w:name w:val="Símbolos de numeração (user)"/>
     <w:rPr/>
   </w:style>
-  <w:style w:type="character" w:styleId="Marcadores">
-    <w:name w:val="Marcadores"/>
+  <w:style w:type="character" w:styleId="Marcadoresuser">
+    <w:name w:val="Marcadores (user)"/>
     <w:rPr>
       <w:rFonts w:ascii="OpenSymbol" w:hAnsi="OpenSymbol" w:eastAsia="OpenSymbol" w:cs="OpenSymbol"/>
     </w:rPr>
@@ -2395,6 +2792,7 @@
     <w:name w:val="Título"/>
     <w:basedOn w:val="Normal"/>
     <w:next w:val="BodyText"/>
+    <w:qFormat/>
     <w:pPr>
       <w:keepNext w:val="true"/>
       <w:spacing w:before="240" w:after="120"/>
@@ -2440,6 +2838,7 @@
   <w:style w:type="paragraph" w:styleId="ndice">
     <w:name w:val="Índice"/>
     <w:basedOn w:val="Normal"/>
+    <w:qFormat/>
     <w:pPr>
       <w:suppressLineNumbers/>
     </w:pPr>
@@ -2451,7 +2850,6 @@
     <w:name w:val="Título (user)"/>
     <w:basedOn w:val="Normal"/>
     <w:next w:val="BodyText"/>
-    <w:qFormat/>
     <w:pPr>
       <w:keepNext w:val="true"/>
       <w:spacing w:before="240" w:after="120"/>
@@ -2465,7 +2863,6 @@
   <w:style w:type="paragraph" w:styleId="ndiceuser">
     <w:name w:val="Índice (user)"/>
     <w:basedOn w:val="Normal"/>
-    <w:qFormat/>
     <w:pPr>
       <w:suppressLineNumbers/>
     </w:pPr>
@@ -2535,8 +2932,8 @@
     </w:pPr>
     <w:rPr/>
   </w:style>
-  <w:style w:type="paragraph" w:styleId="Texto">
-    <w:name w:val="Texto"/>
+  <w:style w:type="paragraph" w:styleId="Textouser">
+    <w:name w:val="Texto (user)"/>
     <w:basedOn w:val="CEAVIPRIMEIROPARAGRAFO"/>
     <w:qFormat/>
     <w:pPr>

--- a/The Lighthouse of Alexandria Pharos, Another Probable Complete Lightning Protection System.docx
+++ b/The Lighthouse of Alexandria Pharos, Another Probable Complete Lightning Protection System.docx
@@ -273,7 +273,7 @@
     </w:p>
     <w:p>
       <w:pPr>
-        <w:pStyle w:val="Textouser"/>
+        <w:pStyle w:val="Texto"/>
         <w:bidi w:val="0"/>
         <w:rPr>
           <w:lang w:val="pt-BR" w:eastAsia="pt-BR" w:bidi="ar-SA"/>
@@ -288,7 +288,22 @@
     </w:p>
     <w:p>
       <w:pPr>
-        <w:pStyle w:val="Textouser"/>
+        <w:pStyle w:val="Texto"/>
+        <w:bidi w:val="0"/>
+        <w:rPr>
+          <w:lang w:val="pt-BR" w:eastAsia="pt-BR" w:bidi="ar-SA"/>
+        </w:rPr>
+      </w:pPr>
+      <w:r>
+        <w:rPr>
+          <w:lang w:val="pt-BR" w:eastAsia="pt-BR" w:bidi="ar-SA"/>
+        </w:rPr>
+        <w:t xml:space="preserve">Ela foi construída no Egito numa cidade que foi fundada por Alexandre O grande,de origem macedônica, por isso tecnologias e técnicas de construção gregas e egípcias devem estar presentes. </w:t>
+      </w:r>
+    </w:p>
+    <w:p>
+      <w:pPr>
+        <w:pStyle w:val="Texto"/>
         <w:bidi w:val="0"/>
         <w:rPr>
           <w:lang w:val="pt-BR" w:eastAsia="pt-BR" w:bidi="ar-SA"/>
@@ -296,25 +311,45 @@
       </w:pPr>
       <w:r>
         <w:rPr/>
-        <w:t>Por ser uma estrutura que permaneceu de é por mais de 1000 anos, sofreu diversas reformas e modificações durante os séculos.</w:t>
-      </w:r>
-    </w:p>
-    <w:p>
-      <w:pPr>
-        <w:pStyle w:val="Textouser"/>
-        <w:bidi w:val="0"/>
-        <w:rPr>
-          <w:lang w:val="pt-BR" w:eastAsia="pt-BR" w:bidi="ar-SA"/>
-        </w:rPr>
-      </w:pPr>
+        <w:t xml:space="preserve">Por ser uma estrutura que permaneceu </w:t>
+      </w:r>
       <w:r>
         <w:rPr/>
-        <w:t xml:space="preserve">O farol ficava localizado na ilha de Pharos, em Alexandria. A torre teria sido construída principalmente com blocos sólidos, segundo Estrabão, historiador, geógrafo e filósofo grego, o farol era feito de pedra branca provavelmente de calcário, que foram calafetados com chumbo, sua função era unir os blocos de pedra. O processo consistia em despejar o chumbo derretido entre as juntas dos blocos de pedra, funcionando como uma argamassa metálica extremamente resistente que consolidava toda a estrutura. </w:t>
-      </w:r>
-    </w:p>
-    <w:p>
-      <w:pPr>
-        <w:pStyle w:val="Textouser"/>
+        <w:t>em</w:t>
+      </w:r>
+      <w:r>
+        <w:rPr/>
+        <w:t xml:space="preserve"> </w:t>
+      </w:r>
+      <w:r>
+        <w:rPr/>
+        <w:t>p</w:t>
+      </w:r>
+      <w:r>
+        <w:rPr/>
+        <w:t>é por mais de 1000 anos, sofreu diversas reformas e modificações durante os séculos.</w:t>
+      </w:r>
+    </w:p>
+    <w:p>
+      <w:pPr>
+        <w:pStyle w:val="Texto"/>
+        <w:bidi w:val="0"/>
+        <w:rPr>
+          <w:lang w:val="pt-BR" w:eastAsia="pt-BR" w:bidi="ar-SA"/>
+        </w:rPr>
+      </w:pPr>
+      <w:r>
+        <w:rPr/>
+        <w:t xml:space="preserve">O farol ficava localizado na ilha de Pharos, em Alexandria. A torre teria sido construída principalmente com blocos sólidos, segundo Estrabão, historiador, geógrafo e filósofo grego, o farol era feito de pedra branca provavelmente de calcário, que foram calafetados com chumbo, sua função era unir os blocos de pedra. </w:t>
+      </w:r>
+      <w:r>
+        <w:rPr/>
+        <w:t>Segundo o historiador e geógrafo árabe Almaçudi (Al-Mas'udi), que visitou Alexandria no século X</w:t>
+      </w:r>
+    </w:p>
+    <w:p>
+      <w:pPr>
+        <w:pStyle w:val="Texto"/>
         <w:bidi w:val="0"/>
         <w:ind w:hanging="0" w:left="0"/>
         <w:rPr>
@@ -329,7 +364,7 @@
     </w:p>
     <w:p>
       <w:pPr>
-        <w:pStyle w:val="Textouser"/>
+        <w:pStyle w:val="Texto"/>
         <w:bidi w:val="0"/>
         <w:rPr>
           <w:lang w:val="pt-BR" w:eastAsia="pt-BR" w:bidi="ar-SA"/>
@@ -342,7 +377,7 @@
     </w:p>
     <w:p>
       <w:pPr>
-        <w:pStyle w:val="Textouser"/>
+        <w:pStyle w:val="Texto"/>
         <w:bidi w:val="0"/>
         <w:rPr>
           <w:lang w:val="pt-BR" w:eastAsia="pt-BR" w:bidi="ar-SA"/>
@@ -397,7 +432,7 @@
     </w:p>
     <w:p>
       <w:pPr>
-        <w:pStyle w:val="Textouser"/>
+        <w:pStyle w:val="Texto"/>
         <w:bidi w:val="0"/>
         <w:rPr>
           <w:lang w:val="pt-BR" w:eastAsia="pt-BR" w:bidi="ar-SA"/>
@@ -428,7 +463,7 @@
     </w:p>
     <w:p>
       <w:pPr>
-        <w:pStyle w:val="Textouser"/>
+        <w:pStyle w:val="Texto"/>
         <w:numPr>
           <w:ilvl w:val="0"/>
           <w:numId w:val="0"/>
@@ -448,7 +483,7 @@
     </w:p>
     <w:p>
       <w:pPr>
-        <w:pStyle w:val="Textouser"/>
+        <w:pStyle w:val="Texto"/>
         <w:numPr>
           <w:ilvl w:val="0"/>
           <w:numId w:val="0"/>
@@ -483,7 +518,7 @@
     </w:p>
     <w:p>
       <w:pPr>
-        <w:pStyle w:val="Textouser"/>
+        <w:pStyle w:val="Texto"/>
         <w:bidi w:val="0"/>
         <w:rPr>
           <w:lang w:val="pt-BR" w:eastAsia="pt-BR" w:bidi="ar-SA"/>
@@ -496,7 +531,7 @@
     </w:p>
     <w:p>
       <w:pPr>
-        <w:pStyle w:val="Textouser"/>
+        <w:pStyle w:val="Texto"/>
         <w:numPr>
           <w:ilvl w:val="0"/>
           <w:numId w:val="0"/>
@@ -517,7 +552,7 @@
     </w:p>
     <w:p>
       <w:pPr>
-        <w:pStyle w:val="Textouser"/>
+        <w:pStyle w:val="Texto"/>
         <w:numPr>
           <w:ilvl w:val="0"/>
           <w:numId w:val="0"/>
@@ -552,70 +587,76 @@
     </w:p>
     <w:p>
       <w:pPr>
-        <w:pStyle w:val="Textouser"/>
-        <w:bidi w:val="0"/>
-        <w:rPr>
-          <w:lang w:val="pt-BR" w:eastAsia="pt-BR" w:bidi="ar-SA"/>
-        </w:rPr>
-      </w:pPr>
-      <w:r>
-        <w:rPr>
-          <w:lang w:val="pt-BR" w:eastAsia="pt-BR" w:bidi="ar-SA"/>
-        </w:rPr>
-        <w:t xml:space="preserve">Nessa análise utilizei a representação do fárol de Alexandria do século XIII ou IX uma vez que ela é a mais documentada e que se tem melhor as dimensões. Classifiquei o SPDA utilizado de acordo com a NBR5419:2015 em L4 já que a única perda importante é a de valores econômicos, uma vez que a perda de trabalhadores para os antigos egípcios não deveria ser tanto problema, não apresenta perda de serviço público e nem mesmo patrimônio cultural. Portanto a classe do SPDA é a IV e o raio da esfera utilizado é de 60m. Para a secção inferior, </w:t>
-      </w:r>
-      <w:r>
-        <w:rPr>
-          <w:lang w:val="pt-BR" w:eastAsia="pt-BR" w:bidi="ar-SA"/>
-        </w:rPr>
-        <w:t>é possível utilizar o método do Ângulo de Proteção ou método de Franklin</w:t>
-      </w:r>
-    </w:p>
-    <w:p>
-      <w:pPr>
-        <w:pStyle w:val="Textouser"/>
-        <w:bidi w:val="0"/>
-        <w:rPr>
-          <w:lang w:val="pt-BR" w:eastAsia="pt-BR" w:bidi="ar-SA"/>
-        </w:rPr>
-      </w:pPr>
-      <w:r>
-        <w:rPr>
-          <w:lang w:val="pt-BR" w:eastAsia="pt-BR" w:bidi="ar-SA"/>
-        </w:rPr>
-      </w:r>
-    </w:p>
-    <w:p>
-      <w:pPr>
-        <w:pStyle w:val="Textouser"/>
-        <w:bidi w:val="0"/>
-        <w:rPr>
-          <w:lang w:val="pt-BR" w:eastAsia="pt-BR" w:bidi="ar-SA"/>
-        </w:rPr>
-      </w:pPr>
-      <w:r>
-        <w:rPr>
-          <w:lang w:val="pt-BR" w:eastAsia="pt-BR" w:bidi="ar-SA"/>
-        </w:rPr>
-      </w:r>
-    </w:p>
-    <w:p>
-      <w:pPr>
-        <w:pStyle w:val="Textouser"/>
-        <w:bidi w:val="0"/>
-        <w:rPr>
-          <w:lang w:val="pt-BR" w:eastAsia="pt-BR" w:bidi="ar-SA"/>
-        </w:rPr>
-      </w:pPr>
-      <w:r>
-        <w:rPr>
-          <w:lang w:val="pt-BR" w:eastAsia="pt-BR" w:bidi="ar-SA"/>
-        </w:rPr>
-      </w:r>
-    </w:p>
-    <w:p>
-      <w:pPr>
-        <w:pStyle w:val="Textouser"/>
+        <w:pStyle w:val="Texto"/>
+        <w:bidi w:val="0"/>
+        <w:rPr>
+          <w:lang w:val="pt-BR" w:eastAsia="pt-BR" w:bidi="ar-SA"/>
+        </w:rPr>
+      </w:pPr>
+      <w:r>
+        <w:rPr>
+          <w:lang w:val="pt-BR" w:eastAsia="pt-BR" w:bidi="ar-SA"/>
+        </w:rPr>
+        <w:t>Nessa análise utilizei a representação do f</w:t>
+      </w:r>
+      <w:r>
+        <w:rPr>
+          <w:lang w:val="pt-BR" w:eastAsia="pt-BR" w:bidi="ar-SA"/>
+        </w:rPr>
+        <w:t>a</w:t>
+      </w:r>
+      <w:r>
+        <w:rPr>
+          <w:lang w:val="pt-BR" w:eastAsia="pt-BR" w:bidi="ar-SA"/>
+        </w:rPr>
+        <w:t>rol de Alexandria do século XIII ou IX uma vez que ela é a mais documentada e que se tem melhor as dimensões. Classifiquei o SPDA utilizado de acordo com a NBR5419:2015 em L4 já que a única perda importante é a de valores econômicos, uma vez que a perda de trabalhadores para os antigos egípcios não deveria ser tanto problema, não apresenta perda de serviço público e nem mesmo patrimônio cultural. Portanto a classe do SPDA é a IV e o raio da esfera utilizado é de 60m. Para a secção inferior, é possível utilizar o método do Ângulo de Proteção ou método de Franklin</w:t>
+      </w:r>
+    </w:p>
+    <w:p>
+      <w:pPr>
+        <w:pStyle w:val="Texto"/>
+        <w:bidi w:val="0"/>
+        <w:rPr>
+          <w:lang w:val="pt-BR" w:eastAsia="pt-BR" w:bidi="ar-SA"/>
+        </w:rPr>
+      </w:pPr>
+      <w:r>
+        <w:rPr>
+          <w:lang w:val="pt-BR" w:eastAsia="pt-BR" w:bidi="ar-SA"/>
+        </w:rPr>
+      </w:r>
+    </w:p>
+    <w:p>
+      <w:pPr>
+        <w:pStyle w:val="Texto"/>
+        <w:bidi w:val="0"/>
+        <w:rPr>
+          <w:lang w:val="pt-BR" w:eastAsia="pt-BR" w:bidi="ar-SA"/>
+        </w:rPr>
+      </w:pPr>
+      <w:r>
+        <w:rPr>
+          <w:lang w:val="pt-BR" w:eastAsia="pt-BR" w:bidi="ar-SA"/>
+        </w:rPr>
+      </w:r>
+    </w:p>
+    <w:p>
+      <w:pPr>
+        <w:pStyle w:val="Texto"/>
+        <w:bidi w:val="0"/>
+        <w:rPr>
+          <w:lang w:val="pt-BR" w:eastAsia="pt-BR" w:bidi="ar-SA"/>
+        </w:rPr>
+      </w:pPr>
+      <w:r>
+        <w:rPr>
+          <w:lang w:val="pt-BR" w:eastAsia="pt-BR" w:bidi="ar-SA"/>
+        </w:rPr>
+      </w:r>
+    </w:p>
+    <w:p>
+      <w:pPr>
+        <w:pStyle w:val="Texto"/>
         <w:numPr>
           <w:ilvl w:val="0"/>
           <w:numId w:val="0"/>
@@ -645,11 +686,7 @@
       </w:pPr>
       <w:r>
         <w:rPr/>
-        <w:t>Análise d</w:t>
-      </w:r>
-      <w:r>
-        <w:rPr/>
-        <w:t xml:space="preserve">a parte inferior da base usando Método do </w:t>
+        <w:t xml:space="preserve">Análise da parte inferior da base usando Método do </w:t>
       </w:r>
       <w:r>
         <w:rPr>
@@ -660,14 +697,16 @@
     </w:p>
     <w:p>
       <w:pPr>
-        <w:pStyle w:val="Textouser"/>
-        <w:bidi w:val="0"/>
-        <w:rPr>
-          <w:lang w:val="pt-BR" w:eastAsia="pt-BR" w:bidi="ar-SA"/>
-        </w:rPr>
-      </w:pPr>
-      <w:r>
-        <w:rPr/>
+        <w:pStyle w:val="Texto"/>
+        <w:bidi w:val="0"/>
+        <w:rPr>
+          <w:lang w:val="pt-BR" w:eastAsia="pt-BR" w:bidi="ar-SA"/>
+        </w:rPr>
+      </w:pPr>
+      <w:r>
+        <w:rPr>
+          <w:lang w:val="pt-BR" w:eastAsia="pt-BR" w:bidi="ar-SA"/>
+        </w:rPr>
         <w:drawing>
           <wp:anchor distT="0" distB="0" distL="0" distR="0" simplePos="0" relativeHeight="6" behindDoc="0" locked="0" layoutInCell="0" allowOverlap="1">
             <wp:simplePos x="0" y="0"/>
@@ -718,7 +757,21 @@
     </w:p>
     <w:p>
       <w:pPr>
-        <w:pStyle w:val="Textouser"/>
+        <w:pStyle w:val="Texto"/>
+        <w:bidi w:val="0"/>
+        <w:rPr>
+          <w:lang w:val="pt-BR" w:eastAsia="pt-BR" w:bidi="ar-SA"/>
+        </w:rPr>
+      </w:pPr>
+      <w:r>
+        <w:rPr>
+          <w:lang w:val="pt-BR" w:eastAsia="pt-BR" w:bidi="ar-SA"/>
+        </w:rPr>
+      </w:r>
+    </w:p>
+    <w:p>
+      <w:pPr>
+        <w:pStyle w:val="Texto"/>
         <w:bidi w:val="0"/>
         <w:rPr>
           <w:lang w:val="pt-BR" w:eastAsia="pt-BR" w:bidi="ar-SA"/>
@@ -726,48 +779,40 @@
       </w:pPr>
       <w:r>
         <w:rPr/>
-      </w:r>
-    </w:p>
-    <w:p>
-      <w:pPr>
-        <w:pStyle w:val="Textouser"/>
-        <w:bidi w:val="0"/>
-        <w:rPr>
-          <w:lang w:val="pt-BR" w:eastAsia="pt-BR" w:bidi="ar-SA"/>
-        </w:rPr>
-      </w:pPr>
-      <w:r>
-        <w:rPr/>
-        <w:t>Para um SPDA classe IV e altura de 60m, o ângulo de proteção em relação a normal de acordo com a tabela da NBR5419/2005 é de 25º, como o ângulo de proteção das laterais da edificação é menor que 25º,</w:t>
-      </w:r>
-    </w:p>
-    <w:p>
-      <w:pPr>
-        <w:pStyle w:val="Textouser"/>
-        <w:bidi w:val="0"/>
-        <w:rPr>
-          <w:lang w:val="pt-BR" w:eastAsia="pt-BR" w:bidi="ar-SA"/>
-        </w:rPr>
-      </w:pPr>
-      <w:r>
-        <w:rPr/>
-      </w:r>
-    </w:p>
-    <w:p>
-      <w:pPr>
-        <w:pStyle w:val="Textouser"/>
-        <w:bidi w:val="0"/>
-        <w:rPr>
-          <w:lang w:val="pt-BR" w:eastAsia="pt-BR" w:bidi="ar-SA"/>
-        </w:rPr>
-      </w:pPr>
-      <w:r>
-        <w:rPr/>
-      </w:r>
-    </w:p>
-    <w:p>
-      <w:pPr>
-        <w:pStyle w:val="Textouser"/>
+        <w:t>Para um SPDA classe IV e altura de 60m, o ângulo de proteção em relação a normal de acordo com a tabela da NBR5419/2005 é de 25º, como o ângulo de proteção das laterais da edificação é menor que 25º, pode-se dizer que essa parte inferior da edificação está protegida por descargas atmosféricas.</w:t>
+      </w:r>
+    </w:p>
+    <w:p>
+      <w:pPr>
+        <w:pStyle w:val="Texto"/>
+        <w:bidi w:val="0"/>
+        <w:rPr>
+          <w:lang w:val="pt-BR" w:eastAsia="pt-BR" w:bidi="ar-SA"/>
+        </w:rPr>
+      </w:pPr>
+      <w:r>
+        <w:rPr>
+          <w:lang w:val="pt-BR" w:eastAsia="pt-BR" w:bidi="ar-SA"/>
+        </w:rPr>
+      </w:r>
+    </w:p>
+    <w:p>
+      <w:pPr>
+        <w:pStyle w:val="Texto"/>
+        <w:bidi w:val="0"/>
+        <w:rPr>
+          <w:lang w:val="pt-BR" w:eastAsia="pt-BR" w:bidi="ar-SA"/>
+        </w:rPr>
+      </w:pPr>
+      <w:r>
+        <w:rPr>
+          <w:lang w:val="pt-BR" w:eastAsia="pt-BR" w:bidi="ar-SA"/>
+        </w:rPr>
+      </w:r>
+    </w:p>
+    <w:p>
+      <w:pPr>
+        <w:pStyle w:val="Texto"/>
         <w:numPr>
           <w:ilvl w:val="0"/>
           <w:numId w:val="0"/>
@@ -786,7 +831,7 @@
     </w:p>
     <w:p>
       <w:pPr>
-        <w:pStyle w:val="Textouser"/>
+        <w:pStyle w:val="Texto"/>
         <w:numPr>
           <w:ilvl w:val="0"/>
           <w:numId w:val="0"/>
@@ -821,7 +866,7 @@
     </w:p>
     <w:p>
       <w:pPr>
-        <w:pStyle w:val="Textouser"/>
+        <w:pStyle w:val="Texto"/>
         <w:bidi w:val="0"/>
         <w:rPr>
           <w:lang w:val="pt-BR" w:eastAsia="pt-BR" w:bidi="ar-SA"/>
@@ -836,7 +881,7 @@
     </w:p>
     <w:p>
       <w:pPr>
-        <w:pStyle w:val="Textouser"/>
+        <w:pStyle w:val="Texto"/>
         <w:bidi w:val="0"/>
         <w:rPr>
           <w:lang w:val="pt-BR" w:eastAsia="pt-BR" w:bidi="ar-SA"/>
@@ -851,21 +896,21 @@
     </w:p>
     <w:p>
       <w:pPr>
-        <w:pStyle w:val="Textouser"/>
-        <w:bidi w:val="0"/>
-        <w:rPr>
-          <w:lang w:val="pt-BR" w:eastAsia="pt-BR" w:bidi="ar-SA"/>
-        </w:rPr>
-      </w:pPr>
-      <w:r>
-        <w:rPr>
-          <w:lang w:val="pt-BR" w:eastAsia="pt-BR" w:bidi="ar-SA"/>
-        </w:rPr>
-      </w:r>
-    </w:p>
-    <w:p>
-      <w:pPr>
-        <w:pStyle w:val="Textouser"/>
+        <w:pStyle w:val="Texto"/>
+        <w:bidi w:val="0"/>
+        <w:rPr>
+          <w:lang w:val="pt-BR" w:eastAsia="pt-BR" w:bidi="ar-SA"/>
+        </w:rPr>
+      </w:pPr>
+      <w:r>
+        <w:rPr>
+          <w:lang w:val="pt-BR" w:eastAsia="pt-BR" w:bidi="ar-SA"/>
+        </w:rPr>
+      </w:r>
+    </w:p>
+    <w:p>
+      <w:pPr>
+        <w:pStyle w:val="Texto"/>
         <w:bidi w:val="0"/>
         <w:rPr>
           <w:lang w:val="pt-BR" w:eastAsia="pt-BR" w:bidi="ar-SA"/>
@@ -880,21 +925,21 @@
     </w:p>
     <w:p>
       <w:pPr>
-        <w:pStyle w:val="Textouser"/>
-        <w:bidi w:val="0"/>
-        <w:rPr>
-          <w:lang w:val="pt-BR" w:eastAsia="pt-BR" w:bidi="ar-SA"/>
-        </w:rPr>
-      </w:pPr>
-      <w:r>
-        <w:rPr>
-          <w:lang w:val="pt-BR" w:eastAsia="pt-BR" w:bidi="ar-SA"/>
-        </w:rPr>
-      </w:r>
-    </w:p>
-    <w:p>
-      <w:pPr>
-        <w:pStyle w:val="Textouser"/>
+        <w:pStyle w:val="Texto"/>
+        <w:bidi w:val="0"/>
+        <w:rPr>
+          <w:lang w:val="pt-BR" w:eastAsia="pt-BR" w:bidi="ar-SA"/>
+        </w:rPr>
+      </w:pPr>
+      <w:r>
+        <w:rPr>
+          <w:lang w:val="pt-BR" w:eastAsia="pt-BR" w:bidi="ar-SA"/>
+        </w:rPr>
+      </w:r>
+    </w:p>
+    <w:p>
+      <w:pPr>
+        <w:pStyle w:val="Texto"/>
         <w:bidi w:val="0"/>
         <w:rPr>
           <w:lang w:val="pt-BR" w:eastAsia="pt-BR" w:bidi="ar-SA"/>
@@ -909,21 +954,21 @@
     </w:p>
     <w:p>
       <w:pPr>
-        <w:pStyle w:val="Textouser"/>
-        <w:bidi w:val="0"/>
-        <w:rPr>
-          <w:lang w:val="pt-BR" w:eastAsia="pt-BR" w:bidi="ar-SA"/>
-        </w:rPr>
-      </w:pPr>
-      <w:r>
-        <w:rPr>
-          <w:lang w:val="pt-BR" w:eastAsia="pt-BR" w:bidi="ar-SA"/>
-        </w:rPr>
-      </w:r>
-    </w:p>
-    <w:p>
-      <w:pPr>
-        <w:pStyle w:val="Textouser"/>
+        <w:pStyle w:val="Texto"/>
+        <w:bidi w:val="0"/>
+        <w:rPr>
+          <w:lang w:val="pt-BR" w:eastAsia="pt-BR" w:bidi="ar-SA"/>
+        </w:rPr>
+      </w:pPr>
+      <w:r>
+        <w:rPr>
+          <w:lang w:val="pt-BR" w:eastAsia="pt-BR" w:bidi="ar-SA"/>
+        </w:rPr>
+      </w:r>
+    </w:p>
+    <w:p>
+      <w:pPr>
+        <w:pStyle w:val="Texto"/>
         <w:bidi w:val="0"/>
         <w:rPr>
           <w:lang w:val="pt-BR" w:eastAsia="pt-BR" w:bidi="ar-SA"/>
@@ -938,35 +983,35 @@
     </w:p>
     <w:p>
       <w:pPr>
-        <w:pStyle w:val="Textouser"/>
-        <w:bidi w:val="0"/>
-        <w:rPr>
-          <w:lang w:val="pt-BR" w:eastAsia="pt-BR" w:bidi="ar-SA"/>
-        </w:rPr>
-      </w:pPr>
-      <w:r>
-        <w:rPr>
-          <w:lang w:val="pt-BR" w:eastAsia="pt-BR" w:bidi="ar-SA"/>
-        </w:rPr>
-      </w:r>
-    </w:p>
-    <w:p>
-      <w:pPr>
-        <w:pStyle w:val="Textouser"/>
-        <w:bidi w:val="0"/>
-        <w:rPr>
-          <w:lang w:val="pt-BR" w:eastAsia="pt-BR" w:bidi="ar-SA"/>
-        </w:rPr>
-      </w:pPr>
-      <w:r>
-        <w:rPr>
-          <w:lang w:val="pt-BR" w:eastAsia="pt-BR" w:bidi="ar-SA"/>
-        </w:rPr>
-      </w:r>
-    </w:p>
-    <w:p>
-      <w:pPr>
-        <w:pStyle w:val="Textouser"/>
+        <w:pStyle w:val="Texto"/>
+        <w:bidi w:val="0"/>
+        <w:rPr>
+          <w:lang w:val="pt-BR" w:eastAsia="pt-BR" w:bidi="ar-SA"/>
+        </w:rPr>
+      </w:pPr>
+      <w:r>
+        <w:rPr>
+          <w:lang w:val="pt-BR" w:eastAsia="pt-BR" w:bidi="ar-SA"/>
+        </w:rPr>
+      </w:r>
+    </w:p>
+    <w:p>
+      <w:pPr>
+        <w:pStyle w:val="Texto"/>
+        <w:bidi w:val="0"/>
+        <w:rPr>
+          <w:lang w:val="pt-BR" w:eastAsia="pt-BR" w:bidi="ar-SA"/>
+        </w:rPr>
+      </w:pPr>
+      <w:r>
+        <w:rPr>
+          <w:lang w:val="pt-BR" w:eastAsia="pt-BR" w:bidi="ar-SA"/>
+        </w:rPr>
+      </w:r>
+    </w:p>
+    <w:p>
+      <w:pPr>
+        <w:pStyle w:val="Texto"/>
         <w:bidi w:val="0"/>
         <w:rPr>
           <w:lang w:val="pt-BR" w:eastAsia="pt-BR" w:bidi="ar-SA"/>
@@ -1390,6 +1435,375 @@
           <w:sz w:val="24"/>
           <w:szCs w:val="28"/>
         </w:rPr>
+      </w:r>
+    </w:p>
+    <w:p>
+      <w:pPr>
+        <w:pStyle w:val="CEAVITITULODOARTIGO"/>
+        <w:tabs>
+          <w:tab w:val="clear" w:pos="709"/>
+          <w:tab w:val="left" w:pos="993" w:leader="none"/>
+        </w:tabs>
+        <w:bidi w:val="0"/>
+        <w:spacing w:before="0" w:after="240"/>
+        <w:rPr>
+          <w:rFonts w:cs="Arial"/>
+          <w:b w:val="false"/>
+          <w:sz w:val="24"/>
+          <w:szCs w:val="28"/>
+        </w:rPr>
+      </w:pPr>
+      <w:r>
+        <w:rPr>
+          <w:rFonts w:cs="Arial"/>
+          <w:b w:val="false"/>
+          <w:sz w:val="24"/>
+          <w:szCs w:val="28"/>
+        </w:rPr>
+      </w:r>
+    </w:p>
+    <w:p>
+      <w:pPr>
+        <w:pStyle w:val="CEAVITITULODOARTIGO"/>
+        <w:tabs>
+          <w:tab w:val="clear" w:pos="709"/>
+          <w:tab w:val="left" w:pos="993" w:leader="none"/>
+        </w:tabs>
+        <w:bidi w:val="0"/>
+        <w:spacing w:before="0" w:after="240"/>
+        <w:rPr>
+          <w:rFonts w:cs="Arial"/>
+          <w:b w:val="false"/>
+          <w:sz w:val="24"/>
+          <w:szCs w:val="28"/>
+        </w:rPr>
+      </w:pPr>
+      <w:r>
+        <w:rPr>
+          <w:rFonts w:cs="Arial"/>
+          <w:b w:val="false"/>
+          <w:sz w:val="24"/>
+          <w:szCs w:val="28"/>
+        </w:rPr>
+        <w:t>T</w:t>
+      </w:r>
+      <w:r>
+        <w:rPr>
+          <w:rFonts w:cs="Arial"/>
+          <w:b w:val="false"/>
+          <w:sz w:val="24"/>
+          <w:szCs w:val="28"/>
+        </w:rPr>
+        <w:t>écnica moderna de intertravamento tridimensional dos blocos de pedra, com blocos encaixados horizontalmente e verticalmente — especialmente usando juntas tipo rabo-de-andorinha (dovetail) — o farol que marcou o início dessa técnica foi o Eddystone Lighthouse, projetado por John Smeaton e concluído em 1759, na costa da Inglaterra.</w:t>
+      </w:r>
+    </w:p>
+    <w:p>
+      <w:pPr>
+        <w:pStyle w:val="CEAVITITULODOARTIGO"/>
+        <w:tabs>
+          <w:tab w:val="clear" w:pos="709"/>
+          <w:tab w:val="left" w:pos="993" w:leader="none"/>
+        </w:tabs>
+        <w:bidi w:val="0"/>
+        <w:spacing w:before="0" w:after="240"/>
+        <w:rPr>
+          <w:rFonts w:cs="Arial"/>
+          <w:b w:val="false"/>
+          <w:sz w:val="24"/>
+          <w:szCs w:val="28"/>
+        </w:rPr>
+      </w:pPr>
+      <w:r>
+        <w:rPr>
+          <w:rFonts w:cs="Arial"/>
+          <w:b w:val="false"/>
+          <w:sz w:val="24"/>
+          <w:szCs w:val="28"/>
+        </w:rPr>
+      </w:r>
+    </w:p>
+    <w:p>
+      <w:pPr>
+        <w:pStyle w:val="CEAVITITULODOARTIGO"/>
+        <w:tabs>
+          <w:tab w:val="clear" w:pos="709"/>
+          <w:tab w:val="left" w:pos="993" w:leader="none"/>
+        </w:tabs>
+        <w:bidi w:val="0"/>
+        <w:spacing w:before="0" w:after="240"/>
+        <w:rPr>
+          <w:rFonts w:cs="Arial"/>
+          <w:b w:val="false"/>
+          <w:sz w:val="24"/>
+          <w:szCs w:val="28"/>
+        </w:rPr>
+      </w:pPr>
+      <w:r>
+        <w:rPr>
+          <w:rFonts w:cs="Arial"/>
+          <w:b w:val="false"/>
+          <w:sz w:val="24"/>
+          <w:szCs w:val="28"/>
+        </w:rPr>
+        <w:t>O Registro de Al-Idrisi sobre o Chumbo</w:t>
+      </w:r>
+    </w:p>
+    <w:p>
+      <w:pPr>
+        <w:pStyle w:val="CEAVITITULODOARTIGO"/>
+        <w:tabs>
+          <w:tab w:val="clear" w:pos="709"/>
+          <w:tab w:val="left" w:pos="993" w:leader="none"/>
+        </w:tabs>
+        <w:bidi w:val="0"/>
+        <w:spacing w:before="0" w:after="240"/>
+        <w:rPr>
+          <w:rFonts w:cs="Arial"/>
+          <w:b w:val="false"/>
+          <w:sz w:val="24"/>
+          <w:szCs w:val="28"/>
+        </w:rPr>
+      </w:pPr>
+      <w:r>
+        <w:rPr>
+          <w:rFonts w:cs="Arial"/>
+          <w:b w:val="false"/>
+          <w:sz w:val="24"/>
+          <w:szCs w:val="28"/>
+        </w:rPr>
+        <w:t>Em sua obra geográfica "Nuzhat al-Mushtaq fi Ikhtiraq al-Afaq" (O Entretenimento de Quem Deseja Atravessar os Horizontes), concluída em 1154, Al-Idrisi afirmou que:</w:t>
+      </w:r>
+    </w:p>
+    <w:p>
+      <w:pPr>
+        <w:pStyle w:val="CEAVITITULODOARTIGO"/>
+        <w:tabs>
+          <w:tab w:val="clear" w:pos="709"/>
+          <w:tab w:val="left" w:pos="993" w:leader="none"/>
+        </w:tabs>
+        <w:bidi w:val="0"/>
+        <w:spacing w:before="0" w:after="240"/>
+        <w:rPr>
+          <w:rFonts w:cs="Arial"/>
+          <w:b w:val="false"/>
+          <w:sz w:val="24"/>
+          <w:szCs w:val="28"/>
+        </w:rPr>
+      </w:pPr>
+      <w:r>
+        <w:rPr>
+          <w:rFonts w:cs="Arial"/>
+          <w:b w:val="false"/>
+          <w:sz w:val="24"/>
+          <w:szCs w:val="28"/>
+        </w:rPr>
+      </w:r>
+    </w:p>
+    <w:p>
+      <w:pPr>
+        <w:pStyle w:val="CEAVITITULODOARTIGO"/>
+        <w:tabs>
+          <w:tab w:val="clear" w:pos="709"/>
+          <w:tab w:val="left" w:pos="993" w:leader="none"/>
+        </w:tabs>
+        <w:bidi w:val="0"/>
+        <w:spacing w:before="0" w:after="240"/>
+        <w:rPr>
+          <w:rFonts w:cs="Arial"/>
+          <w:b w:val="false"/>
+          <w:sz w:val="24"/>
+          <w:szCs w:val="28"/>
+        </w:rPr>
+      </w:pPr>
+      <w:r>
+        <w:rPr>
+          <w:rFonts w:cs="Arial"/>
+          <w:b w:val="false"/>
+          <w:sz w:val="24"/>
+          <w:szCs w:val="28"/>
+        </w:rPr>
+        <w:t>União dos Blocos: A construção utilizava pedras de excelente qualidade (provenientes de um local chamado "Kidan"), e a técnica de assentamento consistia em colocar uma pedra em frente à outra e conectá-las com chumbo derretido (</w:t>
+      </w:r>
+      <w:r>
+        <w:rPr>
+          <w:b w:val="false"/>
+          <w:b w:val="false"/>
+          <w:sz w:val="24"/>
+          <w:szCs w:val="28"/>
+          <w:rtl w:val="true"/>
+        </w:rPr>
+        <w:t>بالرصاص المذاب</w:t>
+      </w:r>
+      <w:r>
+        <w:rPr>
+          <w:rFonts w:cs="Arial"/>
+          <w:b w:val="false"/>
+          <w:sz w:val="24"/>
+          <w:szCs w:val="28"/>
+        </w:rPr>
+        <w:t>) .</w:t>
+      </w:r>
+    </w:p>
+    <w:p>
+      <w:pPr>
+        <w:pStyle w:val="CEAVITITULODOARTIGO"/>
+        <w:tabs>
+          <w:tab w:val="clear" w:pos="709"/>
+          <w:tab w:val="left" w:pos="993" w:leader="none"/>
+        </w:tabs>
+        <w:bidi w:val="0"/>
+        <w:spacing w:before="0" w:after="240"/>
+        <w:rPr>
+          <w:rFonts w:cs="Arial"/>
+          <w:b w:val="false"/>
+          <w:sz w:val="24"/>
+          <w:szCs w:val="28"/>
+        </w:rPr>
+      </w:pPr>
+      <w:r>
+        <w:rPr>
+          <w:rFonts w:cs="Arial"/>
+          <w:b w:val="false"/>
+          <w:sz w:val="24"/>
+          <w:szCs w:val="28"/>
+        </w:rPr>
+      </w:r>
+    </w:p>
+    <w:p>
+      <w:pPr>
+        <w:pStyle w:val="CEAVITITULODOARTIGO"/>
+        <w:tabs>
+          <w:tab w:val="clear" w:pos="709"/>
+          <w:tab w:val="left" w:pos="993" w:leader="none"/>
+        </w:tabs>
+        <w:bidi w:val="0"/>
+        <w:spacing w:before="0" w:after="240"/>
+        <w:rPr>
+          <w:rFonts w:cs="Arial"/>
+          <w:b w:val="false"/>
+          <w:sz w:val="24"/>
+          <w:szCs w:val="28"/>
+        </w:rPr>
+      </w:pPr>
+      <w:r>
+        <w:rPr>
+          <w:rFonts w:cs="Arial"/>
+          <w:b w:val="false"/>
+          <w:sz w:val="24"/>
+          <w:szCs w:val="28"/>
+        </w:rPr>
+        <w:t>Resistência: Essa ligação era feita de forma tão forte que os blocos não podiam se separar, o que era crucial para resistir ao impacto contínuo das ondas do mar vindas do norte .</w:t>
+      </w:r>
+    </w:p>
+    <w:p>
+      <w:pPr>
+        <w:pStyle w:val="CEAVITITULODOARTIGO"/>
+        <w:tabs>
+          <w:tab w:val="clear" w:pos="709"/>
+          <w:tab w:val="left" w:pos="993" w:leader="none"/>
+        </w:tabs>
+        <w:bidi w:val="0"/>
+        <w:spacing w:before="0" w:after="240"/>
+        <w:rPr>
+          <w:rFonts w:cs="Arial"/>
+          <w:b w:val="false"/>
+          <w:sz w:val="24"/>
+          <w:szCs w:val="28"/>
+        </w:rPr>
+      </w:pPr>
+      <w:r>
+        <w:rPr>
+          <w:rFonts w:cs="Arial"/>
+          <w:b w:val="false"/>
+          <w:sz w:val="24"/>
+          <w:szCs w:val="28"/>
+        </w:rPr>
+      </w:r>
+    </w:p>
+    <w:p>
+      <w:pPr>
+        <w:pStyle w:val="CEAVITITULODOARTIGO"/>
+        <w:tabs>
+          <w:tab w:val="clear" w:pos="709"/>
+          <w:tab w:val="left" w:pos="993" w:leader="none"/>
+        </w:tabs>
+        <w:bidi w:val="0"/>
+        <w:spacing w:before="0" w:after="240"/>
+        <w:rPr>
+          <w:rFonts w:cs="Arial"/>
+          <w:b w:val="false"/>
+          <w:sz w:val="24"/>
+          <w:szCs w:val="28"/>
+        </w:rPr>
+      </w:pPr>
+      <w:r>
+        <w:rPr>
+          <w:rFonts w:cs="Arial"/>
+          <w:b w:val="false"/>
+          <w:sz w:val="24"/>
+          <w:szCs w:val="28"/>
+        </w:rPr>
+        <w:t xml:space="preserve">🔗 </w:t>
+      </w:r>
+      <w:r>
+        <w:rPr>
+          <w:rFonts w:cs="Arial"/>
+          <w:b w:val="false"/>
+          <w:sz w:val="24"/>
+          <w:szCs w:val="28"/>
+        </w:rPr>
+        <w:t>Contexto</w:t>
+      </w:r>
+    </w:p>
+    <w:p>
+      <w:pPr>
+        <w:pStyle w:val="CEAVITITULODOARTIGO"/>
+        <w:tabs>
+          <w:tab w:val="clear" w:pos="709"/>
+          <w:tab w:val="left" w:pos="993" w:leader="none"/>
+        </w:tabs>
+        <w:bidi w:val="0"/>
+        <w:spacing w:before="0" w:after="240"/>
+        <w:rPr>
+          <w:rFonts w:cs="Arial"/>
+          <w:b w:val="false"/>
+          <w:sz w:val="24"/>
+          <w:szCs w:val="28"/>
+        </w:rPr>
+      </w:pPr>
+      <w:r>
+        <w:rPr>
+          <w:rFonts w:cs="Arial"/>
+          <w:b w:val="false"/>
+          <w:sz w:val="24"/>
+          <w:szCs w:val="28"/>
+        </w:rPr>
+        <w:t>Essa descrição de Al-Idrisi é uma das principais fontes históricas que confirmam o uso do chumbo como elemento estrutural no Farol, servindo para selar e fixar os blocos de pedra, garantindo a durabilidade do monumento contra a ação do mar.</w:t>
+      </w:r>
+    </w:p>
+    <w:p>
+      <w:pPr>
+        <w:pStyle w:val="CEAVITITULODOARTIGO"/>
+        <w:tabs>
+          <w:tab w:val="clear" w:pos="709"/>
+          <w:tab w:val="left" w:pos="993" w:leader="none"/>
+        </w:tabs>
+        <w:bidi w:val="0"/>
+        <w:spacing w:before="0" w:after="240"/>
+        <w:rPr>
+          <w:rFonts w:cs="Arial"/>
+          <w:b w:val="false"/>
+          <w:sz w:val="24"/>
+          <w:szCs w:val="28"/>
+        </w:rPr>
+      </w:pPr>
+      <w:r>
+        <w:rPr>
+          <w:rFonts w:cs="Arial"/>
+          <w:b w:val="false"/>
+          <w:sz w:val="24"/>
+          <w:szCs w:val="28"/>
+        </w:rPr>
         <w:drawing>
           <wp:anchor distT="0" distB="0" distL="0" distR="0" simplePos="0" relativeHeight="3" behindDoc="0" locked="0" layoutInCell="0" allowOverlap="1">
             <wp:simplePos x="0" y="0"/>
@@ -2032,6 +2446,58 @@
           <w:sz w:val="24"/>
           <w:szCs w:val="28"/>
         </w:rPr>
+        <w:t>"Os blocos de alvenaria do Faros estavam interligados, selados com chumbo derretido, para resistir às ondas do mar."</w:t>
+      </w:r>
+    </w:p>
+    <w:p>
+      <w:pPr>
+        <w:pStyle w:val="CEAVITITULODOARTIGO"/>
+        <w:tabs>
+          <w:tab w:val="clear" w:pos="709"/>
+          <w:tab w:val="left" w:pos="993" w:leader="none"/>
+        </w:tabs>
+        <w:bidi w:val="0"/>
+        <w:spacing w:before="0" w:after="240"/>
+        <w:rPr>
+          <w:rFonts w:cs="Arial"/>
+          <w:b w:val="false"/>
+          <w:sz w:val="24"/>
+          <w:szCs w:val="28"/>
+        </w:rPr>
+      </w:pPr>
+      <w:r>
+        <w:rPr>
+          <w:rFonts w:cs="Arial"/>
+          <w:b w:val="false"/>
+          <w:sz w:val="24"/>
+          <w:szCs w:val="28"/>
+        </w:rPr>
+        <w:t>Beaver, Patrick (1971). A History of Lighthouses. London: Peter Davies Ltd, pp. 10–11. ISBN 0-432-01290-7.</w:t>
+      </w:r>
+    </w:p>
+    <w:p>
+      <w:pPr>
+        <w:pStyle w:val="CEAVITITULODOARTIGO"/>
+        <w:tabs>
+          <w:tab w:val="clear" w:pos="709"/>
+          <w:tab w:val="left" w:pos="993" w:leader="none"/>
+        </w:tabs>
+        <w:bidi w:val="0"/>
+        <w:spacing w:before="0" w:after="240"/>
+        <w:rPr>
+          <w:rFonts w:cs="Arial"/>
+          <w:b w:val="false"/>
+          <w:sz w:val="24"/>
+          <w:szCs w:val="28"/>
+        </w:rPr>
+      </w:pPr>
+      <w:r>
+        <w:rPr>
+          <w:rFonts w:cs="Arial"/>
+          <w:b w:val="false"/>
+          <w:sz w:val="24"/>
+          <w:szCs w:val="28"/>
+        </w:rPr>
       </w:r>
     </w:p>
     <w:p>
@@ -2463,6 +2929,56 @@
           <w:szCs w:val="28"/>
         </w:rPr>
         <w:t>O episódio é Season 5, Episode 4 — “Curse of the Seventh Wonder”, lançado em 2019</w:t>
+      </w:r>
+    </w:p>
+    <w:p>
+      <w:pPr>
+        <w:pStyle w:val="CEAVITITULODOARTIGO"/>
+        <w:tabs>
+          <w:tab w:val="clear" w:pos="709"/>
+          <w:tab w:val="left" w:pos="993" w:leader="none"/>
+        </w:tabs>
+        <w:bidi w:val="0"/>
+        <w:spacing w:before="0" w:after="240"/>
+        <w:rPr>
+          <w:rFonts w:cs="Arial"/>
+          <w:b w:val="false"/>
+          <w:sz w:val="24"/>
+          <w:szCs w:val="28"/>
+        </w:rPr>
+      </w:pPr>
+      <w:r>
+        <w:rPr>
+          <w:rFonts w:cs="Arial"/>
+          <w:b w:val="false"/>
+          <w:sz w:val="24"/>
+          <w:szCs w:val="28"/>
+        </w:rPr>
+      </w:r>
+    </w:p>
+    <w:p>
+      <w:pPr>
+        <w:pStyle w:val="CEAVITITULODOARTIGO"/>
+        <w:tabs>
+          <w:tab w:val="clear" w:pos="709"/>
+          <w:tab w:val="left" w:pos="993" w:leader="none"/>
+        </w:tabs>
+        <w:bidi w:val="0"/>
+        <w:spacing w:before="0" w:after="240"/>
+        <w:rPr>
+          <w:rFonts w:cs="Arial"/>
+          <w:b w:val="false"/>
+          <w:sz w:val="24"/>
+          <w:szCs w:val="28"/>
+        </w:rPr>
+      </w:pPr>
+      <w:r>
+        <w:rPr>
+          <w:rFonts w:cs="Arial"/>
+          <w:b w:val="false"/>
+          <w:sz w:val="24"/>
+          <w:szCs w:val="28"/>
+        </w:rPr>
       </w:r>
     </w:p>
     <w:sectPr>
@@ -2778,12 +3294,12 @@
       <w:u w:val="single"/>
     </w:rPr>
   </w:style>
-  <w:style w:type="character" w:styleId="Smbolosdenumeraouser">
-    <w:name w:val="Símbolos de numeração (user)"/>
+  <w:style w:type="character" w:styleId="Smbolosdenumerao">
+    <w:name w:val="Símbolos de numeração"/>
     <w:rPr/>
   </w:style>
-  <w:style w:type="character" w:styleId="Marcadoresuser">
-    <w:name w:val="Marcadores (user)"/>
+  <w:style w:type="character" w:styleId="Marcadores">
+    <w:name w:val="Marcadores"/>
     <w:rPr>
       <w:rFonts w:ascii="OpenSymbol" w:hAnsi="OpenSymbol" w:eastAsia="OpenSymbol" w:cs="OpenSymbol"/>
     </w:rPr>
@@ -2792,7 +3308,6 @@
     <w:name w:val="Título"/>
     <w:basedOn w:val="Normal"/>
     <w:next w:val="BodyText"/>
-    <w:qFormat/>
     <w:pPr>
       <w:keepNext w:val="true"/>
       <w:spacing w:before="240" w:after="120"/>
@@ -2838,7 +3353,6 @@
   <w:style w:type="paragraph" w:styleId="ndice">
     <w:name w:val="Índice"/>
     <w:basedOn w:val="Normal"/>
-    <w:qFormat/>
     <w:pPr>
       <w:suppressLineNumbers/>
     </w:pPr>
@@ -2850,6 +3364,7 @@
     <w:name w:val="Título (user)"/>
     <w:basedOn w:val="Normal"/>
     <w:next w:val="BodyText"/>
+    <w:qFormat/>
     <w:pPr>
       <w:keepNext w:val="true"/>
       <w:spacing w:before="240" w:after="120"/>
@@ -2863,6 +3378,7 @@
   <w:style w:type="paragraph" w:styleId="ndiceuser">
     <w:name w:val="Índice (user)"/>
     <w:basedOn w:val="Normal"/>
+    <w:qFormat/>
     <w:pPr>
       <w:suppressLineNumbers/>
     </w:pPr>
@@ -2932,8 +3448,8 @@
     </w:pPr>
     <w:rPr/>
   </w:style>
-  <w:style w:type="paragraph" w:styleId="Textouser">
-    <w:name w:val="Texto (user)"/>
+  <w:style w:type="paragraph" w:styleId="Texto">
+    <w:name w:val="Texto"/>
     <w:basedOn w:val="CEAVIPRIMEIROPARAGRAFO"/>
     <w:qFormat/>
     <w:pPr>
